--- a/Documentation.docx
+++ b/Documentation.docx
@@ -47,18 +47,543 @@
         </w:drawing>
       </w:r>
     </w:p>
+    <w:p>
+      <w:pPr>
+        <w:rPr>
+          <w:rFonts w:hint="default"/>
+          <w:b/>
+          <w:bCs/>
+          <w:sz w:val="36"/>
+          <w:szCs w:val="36"/>
+          <w:lang w:val="en-US"/>
+        </w:rPr>
+      </w:pPr>
+    </w:p>
+    <w:p>
+      <w:pPr>
+        <w:rPr>
+          <w:rFonts w:hint="default"/>
+          <w:b/>
+          <w:bCs/>
+          <w:sz w:val="36"/>
+          <w:szCs w:val="36"/>
+          <w:lang w:val="en-US"/>
+        </w:rPr>
+      </w:pPr>
+      <w:r>
+        <w:rPr>
+          <w:rFonts w:hint="default"/>
+          <w:b/>
+          <w:bCs/>
+          <w:sz w:val="36"/>
+          <w:szCs w:val="36"/>
+          <w:lang w:val="en-US"/>
+        </w:rPr>
+        <w:t>=&gt; Non-Recursive Pseudo code :</w:t>
+      </w:r>
+    </w:p>
+    <w:p>
+      <w:pPr>
+        <w:rPr>
+          <w:rFonts w:hint="default"/>
+          <w:b/>
+          <w:bCs/>
+          <w:sz w:val="36"/>
+          <w:szCs w:val="36"/>
+          <w:lang w:val="en-US"/>
+        </w:rPr>
+      </w:pPr>
+    </w:p>
+    <w:p>
+      <w:pPr>
+        <w:rPr>
+          <w:rFonts w:hint="default"/>
+          <w:lang w:val="en-US"/>
+        </w:rPr>
+      </w:pPr>
+    </w:p>
+    <w:p>
+      <w:pPr>
+        <w:ind w:left="2880" w:leftChars="0" w:firstLine="720" w:firstLineChars="0"/>
+        <w:rPr>
+          <w:rFonts w:hint="default"/>
+          <w:b/>
+          <w:bCs/>
+          <w:lang w:val="en-US"/>
+        </w:rPr>
+      </w:pPr>
+      <w:r>
+        <w:rPr>
+          <w:rFonts w:hint="default"/>
+          <w:b/>
+          <w:bCs/>
+          <w:lang w:val="en-US"/>
+        </w:rPr>
+        <w:t>Sort array A</w:t>
+      </w:r>
+    </w:p>
+    <w:p>
+      <w:pPr>
+        <w:ind w:left="2880" w:leftChars="0" w:firstLine="720" w:firstLineChars="0"/>
+        <w:rPr>
+          <w:rFonts w:hint="default"/>
+          <w:b/>
+          <w:bCs/>
+          <w:lang w:val="en-US"/>
+        </w:rPr>
+      </w:pPr>
+    </w:p>
+    <w:p>
+      <w:pPr>
+        <w:ind w:left="2880" w:leftChars="0" w:firstLine="720" w:firstLineChars="0"/>
+        <w:rPr>
+          <w:rFonts w:hint="default"/>
+          <w:b/>
+          <w:bCs/>
+          <w:lang w:val="en-US"/>
+        </w:rPr>
+      </w:pPr>
+      <w:r>
+        <w:rPr>
+          <w:rFonts w:hint="default"/>
+          <w:b/>
+          <w:bCs/>
+          <w:lang w:val="en-US"/>
+        </w:rPr>
+        <w:t>for i from 0 to N-3:</w:t>
+      </w:r>
+    </w:p>
+    <w:p>
+      <w:pPr>
+        <w:ind w:left="2880" w:leftChars="0" w:firstLine="720" w:firstLineChars="0"/>
+        <w:rPr>
+          <w:rFonts w:hint="default"/>
+          <w:b/>
+          <w:bCs/>
+          <w:lang w:val="en-US"/>
+        </w:rPr>
+      </w:pPr>
+      <w:r>
+        <w:rPr>
+          <w:rFonts w:hint="default"/>
+          <w:b/>
+          <w:bCs/>
+          <w:lang w:val="en-US"/>
+        </w:rPr>
+        <w:t xml:space="preserve">    if A[i] + A[i+1] &gt; A[i+2]:</w:t>
+      </w:r>
+    </w:p>
+    <w:p>
+      <w:pPr>
+        <w:ind w:left="2880" w:leftChars="0" w:firstLine="720" w:firstLineChars="0"/>
+        <w:rPr>
+          <w:rFonts w:hint="default"/>
+          <w:b/>
+          <w:bCs/>
+          <w:lang w:val="en-US"/>
+        </w:rPr>
+      </w:pPr>
+      <w:r>
+        <w:rPr>
+          <w:rFonts w:hint="default"/>
+          <w:b/>
+          <w:bCs/>
+          <w:lang w:val="en-US"/>
+        </w:rPr>
+        <w:t xml:space="preserve">        return 1</w:t>
+      </w:r>
+    </w:p>
+    <w:p>
+      <w:pPr>
+        <w:ind w:left="2880" w:leftChars="0" w:firstLine="720" w:firstLineChars="0"/>
+        <w:rPr>
+          <w:rFonts w:hint="default"/>
+          <w:b/>
+          <w:bCs/>
+          <w:lang w:val="en-US"/>
+        </w:rPr>
+      </w:pPr>
+    </w:p>
+    <w:p>
+      <w:pPr>
+        <w:ind w:left="2880" w:leftChars="0" w:firstLine="720" w:firstLineChars="0"/>
+        <w:rPr>
+          <w:rFonts w:hint="default"/>
+          <w:b/>
+          <w:bCs/>
+          <w:lang w:val="en-US"/>
+        </w:rPr>
+      </w:pPr>
+      <w:r>
+        <w:rPr>
+          <w:rFonts w:hint="default"/>
+          <w:b/>
+          <w:bCs/>
+          <w:lang w:val="en-US"/>
+        </w:rPr>
+        <w:t>return 0</w:t>
+      </w:r>
+    </w:p>
+    <w:p>
+      <w:pPr>
+        <w:rPr>
+          <w:rFonts w:hint="default"/>
+          <w:lang w:val="en-US"/>
+        </w:rPr>
+      </w:pPr>
+    </w:p>
+    <w:p>
+      <w:pPr>
+        <w:rPr>
+          <w:rFonts w:hint="default"/>
+          <w:lang w:val="en-US"/>
+        </w:rPr>
+      </w:pPr>
+    </w:p>
+    <w:p/>
+    <w:p>
+      <w:pPr>
+        <w:pBdr>
+          <w:bottom w:val="double" w:color="auto" w:sz="4" w:space="0"/>
+        </w:pBdr>
+      </w:pPr>
+    </w:p>
+    <w:p>
+      <w:pPr>
+        <w:rPr>
+          <w:rFonts w:hint="default"/>
+          <w:lang w:val="en-US"/>
+        </w:rPr>
+      </w:pPr>
+      <w:bookmarkStart w:id="0" w:name="_GoBack"/>
+      <w:bookmarkEnd w:id="0"/>
+    </w:p>
     <w:p/>
     <w:p/>
     <w:p/>
-    <w:p>
-      <w:pPr>
-        <w:rPr>
-          <w:rFonts w:hint="default"/>
-          <w:lang w:val="en-US"/>
-        </w:rPr>
-      </w:pPr>
-      <w:bookmarkStart w:id="0" w:name="_GoBack"/>
-      <w:bookmarkEnd w:id="0"/>
+    <w:p/>
+    <w:p/>
+    <w:p>
+      <w:pPr>
+        <w:rPr>
+          <w:rFonts w:hint="default"/>
+          <w:b/>
+          <w:bCs/>
+          <w:sz w:val="36"/>
+          <w:szCs w:val="36"/>
+          <w:lang w:val="en-US"/>
+        </w:rPr>
+      </w:pPr>
+      <w:r>
+        <w:rPr>
+          <w:rFonts w:hint="default"/>
+          <w:b/>
+          <w:bCs/>
+          <w:sz w:val="36"/>
+          <w:szCs w:val="36"/>
+          <w:lang w:val="en-US"/>
+        </w:rPr>
+        <w:t xml:space="preserve">=&gt; Recursive Pseudo code : </w:t>
+      </w:r>
+    </w:p>
+    <w:p>
+      <w:pPr>
+        <w:rPr>
+          <w:rFonts w:hint="default"/>
+          <w:b/>
+          <w:bCs/>
+          <w:sz w:val="36"/>
+          <w:szCs w:val="36"/>
+          <w:lang w:val="en-US"/>
+        </w:rPr>
+      </w:pPr>
+    </w:p>
+    <w:p>
+      <w:pPr>
+        <w:ind w:left="2880" w:leftChars="0" w:firstLine="720" w:firstLineChars="0"/>
+        <w:rPr>
+          <w:rFonts w:hint="default"/>
+          <w:b/>
+          <w:bCs/>
+          <w:sz w:val="24"/>
+          <w:szCs w:val="24"/>
+          <w:lang w:val="en-US"/>
+        </w:rPr>
+      </w:pPr>
+      <w:r>
+        <w:rPr>
+          <w:rFonts w:hint="default"/>
+          <w:b/>
+          <w:bCs/>
+          <w:sz w:val="24"/>
+          <w:szCs w:val="24"/>
+          <w:lang w:val="en-US"/>
+        </w:rPr>
+        <w:t>function check(A, i):</w:t>
+      </w:r>
+    </w:p>
+    <w:p>
+      <w:pPr>
+        <w:ind w:left="2880" w:leftChars="0" w:firstLine="720" w:firstLineChars="0"/>
+        <w:rPr>
+          <w:rFonts w:hint="default"/>
+          <w:b/>
+          <w:bCs/>
+          <w:sz w:val="24"/>
+          <w:szCs w:val="24"/>
+          <w:lang w:val="en-US"/>
+        </w:rPr>
+      </w:pPr>
+      <w:r>
+        <w:rPr>
+          <w:rFonts w:hint="default"/>
+          <w:b/>
+          <w:bCs/>
+          <w:sz w:val="24"/>
+          <w:szCs w:val="24"/>
+          <w:lang w:val="en-US"/>
+        </w:rPr>
+        <w:t xml:space="preserve">    if i &gt; N-3:</w:t>
+      </w:r>
+    </w:p>
+    <w:p>
+      <w:pPr>
+        <w:ind w:left="2880" w:leftChars="0" w:firstLine="720" w:firstLineChars="0"/>
+        <w:rPr>
+          <w:rFonts w:hint="default"/>
+          <w:b/>
+          <w:bCs/>
+          <w:sz w:val="24"/>
+          <w:szCs w:val="24"/>
+          <w:lang w:val="en-US"/>
+        </w:rPr>
+      </w:pPr>
+      <w:r>
+        <w:rPr>
+          <w:rFonts w:hint="default"/>
+          <w:b/>
+          <w:bCs/>
+          <w:sz w:val="24"/>
+          <w:szCs w:val="24"/>
+          <w:lang w:val="en-US"/>
+        </w:rPr>
+        <w:t xml:space="preserve">        return 0</w:t>
+      </w:r>
+    </w:p>
+    <w:p>
+      <w:pPr>
+        <w:ind w:left="2880" w:leftChars="0" w:firstLine="720" w:firstLineChars="0"/>
+        <w:rPr>
+          <w:rFonts w:hint="default"/>
+          <w:b/>
+          <w:bCs/>
+          <w:sz w:val="24"/>
+          <w:szCs w:val="24"/>
+          <w:lang w:val="en-US"/>
+        </w:rPr>
+      </w:pPr>
+    </w:p>
+    <w:p>
+      <w:pPr>
+        <w:ind w:left="2880" w:leftChars="0" w:firstLine="720" w:firstLineChars="0"/>
+        <w:rPr>
+          <w:rFonts w:hint="default"/>
+          <w:b/>
+          <w:bCs/>
+          <w:sz w:val="24"/>
+          <w:szCs w:val="24"/>
+          <w:lang w:val="en-US"/>
+        </w:rPr>
+      </w:pPr>
+      <w:r>
+        <w:rPr>
+          <w:rFonts w:hint="default"/>
+          <w:b/>
+          <w:bCs/>
+          <w:sz w:val="24"/>
+          <w:szCs w:val="24"/>
+          <w:lang w:val="en-US"/>
+        </w:rPr>
+        <w:t xml:space="preserve">    if A[i] + A[i+1] &gt; A[i+2]:</w:t>
+      </w:r>
+    </w:p>
+    <w:p>
+      <w:pPr>
+        <w:ind w:left="2880" w:leftChars="0" w:firstLine="720" w:firstLineChars="0"/>
+        <w:rPr>
+          <w:rFonts w:hint="default"/>
+          <w:b/>
+          <w:bCs/>
+          <w:sz w:val="24"/>
+          <w:szCs w:val="24"/>
+          <w:lang w:val="en-US"/>
+        </w:rPr>
+      </w:pPr>
+      <w:r>
+        <w:rPr>
+          <w:rFonts w:hint="default"/>
+          <w:b/>
+          <w:bCs/>
+          <w:sz w:val="24"/>
+          <w:szCs w:val="24"/>
+          <w:lang w:val="en-US"/>
+        </w:rPr>
+        <w:t xml:space="preserve">        return 1</w:t>
+      </w:r>
+    </w:p>
+    <w:p>
+      <w:pPr>
+        <w:ind w:left="2880" w:leftChars="0" w:firstLine="720" w:firstLineChars="0"/>
+        <w:rPr>
+          <w:rFonts w:hint="default"/>
+          <w:b/>
+          <w:bCs/>
+          <w:sz w:val="24"/>
+          <w:szCs w:val="24"/>
+          <w:lang w:val="en-US"/>
+        </w:rPr>
+      </w:pPr>
+    </w:p>
+    <w:p>
+      <w:pPr>
+        <w:ind w:left="2880" w:leftChars="0" w:firstLine="720" w:firstLineChars="0"/>
+        <w:rPr>
+          <w:rFonts w:hint="default"/>
+          <w:b/>
+          <w:bCs/>
+          <w:sz w:val="24"/>
+          <w:szCs w:val="24"/>
+          <w:lang w:val="en-US"/>
+        </w:rPr>
+      </w:pPr>
+      <w:r>
+        <w:rPr>
+          <w:rFonts w:hint="default"/>
+          <w:b/>
+          <w:bCs/>
+          <w:sz w:val="24"/>
+          <w:szCs w:val="24"/>
+          <w:lang w:val="en-US"/>
+        </w:rPr>
+        <w:t xml:space="preserve">    return check(A, i+1)</w:t>
+      </w:r>
+    </w:p>
+    <w:p>
+      <w:pPr>
+        <w:pBdr>
+          <w:bottom w:val="double" w:color="auto" w:sz="4" w:space="0"/>
+        </w:pBdr>
+        <w:rPr>
+          <w:rFonts w:hint="default"/>
+          <w:b/>
+          <w:bCs/>
+          <w:sz w:val="36"/>
+          <w:szCs w:val="36"/>
+          <w:lang w:val="en-US"/>
+        </w:rPr>
+      </w:pPr>
+    </w:p>
+    <w:p>
+      <w:pPr>
+        <w:rPr>
+          <w:rFonts w:hint="default"/>
+          <w:b/>
+          <w:bCs/>
+          <w:sz w:val="36"/>
+          <w:szCs w:val="36"/>
+          <w:lang w:val="en-US"/>
+        </w:rPr>
+      </w:pPr>
+    </w:p>
+    <w:p>
+      <w:pPr>
+        <w:rPr>
+          <w:rFonts w:hint="default"/>
+          <w:b/>
+          <w:bCs/>
+          <w:sz w:val="36"/>
+          <w:szCs w:val="36"/>
+          <w:lang w:val="en-US"/>
+        </w:rPr>
+      </w:pPr>
+      <w:r>
+        <w:rPr>
+          <w:rFonts w:hint="default"/>
+          <w:b/>
+          <w:bCs/>
+          <w:sz w:val="36"/>
+          <w:szCs w:val="36"/>
+          <w:lang w:val="en-US"/>
+        </w:rPr>
+        <w:t xml:space="preserve">=&gt; Comparison&amp;Coplexity_Table : </w:t>
+      </w:r>
+    </w:p>
+    <w:p>
+      <w:pPr>
+        <w:rPr>
+          <w:rFonts w:hint="default"/>
+          <w:b/>
+          <w:bCs/>
+          <w:sz w:val="36"/>
+          <w:szCs w:val="36"/>
+          <w:lang w:val="en-US"/>
+        </w:rPr>
+      </w:pPr>
+      <w:r>
+        <w:drawing>
+          <wp:inline distT="0" distB="0" distL="114300" distR="114300">
+            <wp:extent cx="5269230" cy="3546475"/>
+            <wp:effectExtent l="0" t="0" r="3810" b="4445"/>
+            <wp:docPr id="1" name="Picture 1"/>
+            <wp:cNvGraphicFramePr>
+              <a:graphicFrameLocks xmlns:a="http://schemas.openxmlformats.org/drawingml/2006/main" noChangeAspect="1"/>
+            </wp:cNvGraphicFramePr>
+            <a:graphic xmlns:a="http://schemas.openxmlformats.org/drawingml/2006/main">
+              <a:graphicData uri="http://schemas.openxmlformats.org/drawingml/2006/picture">
+                <pic:pic xmlns:pic="http://schemas.openxmlformats.org/drawingml/2006/picture">
+                  <pic:nvPicPr>
+                    <pic:cNvPr id="1" name="Picture 1"/>
+                    <pic:cNvPicPr>
+                      <a:picLocks noChangeAspect="1"/>
+                    </pic:cNvPicPr>
+                  </pic:nvPicPr>
+                  <pic:blipFill>
+                    <a:blip r:embed="rId5"/>
+                    <a:stretch>
+                      <a:fillRect/>
+                    </a:stretch>
+                  </pic:blipFill>
+                  <pic:spPr>
+                    <a:xfrm>
+                      <a:off x="0" y="0"/>
+                      <a:ext cx="5269230" cy="3546475"/>
+                    </a:xfrm>
+                    <a:prstGeom prst="rect">
+                      <a:avLst/>
+                    </a:prstGeom>
+                    <a:noFill/>
+                    <a:ln>
+                      <a:noFill/>
+                    </a:ln>
+                  </pic:spPr>
+                </pic:pic>
+              </a:graphicData>
+            </a:graphic>
+          </wp:inline>
+        </w:drawing>
+      </w:r>
+    </w:p>
+    <w:p>
+      <w:pPr>
+        <w:rPr>
+          <w:rFonts w:hint="default"/>
+          <w:b/>
+          <w:bCs/>
+          <w:sz w:val="36"/>
+          <w:szCs w:val="36"/>
+          <w:lang w:val="en-US"/>
+        </w:rPr>
+      </w:pPr>
     </w:p>
     <w:sectPr>
       <w:pgSz w:w="11906" w:h="16838"/>

--- a/Documentation.docx
+++ b/Documentation.docx
@@ -2,6 +2,11 @@
 <file path=word/document.xml><?xml version="1.0" encoding="utf-8"?>
 <w:document xmlns:wpc="http://schemas.microsoft.com/office/word/2010/wordprocessingCanvas" xmlns:mc="http://schemas.openxmlformats.org/markup-compatibility/2006" xmlns:o="urn:schemas-microsoft-com:office:office" xmlns:r="http://schemas.openxmlformats.org/officeDocument/2006/relationships" xmlns:m="http://schemas.openxmlformats.org/officeDocument/2006/math" xmlns:v="urn:schemas-microsoft-com:vml" xmlns:wp14="http://schemas.microsoft.com/office/word/2010/wordprocessingDrawing" xmlns:wp="http://schemas.openxmlformats.org/drawingml/2006/wordprocessingDrawing" xmlns:w="http://schemas.openxmlformats.org/wordprocessingml/2006/main" xmlns:w14="http://schemas.microsoft.com/office/word/2010/wordml" xmlns:w10="urn:schemas-microsoft-com:office:word" xmlns:w15="http://schemas.microsoft.com/office/word/2012/wordml" xmlns:wpg="http://schemas.microsoft.com/office/word/2010/wordprocessingGroup" xmlns:wpi="http://schemas.microsoft.com/office/word/2010/wordprocessingInk" xmlns:wne="http://schemas.microsoft.com/office/word/2006/wordml" xmlns:wps="http://schemas.microsoft.com/office/word/2010/wordprocessingShape" xmlns:wpsCustomData="http://www.wps.cn/officeDocument/2013/wpsCustomData" mc:Ignorable="w14 w15 wp14">
   <w:body>
+    <w:p/>
+    <w:p>
+      <w:bookmarkStart w:id="0" w:name="_GoBack"/>
+      <w:bookmarkEnd w:id="0"/>
+    </w:p>
     <w:p>
       <w:r>
         <w:drawing>
@@ -255,8 +260,6 @@
           <w:lang w:val="en-US"/>
         </w:rPr>
       </w:pPr>
-      <w:bookmarkStart w:id="0" w:name="_GoBack"/>
-      <w:bookmarkEnd w:id="0"/>
     </w:p>
     <w:p/>
     <w:p/>
@@ -532,8 +535,8 @@
       <w:r>
         <w:drawing>
           <wp:inline distT="0" distB="0" distL="114300" distR="114300">
-            <wp:extent cx="5269230" cy="3546475"/>
-            <wp:effectExtent l="0" t="0" r="3810" b="4445"/>
+            <wp:extent cx="6130925" cy="2260600"/>
+            <wp:effectExtent l="0" t="0" r="10795" b="10160"/>
             <wp:docPr id="1" name="Picture 1"/>
             <wp:cNvGraphicFramePr>
               <a:graphicFrameLocks xmlns:a="http://schemas.openxmlformats.org/drawingml/2006/main" noChangeAspect="1"/>
@@ -556,7 +559,7 @@
                   <pic:spPr>
                     <a:xfrm>
                       <a:off x="0" y="0"/>
-                      <a:ext cx="5269230" cy="3546475"/>
+                      <a:ext cx="6130925" cy="2260600"/>
                     </a:xfrm>
                     <a:prstGeom prst="rect">
                       <a:avLst/>

--- a/Documentation.docx
+++ b/Documentation.docx
@@ -4,15 +4,244 @@
   <w:body>
     <w:p/>
     <w:p>
-      <w:bookmarkStart w:id="0" w:name="_GoBack"/>
-      <w:bookmarkEnd w:id="0"/>
+      <w:pPr>
+        <w:spacing w:after="720"/>
+      </w:pPr>
+    </w:p>
+    <w:p>
+      <w:pPr>
+        <w:jc w:val="center"/>
+      </w:pPr>
+      <w:r>
+        <w:rPr>
+          <w:b/>
+          <w:bCs/>
+          <w:color w:val="1B3A6B"/>
+          <w:sz w:val="44"/>
+          <w:szCs w:val="44"/>
+        </w:rPr>
+        <w:t>Capital University</w:t>
+      </w:r>
+    </w:p>
+    <w:p>
+      <w:pPr>
+        <w:spacing w:before="60" w:after="60"/>
+        <w:jc w:val="center"/>
+      </w:pPr>
+      <w:r>
+        <w:rPr>
+          <w:color w:val="2E5FA3"/>
+          <w:sz w:val="24"/>
+          <w:szCs w:val="24"/>
+        </w:rPr>
+        <w:t>Faculty of Computing &amp; Artificial Intelligence</w:t>
+      </w:r>
+    </w:p>
+    <w:p>
+      <w:pPr>
+        <w:spacing w:after="600"/>
+        <w:jc w:val="center"/>
+      </w:pPr>
+      <w:r>
+        <w:rPr>
+          <w:i/>
+          <w:iCs/>
+          <w:color w:val="666666"/>
+        </w:rPr>
+        <w:t>CS</w:t>
+      </w:r>
+      <w:r>
+        <w:rPr>
+          <w:rFonts w:hint="cs" w:cstheme="minorBidi"/>
+          <w:i/>
+          <w:iCs/>
+          <w:color w:val="666666"/>
+          <w:rtl/>
+          <w:lang w:val="en-US" w:bidi="ar-EG"/>
+        </w:rPr>
+        <w:t>316</w:t>
+      </w:r>
+      <w:r>
+        <w:rPr>
+          <w:i/>
+          <w:iCs/>
+          <w:color w:val="666666"/>
+        </w:rPr>
+        <w:t xml:space="preserve"> — </w:t>
+      </w:r>
+      <w:r>
+        <w:rPr>
+          <w:rFonts w:hint="default"/>
+          <w:i/>
+          <w:iCs/>
+          <w:color w:val="666666"/>
+          <w:lang w:val="en-US"/>
+        </w:rPr>
+        <w:t>Algorithms</w:t>
+      </w:r>
+      <w:r>
+        <w:rPr>
+          <w:i/>
+          <w:iCs/>
+          <w:color w:val="666666"/>
+        </w:rPr>
+        <w:t xml:space="preserve">  |  Spring 2025–2026</w:t>
+      </w:r>
+    </w:p>
+    <w:tbl>
+      <w:tblPr>
+        <w:tblStyle w:val="3"/>
+        <w:tblW w:w="9682" w:type="dxa"/>
+        <w:tblInd w:w="0" w:type="dxa"/>
+        <w:tblBorders>
+          <w:top w:val="single" w:color="auto" w:sz="4" w:space="0"/>
+          <w:left w:val="single" w:color="auto" w:sz="4" w:space="0"/>
+          <w:bottom w:val="single" w:color="auto" w:sz="4" w:space="0"/>
+          <w:right w:val="single" w:color="auto" w:sz="4" w:space="0"/>
+          <w:insideH w:val="single" w:color="auto" w:sz="4" w:space="0"/>
+          <w:insideV w:val="single" w:color="auto" w:sz="4" w:space="0"/>
+        </w:tblBorders>
+        <w:tblLayout w:type="autofit"/>
+        <w:tblCellMar>
+          <w:top w:w="0" w:type="dxa"/>
+          <w:left w:w="10" w:type="dxa"/>
+          <w:bottom w:w="0" w:type="dxa"/>
+          <w:right w:w="10" w:type="dxa"/>
+        </w:tblCellMar>
+      </w:tblPr>
+      <w:tblGrid>
+        <w:gridCol w:w="9682"/>
+      </w:tblGrid>
+      <w:tr>
+        <w:tblPrEx>
+          <w:tblBorders>
+            <w:top w:val="single" w:color="auto" w:sz="4" w:space="0"/>
+            <w:left w:val="single" w:color="auto" w:sz="4" w:space="0"/>
+            <w:bottom w:val="single" w:color="auto" w:sz="4" w:space="0"/>
+            <w:right w:val="single" w:color="auto" w:sz="4" w:space="0"/>
+            <w:insideH w:val="single" w:color="auto" w:sz="4" w:space="0"/>
+            <w:insideV w:val="single" w:color="auto" w:sz="4" w:space="0"/>
+          </w:tblBorders>
+          <w:tblCellMar>
+            <w:top w:w="0" w:type="dxa"/>
+            <w:left w:w="10" w:type="dxa"/>
+            <w:bottom w:w="0" w:type="dxa"/>
+            <w:right w:w="10" w:type="dxa"/>
+          </w:tblCellMar>
+        </w:tblPrEx>
+        <w:tc>
+          <w:tcPr>
+            <w:tcW w:w="9682" w:type="dxa"/>
+            <w:tcBorders>
+              <w:top w:val="single" w:color="E8834A" w:sz="0" w:space="0"/>
+              <w:left w:val="single" w:color="E8834A" w:sz="24" w:space="0"/>
+              <w:bottom w:val="single" w:color="E8834A" w:sz="0" w:space="0"/>
+              <w:right w:val="single" w:color="E8834A" w:sz="24" w:space="0"/>
+            </w:tcBorders>
+            <w:shd w:val="clear" w:color="auto" w:fill="1B3A6B"/>
+            <w:tcMar>
+              <w:top w:w="360" w:type="dxa"/>
+              <w:left w:w="480" w:type="dxa"/>
+              <w:bottom w:w="360" w:type="dxa"/>
+              <w:right w:w="480" w:type="dxa"/>
+            </w:tcMar>
+          </w:tcPr>
+          <w:p>
+            <w:pPr>
+              <w:keepNext w:val="0"/>
+              <w:keepLines w:val="0"/>
+              <w:widowControl/>
+              <w:suppressLineNumbers w:val="0"/>
+              <w:jc w:val="center"/>
+              <w:rPr>
+                <w:rFonts w:hint="default" w:ascii="Arial Black" w:hAnsi="Arial Black" w:eastAsia="CIDFont" w:cs="Arial Black"/>
+                <w:b/>
+                <w:bCs/>
+                <w:color w:val="FFFFFF" w:themeColor="background1"/>
+                <w:kern w:val="0"/>
+                <w:sz w:val="32"/>
+                <w:szCs w:val="32"/>
+                <w:lang w:val="en-US" w:eastAsia="zh-CN" w:bidi="ar"/>
+                <w14:textFill>
+                  <w14:solidFill>
+                    <w14:schemeClr w14:val="bg1"/>
+                  </w14:solidFill>
+                </w14:textFill>
+              </w:rPr>
+            </w:pPr>
+            <w:r>
+              <w:rPr>
+                <w:rFonts w:hint="default" w:ascii="Arial Black" w:hAnsi="Arial Black" w:eastAsia="CIDFont" w:cs="Arial Black"/>
+                <w:b/>
+                <w:bCs/>
+                <w:color w:val="FFFFFF" w:themeColor="background1"/>
+                <w:kern w:val="0"/>
+                <w:sz w:val="32"/>
+                <w:szCs w:val="32"/>
+                <w:lang w:val="en-US" w:eastAsia="zh-CN" w:bidi="ar"/>
+                <w14:textFill>
+                  <w14:solidFill>
+                    <w14:schemeClr w14:val="bg1"/>
+                  </w14:solidFill>
+                </w14:textFill>
+              </w:rPr>
+              <w:t>2- Triangle</w:t>
+            </w:r>
+          </w:p>
+          <w:p>
+            <w:pPr>
+              <w:keepNext w:val="0"/>
+              <w:keepLines w:val="0"/>
+              <w:widowControl/>
+              <w:suppressLineNumbers w:val="0"/>
+              <w:jc w:val="center"/>
+            </w:pPr>
+            <w:r>
+              <w:rPr>
+                <w:rFonts w:hint="default" w:ascii="Arial Black" w:hAnsi="Arial Black" w:eastAsia="CIDFont" w:cs="Arial Black"/>
+                <w:b/>
+                <w:bCs/>
+                <w:color w:val="FFFFFF" w:themeColor="background1"/>
+                <w:kern w:val="0"/>
+                <w:sz w:val="32"/>
+                <w:szCs w:val="32"/>
+                <w:lang w:val="en-US" w:eastAsia="zh-CN" w:bidi="ar"/>
+                <w14:textFill>
+                  <w14:solidFill>
+                    <w14:schemeClr w14:val="bg1"/>
+                  </w14:solidFill>
+                </w14:textFill>
+              </w:rPr>
+              <w:t>Project Requirements</w:t>
+            </w:r>
+          </w:p>
+          <w:p>
+            <w:pPr>
+              <w:jc w:val="both"/>
+            </w:pPr>
+          </w:p>
+        </w:tc>
+      </w:tr>
+    </w:tbl>
+    <w:p>
+      <w:pPr>
+        <w:spacing w:after="600"/>
+      </w:pPr>
+    </w:p>
+    <w:p>
+      <w:pPr>
+        <w:rPr>
+          <w:rFonts w:hint="cs" w:cstheme="minorBidi"/>
+          <w:lang w:bidi="ar-EG"/>
+        </w:rPr>
+      </w:pPr>
     </w:p>
     <w:p>
       <w:r>
         <w:drawing>
           <wp:inline distT="0" distB="0" distL="114300" distR="114300">
-            <wp:extent cx="6118225" cy="5064125"/>
-            <wp:effectExtent l="0" t="0" r="8255" b="10795"/>
+            <wp:extent cx="6004560" cy="4970145"/>
+            <wp:effectExtent l="0" t="0" r="0" b="13335"/>
             <wp:docPr id="3" name="Picture 3"/>
             <wp:cNvGraphicFramePr>
               <a:graphicFrameLocks xmlns:a="http://schemas.openxmlformats.org/drawingml/2006/main" noChangeAspect="1"/>
@@ -35,7 +264,7 @@
                   <pic:spPr>
                     <a:xfrm>
                       <a:off x="0" y="0"/>
-                      <a:ext cx="6118225" cy="5064125"/>
+                      <a:ext cx="6004560" cy="4970145"/>
                     </a:xfrm>
                     <a:prstGeom prst="rect">
                       <a:avLst/>
@@ -245,6 +474,379 @@
         </w:rPr>
       </w:pPr>
     </w:p>
+    <w:p>
+      <w:pPr>
+        <w:rPr>
+          <w:rFonts w:hint="default"/>
+          <w:lang w:val="en-US"/>
+        </w:rPr>
+      </w:pPr>
+    </w:p>
+    <w:p>
+      <w:pPr>
+        <w:rPr>
+          <w:rFonts w:hint="default"/>
+          <w:lang w:val="en-US"/>
+        </w:rPr>
+      </w:pPr>
+      <w:r>
+        <w:rPr>
+          <w:rFonts w:hint="default"/>
+          <w:b/>
+          <w:bCs/>
+          <w:sz w:val="36"/>
+          <w:szCs w:val="36"/>
+          <w:lang w:val="en-US"/>
+        </w:rPr>
+        <w:t>=&gt; Non-Recursive Implementation:</w:t>
+      </w:r>
+    </w:p>
+    <w:p>
+      <w:pPr>
+        <w:rPr>
+          <w:rFonts w:hint="default"/>
+          <w:lang w:val="en-US"/>
+        </w:rPr>
+      </w:pPr>
+    </w:p>
+    <w:p>
+      <w:pPr>
+        <w:rPr>
+          <w:rFonts w:hint="default"/>
+          <w:lang w:val="en-US"/>
+        </w:rPr>
+      </w:pPr>
+      <w:r>
+        <w:drawing>
+          <wp:inline distT="0" distB="0" distL="114300" distR="114300">
+            <wp:extent cx="5271135" cy="3888740"/>
+            <wp:effectExtent l="0" t="0" r="1905" b="12700"/>
+            <wp:docPr id="2" name="Picture 2"/>
+            <wp:cNvGraphicFramePr>
+              <a:graphicFrameLocks xmlns:a="http://schemas.openxmlformats.org/drawingml/2006/main" noChangeAspect="1"/>
+            </wp:cNvGraphicFramePr>
+            <a:graphic xmlns:a="http://schemas.openxmlformats.org/drawingml/2006/main">
+              <a:graphicData uri="http://schemas.openxmlformats.org/drawingml/2006/picture">
+                <pic:pic xmlns:pic="http://schemas.openxmlformats.org/drawingml/2006/picture">
+                  <pic:nvPicPr>
+                    <pic:cNvPr id="2" name="Picture 2"/>
+                    <pic:cNvPicPr>
+                      <a:picLocks noChangeAspect="1"/>
+                    </pic:cNvPicPr>
+                  </pic:nvPicPr>
+                  <pic:blipFill>
+                    <a:blip r:embed="rId5"/>
+                    <a:stretch>
+                      <a:fillRect/>
+                    </a:stretch>
+                  </pic:blipFill>
+                  <pic:spPr>
+                    <a:xfrm>
+                      <a:off x="0" y="0"/>
+                      <a:ext cx="5271135" cy="3888740"/>
+                    </a:xfrm>
+                    <a:prstGeom prst="rect">
+                      <a:avLst/>
+                    </a:prstGeom>
+                    <a:noFill/>
+                    <a:ln>
+                      <a:noFill/>
+                    </a:ln>
+                  </pic:spPr>
+                </pic:pic>
+              </a:graphicData>
+            </a:graphic>
+          </wp:inline>
+        </w:drawing>
+      </w:r>
+    </w:p>
+    <w:p>
+      <w:pPr>
+        <w:rPr>
+          <w:rFonts w:hint="default"/>
+          <w:lang w:val="en-US"/>
+        </w:rPr>
+      </w:pPr>
+    </w:p>
+    <w:p>
+      <w:pPr>
+        <w:rPr>
+          <w:rFonts w:hint="default"/>
+          <w:lang w:val="en-US"/>
+        </w:rPr>
+      </w:pPr>
+    </w:p>
+    <w:p>
+      <w:pPr>
+        <w:rPr>
+          <w:rFonts w:hint="default"/>
+          <w:lang w:val="en-US"/>
+        </w:rPr>
+      </w:pPr>
+    </w:p>
+    <w:p>
+      <w:pPr>
+        <w:rPr>
+          <w:rFonts w:hint="default"/>
+          <w:lang w:val="en-US"/>
+        </w:rPr>
+      </w:pPr>
+    </w:p>
+    <w:p>
+      <w:pPr>
+        <w:rPr>
+          <w:rFonts w:hint="default"/>
+          <w:lang w:val="en-US"/>
+        </w:rPr>
+      </w:pPr>
+    </w:p>
+    <w:p>
+      <w:pPr>
+        <w:rPr>
+          <w:rFonts w:hint="default"/>
+          <w:lang w:val="en-US"/>
+        </w:rPr>
+      </w:pPr>
+    </w:p>
+    <w:p>
+      <w:pPr>
+        <w:rPr>
+          <w:rFonts w:hint="default"/>
+          <w:lang w:val="en-US"/>
+        </w:rPr>
+      </w:pPr>
+    </w:p>
+    <w:p>
+      <w:pPr>
+        <w:rPr>
+          <w:rFonts w:hint="default"/>
+          <w:lang w:val="en-US"/>
+        </w:rPr>
+      </w:pPr>
+    </w:p>
+    <w:p>
+      <w:pPr>
+        <w:rPr>
+          <w:rFonts w:hint="default"/>
+          <w:lang w:val="en-US"/>
+        </w:rPr>
+      </w:pPr>
+    </w:p>
+    <w:p>
+      <w:pPr>
+        <w:rPr>
+          <w:rFonts w:hint="default"/>
+          <w:lang w:val="en-US"/>
+        </w:rPr>
+      </w:pPr>
+    </w:p>
+    <w:p>
+      <w:pPr>
+        <w:rPr>
+          <w:rFonts w:hint="default"/>
+          <w:lang w:val="en-US"/>
+        </w:rPr>
+      </w:pPr>
+    </w:p>
+    <w:p>
+      <w:pPr>
+        <w:rPr>
+          <w:rFonts w:hint="default"/>
+          <w:lang w:val="en-US"/>
+        </w:rPr>
+      </w:pPr>
+    </w:p>
+    <w:p>
+      <w:pPr>
+        <w:keepNext w:val="0"/>
+        <w:keepLines w:val="0"/>
+        <w:widowControl/>
+        <w:suppressLineNumbers w:val="0"/>
+        <w:jc w:val="left"/>
+        <w:rPr>
+          <w:rFonts w:hint="default" w:asciiTheme="minorHAnsi" w:hAnsiTheme="minorHAnsi" w:eastAsiaTheme="minorEastAsia" w:cstheme="minorBidi"/>
+          <w:b/>
+          <w:bCs/>
+          <w:sz w:val="36"/>
+          <w:szCs w:val="36"/>
+          <w:lang w:val="en-US" w:eastAsia="zh-CN" w:bidi="ar-SA"/>
+        </w:rPr>
+      </w:pPr>
+      <w:r>
+        <w:rPr>
+          <w:rFonts w:hint="default"/>
+          <w:b/>
+          <w:bCs/>
+          <w:sz w:val="36"/>
+          <w:szCs w:val="36"/>
+          <w:lang w:val="en-US"/>
+        </w:rPr>
+        <w:t xml:space="preserve">=&gt; Non-Recursive </w:t>
+      </w:r>
+      <w:r>
+        <w:rPr>
+          <w:rFonts w:hint="default" w:asciiTheme="minorHAnsi" w:hAnsiTheme="minorHAnsi" w:eastAsiaTheme="minorEastAsia" w:cstheme="minorBidi"/>
+          <w:b/>
+          <w:bCs/>
+          <w:sz w:val="36"/>
+          <w:szCs w:val="36"/>
+          <w:lang w:val="en-US" w:eastAsia="zh-CN" w:bidi="ar-SA"/>
+        </w:rPr>
+        <w:t>Analysis &amp; complexity (steps):</w:t>
+      </w:r>
+    </w:p>
+    <w:p>
+      <w:pPr>
+        <w:rPr>
+          <w:rFonts w:hint="default"/>
+          <w:lang w:val="en-US"/>
+        </w:rPr>
+      </w:pPr>
+    </w:p>
+    <w:p>
+      <w:pPr>
+        <w:rPr>
+          <w:rFonts w:hint="default"/>
+          <w:lang w:val="en-US"/>
+        </w:rPr>
+      </w:pPr>
+    </w:p>
+    <w:p>
+      <w:pPr>
+        <w:rPr>
+          <w:rFonts w:hint="default"/>
+          <w:lang w:val="en-US"/>
+        </w:rPr>
+      </w:pPr>
+    </w:p>
+    <w:p>
+      <w:pPr>
+        <w:rPr>
+          <w:rFonts w:hint="default"/>
+          <w:lang w:val="en-US"/>
+        </w:rPr>
+      </w:pPr>
+    </w:p>
+    <w:p>
+      <w:pPr>
+        <w:rPr>
+          <w:rFonts w:hint="default"/>
+          <w:lang w:val="en-US"/>
+        </w:rPr>
+      </w:pPr>
+    </w:p>
+    <w:p>
+      <w:pPr>
+        <w:rPr>
+          <w:rFonts w:hint="default"/>
+          <w:lang w:val="en-US"/>
+        </w:rPr>
+      </w:pPr>
+    </w:p>
+    <w:p>
+      <w:pPr>
+        <w:rPr>
+          <w:rFonts w:hint="default"/>
+          <w:lang w:val="en-US"/>
+        </w:rPr>
+      </w:pPr>
+    </w:p>
+    <w:p>
+      <w:pPr>
+        <w:rPr>
+          <w:rFonts w:hint="default"/>
+          <w:lang w:val="en-US"/>
+        </w:rPr>
+      </w:pPr>
+    </w:p>
+    <w:p>
+      <w:pPr>
+        <w:rPr>
+          <w:rFonts w:hint="default"/>
+          <w:lang w:val="en-US"/>
+        </w:rPr>
+      </w:pPr>
+    </w:p>
+    <w:p>
+      <w:pPr>
+        <w:rPr>
+          <w:rFonts w:hint="default"/>
+          <w:lang w:val="en-US"/>
+        </w:rPr>
+      </w:pPr>
+    </w:p>
+    <w:p>
+      <w:pPr>
+        <w:rPr>
+          <w:rFonts w:hint="default"/>
+          <w:lang w:val="en-US"/>
+        </w:rPr>
+      </w:pPr>
+    </w:p>
+    <w:p>
+      <w:pPr>
+        <w:rPr>
+          <w:rFonts w:hint="default"/>
+          <w:lang w:val="en-US"/>
+        </w:rPr>
+      </w:pPr>
+    </w:p>
+    <w:p>
+      <w:pPr>
+        <w:rPr>
+          <w:rFonts w:hint="default"/>
+          <w:lang w:val="en-US"/>
+        </w:rPr>
+      </w:pPr>
+    </w:p>
+    <w:p>
+      <w:pPr>
+        <w:rPr>
+          <w:rFonts w:hint="default"/>
+          <w:lang w:val="en-US"/>
+        </w:rPr>
+      </w:pPr>
+    </w:p>
+    <w:p>
+      <w:pPr>
+        <w:rPr>
+          <w:rFonts w:hint="default"/>
+          <w:lang w:val="en-US"/>
+        </w:rPr>
+      </w:pPr>
+    </w:p>
+    <w:p>
+      <w:pPr>
+        <w:rPr>
+          <w:rFonts w:hint="default"/>
+          <w:lang w:val="en-US"/>
+        </w:rPr>
+      </w:pPr>
+    </w:p>
+    <w:p>
+      <w:pPr>
+        <w:rPr>
+          <w:rFonts w:hint="default"/>
+          <w:lang w:val="en-US"/>
+        </w:rPr>
+      </w:pPr>
+    </w:p>
+    <w:p>
+      <w:pPr>
+        <w:rPr>
+          <w:rFonts w:hint="default"/>
+          <w:lang w:val="en-US"/>
+        </w:rPr>
+      </w:pPr>
+    </w:p>
+    <w:p>
+      <w:pPr>
+        <w:rPr>
+          <w:rFonts w:hint="default"/>
+          <w:lang w:val="en-US"/>
+        </w:rPr>
+      </w:pPr>
+    </w:p>
     <w:p/>
     <w:p>
       <w:pPr>
@@ -255,17 +857,271 @@
     </w:p>
     <w:p>
       <w:pPr>
-        <w:rPr>
-          <w:rFonts w:hint="default"/>
-          <w:lang w:val="en-US"/>
-        </w:rPr>
-      </w:pPr>
-    </w:p>
-    <w:p/>
-    <w:p/>
-    <w:p/>
-    <w:p/>
-    <w:p/>
+        <w:pBdr>
+          <w:bottom w:val="double" w:color="auto" w:sz="4" w:space="0"/>
+        </w:pBdr>
+      </w:pPr>
+    </w:p>
+    <w:p>
+      <w:pPr>
+        <w:pBdr>
+          <w:bottom w:val="double" w:color="auto" w:sz="4" w:space="0"/>
+        </w:pBdr>
+      </w:pPr>
+    </w:p>
+    <w:p>
+      <w:pPr>
+        <w:pBdr>
+          <w:bottom w:val="double" w:color="auto" w:sz="4" w:space="0"/>
+        </w:pBdr>
+      </w:pPr>
+    </w:p>
+    <w:p>
+      <w:pPr>
+        <w:pBdr>
+          <w:bottom w:val="double" w:color="auto" w:sz="4" w:space="0"/>
+        </w:pBdr>
+      </w:pPr>
+    </w:p>
+    <w:p>
+      <w:pPr>
+        <w:pBdr>
+          <w:bottom w:val="double" w:color="auto" w:sz="4" w:space="0"/>
+        </w:pBdr>
+      </w:pPr>
+    </w:p>
+    <w:p>
+      <w:pPr>
+        <w:pBdr>
+          <w:bottom w:val="double" w:color="auto" w:sz="4" w:space="0"/>
+        </w:pBdr>
+      </w:pPr>
+    </w:p>
+    <w:p>
+      <w:pPr>
+        <w:pBdr>
+          <w:bottom w:val="double" w:color="auto" w:sz="4" w:space="0"/>
+        </w:pBdr>
+      </w:pPr>
+    </w:p>
+    <w:p>
+      <w:pPr>
+        <w:pBdr>
+          <w:bottom w:val="double" w:color="auto" w:sz="4" w:space="0"/>
+        </w:pBdr>
+      </w:pPr>
+    </w:p>
+    <w:p>
+      <w:pPr>
+        <w:pBdr>
+          <w:bottom w:val="double" w:color="auto" w:sz="4" w:space="0"/>
+        </w:pBdr>
+      </w:pPr>
+    </w:p>
+    <w:p>
+      <w:pPr>
+        <w:pBdr>
+          <w:bottom w:val="double" w:color="auto" w:sz="4" w:space="0"/>
+        </w:pBdr>
+      </w:pPr>
+    </w:p>
+    <w:p>
+      <w:pPr>
+        <w:pBdr>
+          <w:bottom w:val="double" w:color="auto" w:sz="4" w:space="0"/>
+        </w:pBdr>
+      </w:pPr>
+    </w:p>
+    <w:p>
+      <w:pPr>
+        <w:pBdr>
+          <w:bottom w:val="double" w:color="auto" w:sz="4" w:space="0"/>
+        </w:pBdr>
+      </w:pPr>
+    </w:p>
+    <w:p>
+      <w:pPr>
+        <w:pBdr>
+          <w:bottom w:val="double" w:color="auto" w:sz="4" w:space="0"/>
+        </w:pBdr>
+      </w:pPr>
+    </w:p>
+    <w:p>
+      <w:pPr>
+        <w:pBdr>
+          <w:bottom w:val="double" w:color="auto" w:sz="4" w:space="0"/>
+        </w:pBdr>
+      </w:pPr>
+    </w:p>
+    <w:p>
+      <w:pPr>
+        <w:pBdr>
+          <w:bottom w:val="double" w:color="auto" w:sz="4" w:space="0"/>
+        </w:pBdr>
+      </w:pPr>
+    </w:p>
+    <w:p>
+      <w:pPr>
+        <w:pBdr>
+          <w:bottom w:val="double" w:color="auto" w:sz="4" w:space="0"/>
+        </w:pBdr>
+      </w:pPr>
+    </w:p>
+    <w:p>
+      <w:pPr>
+        <w:pBdr>
+          <w:bottom w:val="double" w:color="auto" w:sz="4" w:space="0"/>
+        </w:pBdr>
+      </w:pPr>
+    </w:p>
+    <w:p>
+      <w:pPr>
+        <w:pBdr>
+          <w:bottom w:val="double" w:color="auto" w:sz="4" w:space="0"/>
+        </w:pBdr>
+      </w:pPr>
+    </w:p>
+    <w:p>
+      <w:pPr>
+        <w:pBdr>
+          <w:bottom w:val="double" w:color="auto" w:sz="4" w:space="0"/>
+        </w:pBdr>
+      </w:pPr>
+    </w:p>
+    <w:p>
+      <w:pPr>
+        <w:pBdr>
+          <w:bottom w:val="double" w:color="auto" w:sz="4" w:space="0"/>
+        </w:pBdr>
+      </w:pPr>
+    </w:p>
+    <w:p>
+      <w:pPr>
+        <w:pBdr>
+          <w:bottom w:val="double" w:color="auto" w:sz="4" w:space="0"/>
+        </w:pBdr>
+      </w:pPr>
+    </w:p>
+    <w:p>
+      <w:pPr>
+        <w:pBdr>
+          <w:bottom w:val="double" w:color="auto" w:sz="4" w:space="0"/>
+        </w:pBdr>
+      </w:pPr>
+    </w:p>
+    <w:p>
+      <w:pPr>
+        <w:pBdr>
+          <w:bottom w:val="double" w:color="auto" w:sz="4" w:space="0"/>
+        </w:pBdr>
+      </w:pPr>
+    </w:p>
+    <w:p>
+      <w:pPr>
+        <w:pBdr>
+          <w:bottom w:val="double" w:color="auto" w:sz="4" w:space="0"/>
+        </w:pBdr>
+      </w:pPr>
+    </w:p>
+    <w:p>
+      <w:pPr>
+        <w:pBdr>
+          <w:bottom w:val="double" w:color="auto" w:sz="4" w:space="0"/>
+        </w:pBdr>
+      </w:pPr>
+    </w:p>
+    <w:p>
+      <w:pPr>
+        <w:pBdr>
+          <w:bottom w:val="double" w:color="auto" w:sz="4" w:space="0"/>
+        </w:pBdr>
+      </w:pPr>
+    </w:p>
+    <w:p>
+      <w:pPr>
+        <w:pBdr>
+          <w:bottom w:val="double" w:color="auto" w:sz="4" w:space="0"/>
+        </w:pBdr>
+      </w:pPr>
+    </w:p>
+    <w:p>
+      <w:pPr>
+        <w:pBdr>
+          <w:bottom w:val="double" w:color="auto" w:sz="4" w:space="0"/>
+        </w:pBdr>
+      </w:pPr>
+    </w:p>
+    <w:p>
+      <w:pPr>
+        <w:pBdr>
+          <w:bottom w:val="double" w:color="auto" w:sz="4" w:space="0"/>
+        </w:pBdr>
+      </w:pPr>
+    </w:p>
+    <w:p>
+      <w:pPr>
+        <w:pBdr>
+          <w:bottom w:val="double" w:color="auto" w:sz="4" w:space="0"/>
+        </w:pBdr>
+      </w:pPr>
+    </w:p>
+    <w:p>
+      <w:pPr>
+        <w:pBdr>
+          <w:bottom w:val="double" w:color="auto" w:sz="4" w:space="0"/>
+        </w:pBdr>
+      </w:pPr>
+    </w:p>
+    <w:p>
+      <w:pPr>
+        <w:pBdr>
+          <w:bottom w:val="double" w:color="auto" w:sz="4" w:space="0"/>
+        </w:pBdr>
+      </w:pPr>
+    </w:p>
+    <w:p>
+      <w:pPr>
+        <w:pBdr>
+          <w:bottom w:val="double" w:color="auto" w:sz="4" w:space="0"/>
+        </w:pBdr>
+      </w:pPr>
+    </w:p>
+    <w:p>
+      <w:pPr>
+        <w:pBdr>
+          <w:bottom w:val="double" w:color="auto" w:sz="4" w:space="0"/>
+        </w:pBdr>
+      </w:pPr>
+    </w:p>
+    <w:p>
+      <w:pPr>
+        <w:pBdr>
+          <w:bottom w:val="double" w:color="auto" w:sz="4" w:space="0"/>
+        </w:pBdr>
+      </w:pPr>
+    </w:p>
+    <w:p>
+      <w:pPr>
+        <w:pBdr>
+          <w:bottom w:val="double" w:color="auto" w:sz="4" w:space="0"/>
+        </w:pBdr>
+      </w:pPr>
+    </w:p>
+    <w:p>
+      <w:pPr>
+        <w:pBdr>
+          <w:bottom w:val="double" w:color="auto" w:sz="4" w:space="0"/>
+        </w:pBdr>
+      </w:pPr>
+    </w:p>
+    <w:p>
+      <w:pPr>
+        <w:rPr>
+          <w:rFonts w:hint="default"/>
+          <w:lang w:val="en-US"/>
+        </w:rPr>
+      </w:pPr>
+    </w:p>
     <w:p>
       <w:pPr>
         <w:rPr>
@@ -470,6 +1326,474 @@
         </w:rPr>
         <w:t xml:space="preserve">    return check(A, i+1)</w:t>
       </w:r>
+      <w:bookmarkStart w:id="0" w:name="_GoBack"/>
+      <w:bookmarkEnd w:id="0"/>
+    </w:p>
+    <w:p>
+      <w:pPr>
+        <w:rPr>
+          <w:rFonts w:hint="default"/>
+          <w:b/>
+          <w:bCs/>
+          <w:sz w:val="36"/>
+          <w:szCs w:val="36"/>
+          <w:lang w:val="en-US"/>
+        </w:rPr>
+      </w:pPr>
+      <w:r>
+        <w:rPr>
+          <w:rFonts w:hint="default"/>
+          <w:b/>
+          <w:bCs/>
+          <w:sz w:val="36"/>
+          <w:szCs w:val="36"/>
+          <w:lang w:val="en-US"/>
+        </w:rPr>
+        <w:t xml:space="preserve">=&gt; Recursive Implementation: </w:t>
+      </w:r>
+    </w:p>
+    <w:p>
+      <w:pPr>
+        <w:rPr>
+          <w:rFonts w:hint="default"/>
+          <w:b/>
+          <w:bCs/>
+          <w:sz w:val="24"/>
+          <w:szCs w:val="24"/>
+          <w:lang w:val="en-US"/>
+        </w:rPr>
+      </w:pPr>
+    </w:p>
+    <w:p>
+      <w:pPr>
+        <w:rPr>
+          <w:rFonts w:hint="default"/>
+          <w:b/>
+          <w:bCs/>
+          <w:sz w:val="24"/>
+          <w:szCs w:val="24"/>
+          <w:lang w:val="en-US"/>
+        </w:rPr>
+      </w:pPr>
+      <w:r>
+        <w:drawing>
+          <wp:inline distT="0" distB="0" distL="114300" distR="114300">
+            <wp:extent cx="5269230" cy="5530850"/>
+            <wp:effectExtent l="0" t="0" r="3810" b="1270"/>
+            <wp:docPr id="4" name="Picture 3"/>
+            <wp:cNvGraphicFramePr>
+              <a:graphicFrameLocks xmlns:a="http://schemas.openxmlformats.org/drawingml/2006/main" noChangeAspect="1"/>
+            </wp:cNvGraphicFramePr>
+            <a:graphic xmlns:a="http://schemas.openxmlformats.org/drawingml/2006/main">
+              <a:graphicData uri="http://schemas.openxmlformats.org/drawingml/2006/picture">
+                <pic:pic xmlns:pic="http://schemas.openxmlformats.org/drawingml/2006/picture">
+                  <pic:nvPicPr>
+                    <pic:cNvPr id="4" name="Picture 3"/>
+                    <pic:cNvPicPr>
+                      <a:picLocks noChangeAspect="1"/>
+                    </pic:cNvPicPr>
+                  </pic:nvPicPr>
+                  <pic:blipFill>
+                    <a:blip r:embed="rId6"/>
+                    <a:stretch>
+                      <a:fillRect/>
+                    </a:stretch>
+                  </pic:blipFill>
+                  <pic:spPr>
+                    <a:xfrm>
+                      <a:off x="0" y="0"/>
+                      <a:ext cx="5269230" cy="5530850"/>
+                    </a:xfrm>
+                    <a:prstGeom prst="rect">
+                      <a:avLst/>
+                    </a:prstGeom>
+                    <a:noFill/>
+                    <a:ln>
+                      <a:noFill/>
+                    </a:ln>
+                  </pic:spPr>
+                </pic:pic>
+              </a:graphicData>
+            </a:graphic>
+          </wp:inline>
+        </w:drawing>
+      </w:r>
+    </w:p>
+    <w:p>
+      <w:pPr>
+        <w:keepNext w:val="0"/>
+        <w:keepLines w:val="0"/>
+        <w:widowControl/>
+        <w:suppressLineNumbers w:val="0"/>
+        <w:jc w:val="left"/>
+        <w:rPr>
+          <w:rFonts w:hint="default" w:asciiTheme="minorHAnsi" w:hAnsiTheme="minorHAnsi" w:eastAsiaTheme="minorEastAsia" w:cstheme="minorBidi"/>
+          <w:b/>
+          <w:bCs/>
+          <w:sz w:val="36"/>
+          <w:szCs w:val="36"/>
+          <w:lang w:val="en-US" w:eastAsia="zh-CN" w:bidi="ar-SA"/>
+        </w:rPr>
+      </w:pPr>
+      <w:r>
+        <w:rPr>
+          <w:rFonts w:hint="default"/>
+          <w:b/>
+          <w:bCs/>
+          <w:sz w:val="36"/>
+          <w:szCs w:val="36"/>
+          <w:lang w:val="en-US"/>
+        </w:rPr>
+        <w:t xml:space="preserve">=&gt; Recursive </w:t>
+      </w:r>
+      <w:r>
+        <w:rPr>
+          <w:rFonts w:hint="default" w:asciiTheme="minorHAnsi" w:hAnsiTheme="minorHAnsi" w:eastAsiaTheme="minorEastAsia" w:cstheme="minorBidi"/>
+          <w:b/>
+          <w:bCs/>
+          <w:sz w:val="36"/>
+          <w:szCs w:val="36"/>
+          <w:lang w:val="en-US" w:eastAsia="zh-CN" w:bidi="ar-SA"/>
+        </w:rPr>
+        <w:t>Analysis &amp; complexity (steps):</w:t>
+      </w:r>
+    </w:p>
+    <w:p>
+      <w:pPr>
+        <w:rPr>
+          <w:rFonts w:hint="default"/>
+          <w:b/>
+          <w:bCs/>
+          <w:sz w:val="24"/>
+          <w:szCs w:val="24"/>
+          <w:lang w:val="en-US"/>
+        </w:rPr>
+      </w:pPr>
+    </w:p>
+    <w:p>
+      <w:pPr>
+        <w:ind w:left="2880" w:leftChars="0" w:firstLine="720" w:firstLineChars="0"/>
+        <w:rPr>
+          <w:rFonts w:hint="default"/>
+          <w:b/>
+          <w:bCs/>
+          <w:sz w:val="24"/>
+          <w:szCs w:val="24"/>
+          <w:lang w:val="en-US"/>
+        </w:rPr>
+      </w:pPr>
+    </w:p>
+    <w:p>
+      <w:pPr>
+        <w:ind w:left="2880" w:leftChars="0" w:firstLine="720" w:firstLineChars="0"/>
+        <w:rPr>
+          <w:rFonts w:hint="default"/>
+          <w:b/>
+          <w:bCs/>
+          <w:sz w:val="24"/>
+          <w:szCs w:val="24"/>
+          <w:lang w:val="en-US"/>
+        </w:rPr>
+      </w:pPr>
+    </w:p>
+    <w:p>
+      <w:pPr>
+        <w:ind w:left="2880" w:leftChars="0" w:firstLine="720" w:firstLineChars="0"/>
+        <w:rPr>
+          <w:rFonts w:hint="default"/>
+          <w:b/>
+          <w:bCs/>
+          <w:sz w:val="24"/>
+          <w:szCs w:val="24"/>
+          <w:lang w:val="en-US"/>
+        </w:rPr>
+      </w:pPr>
+    </w:p>
+    <w:p>
+      <w:pPr>
+        <w:ind w:left="2880" w:leftChars="0" w:firstLine="720" w:firstLineChars="0"/>
+        <w:rPr>
+          <w:rFonts w:hint="default"/>
+          <w:b/>
+          <w:bCs/>
+          <w:sz w:val="24"/>
+          <w:szCs w:val="24"/>
+          <w:lang w:val="en-US"/>
+        </w:rPr>
+      </w:pPr>
+    </w:p>
+    <w:p>
+      <w:pPr>
+        <w:ind w:left="2880" w:leftChars="0" w:firstLine="720" w:firstLineChars="0"/>
+        <w:rPr>
+          <w:rFonts w:hint="default"/>
+          <w:b/>
+          <w:bCs/>
+          <w:sz w:val="24"/>
+          <w:szCs w:val="24"/>
+          <w:lang w:val="en-US"/>
+        </w:rPr>
+      </w:pPr>
+    </w:p>
+    <w:p>
+      <w:pPr>
+        <w:ind w:left="2880" w:leftChars="0" w:firstLine="720" w:firstLineChars="0"/>
+        <w:rPr>
+          <w:rFonts w:hint="default"/>
+          <w:b/>
+          <w:bCs/>
+          <w:sz w:val="24"/>
+          <w:szCs w:val="24"/>
+          <w:lang w:val="en-US"/>
+        </w:rPr>
+      </w:pPr>
+    </w:p>
+    <w:p>
+      <w:pPr>
+        <w:ind w:left="2880" w:leftChars="0" w:firstLine="720" w:firstLineChars="0"/>
+        <w:rPr>
+          <w:rFonts w:hint="default"/>
+          <w:b/>
+          <w:bCs/>
+          <w:sz w:val="24"/>
+          <w:szCs w:val="24"/>
+          <w:lang w:val="en-US"/>
+        </w:rPr>
+      </w:pPr>
+    </w:p>
+    <w:p>
+      <w:pPr>
+        <w:ind w:left="2880" w:leftChars="0" w:firstLine="720" w:firstLineChars="0"/>
+        <w:rPr>
+          <w:rFonts w:hint="default"/>
+          <w:b/>
+          <w:bCs/>
+          <w:sz w:val="24"/>
+          <w:szCs w:val="24"/>
+          <w:lang w:val="en-US"/>
+        </w:rPr>
+      </w:pPr>
+    </w:p>
+    <w:p>
+      <w:pPr>
+        <w:ind w:left="2880" w:leftChars="0" w:firstLine="720" w:firstLineChars="0"/>
+        <w:rPr>
+          <w:rFonts w:hint="default"/>
+          <w:b/>
+          <w:bCs/>
+          <w:sz w:val="24"/>
+          <w:szCs w:val="24"/>
+          <w:lang w:val="en-US"/>
+        </w:rPr>
+      </w:pPr>
+    </w:p>
+    <w:p>
+      <w:pPr>
+        <w:ind w:left="2880" w:leftChars="0" w:firstLine="720" w:firstLineChars="0"/>
+        <w:rPr>
+          <w:rFonts w:hint="default"/>
+          <w:b/>
+          <w:bCs/>
+          <w:sz w:val="24"/>
+          <w:szCs w:val="24"/>
+          <w:lang w:val="en-US"/>
+        </w:rPr>
+      </w:pPr>
+    </w:p>
+    <w:p>
+      <w:pPr>
+        <w:ind w:left="2880" w:leftChars="0" w:firstLine="720" w:firstLineChars="0"/>
+        <w:rPr>
+          <w:rFonts w:hint="default"/>
+          <w:b/>
+          <w:bCs/>
+          <w:sz w:val="24"/>
+          <w:szCs w:val="24"/>
+          <w:lang w:val="en-US"/>
+        </w:rPr>
+      </w:pPr>
+    </w:p>
+    <w:p>
+      <w:pPr>
+        <w:ind w:left="2880" w:leftChars="0" w:firstLine="720" w:firstLineChars="0"/>
+        <w:rPr>
+          <w:rFonts w:hint="default"/>
+          <w:b/>
+          <w:bCs/>
+          <w:sz w:val="24"/>
+          <w:szCs w:val="24"/>
+          <w:lang w:val="en-US"/>
+        </w:rPr>
+      </w:pPr>
+    </w:p>
+    <w:p>
+      <w:pPr>
+        <w:ind w:left="2880" w:leftChars="0" w:firstLine="720" w:firstLineChars="0"/>
+        <w:rPr>
+          <w:rFonts w:hint="default"/>
+          <w:b/>
+          <w:bCs/>
+          <w:sz w:val="24"/>
+          <w:szCs w:val="24"/>
+          <w:lang w:val="en-US"/>
+        </w:rPr>
+      </w:pPr>
+    </w:p>
+    <w:p>
+      <w:pPr>
+        <w:ind w:left="2880" w:leftChars="0" w:firstLine="720" w:firstLineChars="0"/>
+        <w:rPr>
+          <w:rFonts w:hint="default"/>
+          <w:b/>
+          <w:bCs/>
+          <w:sz w:val="24"/>
+          <w:szCs w:val="24"/>
+          <w:lang w:val="en-US"/>
+        </w:rPr>
+      </w:pPr>
+    </w:p>
+    <w:p>
+      <w:pPr>
+        <w:ind w:left="2880" w:leftChars="0" w:firstLine="720" w:firstLineChars="0"/>
+        <w:rPr>
+          <w:rFonts w:hint="default"/>
+          <w:b/>
+          <w:bCs/>
+          <w:sz w:val="24"/>
+          <w:szCs w:val="24"/>
+          <w:lang w:val="en-US"/>
+        </w:rPr>
+      </w:pPr>
+    </w:p>
+    <w:p>
+      <w:pPr>
+        <w:ind w:left="2880" w:leftChars="0" w:firstLine="720" w:firstLineChars="0"/>
+        <w:rPr>
+          <w:rFonts w:hint="default"/>
+          <w:b/>
+          <w:bCs/>
+          <w:sz w:val="24"/>
+          <w:szCs w:val="24"/>
+          <w:lang w:val="en-US"/>
+        </w:rPr>
+      </w:pPr>
+    </w:p>
+    <w:p>
+      <w:pPr>
+        <w:ind w:left="2880" w:leftChars="0" w:firstLine="720" w:firstLineChars="0"/>
+        <w:rPr>
+          <w:rFonts w:hint="default"/>
+          <w:b/>
+          <w:bCs/>
+          <w:sz w:val="24"/>
+          <w:szCs w:val="24"/>
+          <w:lang w:val="en-US"/>
+        </w:rPr>
+      </w:pPr>
+    </w:p>
+    <w:p>
+      <w:pPr>
+        <w:ind w:left="2880" w:leftChars="0" w:firstLine="720" w:firstLineChars="0"/>
+        <w:rPr>
+          <w:rFonts w:hint="default"/>
+          <w:b/>
+          <w:bCs/>
+          <w:sz w:val="24"/>
+          <w:szCs w:val="24"/>
+          <w:lang w:val="en-US"/>
+        </w:rPr>
+      </w:pPr>
+    </w:p>
+    <w:p>
+      <w:pPr>
+        <w:ind w:left="2880" w:leftChars="0" w:firstLine="720" w:firstLineChars="0"/>
+        <w:rPr>
+          <w:rFonts w:hint="default"/>
+          <w:b/>
+          <w:bCs/>
+          <w:sz w:val="24"/>
+          <w:szCs w:val="24"/>
+          <w:lang w:val="en-US"/>
+        </w:rPr>
+      </w:pPr>
+    </w:p>
+    <w:p>
+      <w:pPr>
+        <w:ind w:left="2880" w:leftChars="0" w:firstLine="720" w:firstLineChars="0"/>
+        <w:rPr>
+          <w:rFonts w:hint="default"/>
+          <w:b/>
+          <w:bCs/>
+          <w:sz w:val="24"/>
+          <w:szCs w:val="24"/>
+          <w:lang w:val="en-US"/>
+        </w:rPr>
+      </w:pPr>
+    </w:p>
+    <w:p>
+      <w:pPr>
+        <w:ind w:left="2880" w:leftChars="0" w:firstLine="720" w:firstLineChars="0"/>
+        <w:rPr>
+          <w:rFonts w:hint="default"/>
+          <w:b/>
+          <w:bCs/>
+          <w:sz w:val="24"/>
+          <w:szCs w:val="24"/>
+          <w:lang w:val="en-US"/>
+        </w:rPr>
+      </w:pPr>
+    </w:p>
+    <w:p>
+      <w:pPr>
+        <w:ind w:left="2880" w:leftChars="0" w:firstLine="720" w:firstLineChars="0"/>
+        <w:rPr>
+          <w:rFonts w:hint="default"/>
+          <w:b/>
+          <w:bCs/>
+          <w:sz w:val="24"/>
+          <w:szCs w:val="24"/>
+          <w:lang w:val="en-US"/>
+        </w:rPr>
+      </w:pPr>
+    </w:p>
+    <w:p>
+      <w:pPr>
+        <w:ind w:left="2880" w:leftChars="0" w:firstLine="720" w:firstLineChars="0"/>
+        <w:rPr>
+          <w:rFonts w:hint="default"/>
+          <w:b/>
+          <w:bCs/>
+          <w:sz w:val="24"/>
+          <w:szCs w:val="24"/>
+          <w:lang w:val="en-US"/>
+        </w:rPr>
+      </w:pPr>
+    </w:p>
+    <w:p>
+      <w:pPr>
+        <w:ind w:left="2880" w:leftChars="0" w:firstLine="720" w:firstLineChars="0"/>
+        <w:rPr>
+          <w:rFonts w:hint="default"/>
+          <w:b/>
+          <w:bCs/>
+          <w:sz w:val="24"/>
+          <w:szCs w:val="24"/>
+          <w:lang w:val="en-US"/>
+        </w:rPr>
+      </w:pPr>
+    </w:p>
+    <w:p>
+      <w:pPr>
+        <w:ind w:left="2880" w:leftChars="0" w:firstLine="720" w:firstLineChars="0"/>
+        <w:rPr>
+          <w:rFonts w:hint="default"/>
+          <w:b/>
+          <w:bCs/>
+          <w:sz w:val="24"/>
+          <w:szCs w:val="24"/>
+          <w:lang w:val="en-US"/>
+        </w:rPr>
+      </w:pPr>
     </w:p>
     <w:p>
       <w:pPr>
@@ -520,6 +1844,18 @@
         </w:rPr>
         <w:t xml:space="preserve">=&gt; Comparison&amp;Coplexity_Table : </w:t>
       </w:r>
+    </w:p>
+    <w:p>
+      <w:pPr>
+        <w:rPr>
+          <w:rFonts w:hint="default"/>
+          <w:b/>
+          <w:bCs/>
+          <w:sz w:val="36"/>
+          <w:szCs w:val="36"/>
+          <w:lang w:val="en-US"/>
+        </w:rPr>
+      </w:pPr>
     </w:p>
     <w:p>
       <w:pPr>
@@ -551,7 +1887,7 @@
                     </pic:cNvPicPr>
                   </pic:nvPicPr>
                   <pic:blipFill>
-                    <a:blip r:embed="rId5"/>
+                    <a:blip r:embed="rId7"/>
                     <a:stretch>
                       <a:fillRect/>
                     </a:stretch>
@@ -560,6 +1896,349 @@
                     <a:xfrm>
                       <a:off x="0" y="0"/>
                       <a:ext cx="6130925" cy="2260600"/>
+                    </a:xfrm>
+                    <a:prstGeom prst="rect">
+                      <a:avLst/>
+                    </a:prstGeom>
+                    <a:noFill/>
+                    <a:ln>
+                      <a:noFill/>
+                    </a:ln>
+                  </pic:spPr>
+                </pic:pic>
+              </a:graphicData>
+            </a:graphic>
+          </wp:inline>
+        </w:drawing>
+      </w:r>
+    </w:p>
+    <w:p>
+      <w:pPr>
+        <w:rPr>
+          <w:rFonts w:hint="default"/>
+          <w:b/>
+          <w:bCs/>
+          <w:sz w:val="36"/>
+          <w:szCs w:val="36"/>
+          <w:lang w:val="en-US"/>
+        </w:rPr>
+      </w:pPr>
+    </w:p>
+    <w:p>
+      <w:pPr>
+        <w:rPr>
+          <w:rFonts w:hint="default"/>
+          <w:b/>
+          <w:bCs/>
+          <w:sz w:val="36"/>
+          <w:szCs w:val="36"/>
+          <w:lang w:val="en-US"/>
+        </w:rPr>
+      </w:pPr>
+      <w:r>
+        <w:rPr>
+          <w:rFonts w:hint="default"/>
+          <w:b/>
+          <w:bCs/>
+          <w:sz w:val="36"/>
+          <w:szCs w:val="36"/>
+          <w:lang w:val="en-US"/>
+        </w:rPr>
+        <w:t xml:space="preserve">=&gt; Examples : </w:t>
+      </w:r>
+    </w:p>
+    <w:p>
+      <w:pPr>
+        <w:rPr>
+          <w:rFonts w:hint="default"/>
+          <w:b/>
+          <w:bCs/>
+          <w:sz w:val="36"/>
+          <w:szCs w:val="36"/>
+          <w:lang w:val="en-US"/>
+        </w:rPr>
+      </w:pPr>
+    </w:p>
+    <w:p>
+      <w:pPr>
+        <w:rPr>
+          <w:rFonts w:hint="default"/>
+          <w:b/>
+          <w:bCs/>
+          <w:sz w:val="36"/>
+          <w:szCs w:val="36"/>
+          <w:lang w:val="en-US"/>
+        </w:rPr>
+      </w:pPr>
+      <w:r>
+        <w:rPr>
+          <w:rFonts w:hint="default"/>
+          <w:b/>
+          <w:bCs/>
+          <w:sz w:val="36"/>
+          <w:szCs w:val="36"/>
+          <w:lang w:val="en-US" w:eastAsia="zh-CN"/>
+        </w:rPr>
+        <w:t xml:space="preserve">Example 1: </w:t>
+      </w:r>
+    </w:p>
+    <w:p>
+      <w:pPr>
+        <w:rPr>
+          <w:rFonts w:hint="default"/>
+          <w:b/>
+          <w:bCs/>
+          <w:sz w:val="36"/>
+          <w:szCs w:val="36"/>
+          <w:lang w:val="en-US"/>
+        </w:rPr>
+      </w:pPr>
+      <w:r>
+        <w:rPr>
+          <w:rFonts w:hint="default"/>
+          <w:b/>
+          <w:bCs/>
+          <w:sz w:val="36"/>
+          <w:szCs w:val="36"/>
+          <w:lang w:val="en-US" w:eastAsia="zh-CN"/>
+        </w:rPr>
+        <w:t xml:space="preserve">Input: nums = [10 , 2 , 5 ,1 , 8 , 20] </w:t>
+      </w:r>
+    </w:p>
+    <w:p>
+      <w:pPr>
+        <w:rPr>
+          <w:rFonts w:hint="default"/>
+          <w:b/>
+          <w:bCs/>
+          <w:sz w:val="36"/>
+          <w:szCs w:val="36"/>
+          <w:lang w:val="en-US" w:eastAsia="zh-CN"/>
+        </w:rPr>
+      </w:pPr>
+      <w:r>
+        <w:rPr>
+          <w:rFonts w:hint="default"/>
+          <w:b/>
+          <w:bCs/>
+          <w:sz w:val="36"/>
+          <w:szCs w:val="36"/>
+          <w:lang w:val="en-US" w:eastAsia="zh-CN"/>
+        </w:rPr>
+        <w:t>Output: 1</w:t>
+      </w:r>
+    </w:p>
+    <w:p>
+      <w:pPr>
+        <w:rPr>
+          <w:rFonts w:hint="default"/>
+          <w:b/>
+          <w:bCs/>
+          <w:sz w:val="36"/>
+          <w:szCs w:val="36"/>
+          <w:lang w:val="en-US" w:eastAsia="zh-CN"/>
+        </w:rPr>
+      </w:pPr>
+      <w:r>
+        <w:drawing>
+          <wp:inline distT="0" distB="0" distL="114300" distR="114300">
+            <wp:extent cx="5272405" cy="6142990"/>
+            <wp:effectExtent l="0" t="0" r="635" b="13970"/>
+            <wp:docPr id="5" name="Picture 4"/>
+            <wp:cNvGraphicFramePr>
+              <a:graphicFrameLocks xmlns:a="http://schemas.openxmlformats.org/drawingml/2006/main" noChangeAspect="1"/>
+            </wp:cNvGraphicFramePr>
+            <a:graphic xmlns:a="http://schemas.openxmlformats.org/drawingml/2006/main">
+              <a:graphicData uri="http://schemas.openxmlformats.org/drawingml/2006/picture">
+                <pic:pic xmlns:pic="http://schemas.openxmlformats.org/drawingml/2006/picture">
+                  <pic:nvPicPr>
+                    <pic:cNvPr id="5" name="Picture 4"/>
+                    <pic:cNvPicPr>
+                      <a:picLocks noChangeAspect="1"/>
+                    </pic:cNvPicPr>
+                  </pic:nvPicPr>
+                  <pic:blipFill>
+                    <a:blip r:embed="rId8"/>
+                    <a:stretch>
+                      <a:fillRect/>
+                    </a:stretch>
+                  </pic:blipFill>
+                  <pic:spPr>
+                    <a:xfrm>
+                      <a:off x="0" y="0"/>
+                      <a:ext cx="5272405" cy="6142990"/>
+                    </a:xfrm>
+                    <a:prstGeom prst="rect">
+                      <a:avLst/>
+                    </a:prstGeom>
+                    <a:noFill/>
+                    <a:ln>
+                      <a:noFill/>
+                    </a:ln>
+                  </pic:spPr>
+                </pic:pic>
+              </a:graphicData>
+            </a:graphic>
+          </wp:inline>
+        </w:drawing>
+      </w:r>
+    </w:p>
+    <w:p>
+      <w:pPr>
+        <w:rPr>
+          <w:rFonts w:hint="default"/>
+          <w:b/>
+          <w:bCs/>
+          <w:sz w:val="36"/>
+          <w:szCs w:val="36"/>
+          <w:lang w:val="en-US"/>
+        </w:rPr>
+      </w:pPr>
+    </w:p>
+    <w:p>
+      <w:pPr>
+        <w:rPr>
+          <w:rFonts w:hint="default"/>
+          <w:b/>
+          <w:bCs/>
+          <w:sz w:val="36"/>
+          <w:szCs w:val="36"/>
+          <w:lang w:val="en-US"/>
+        </w:rPr>
+      </w:pPr>
+    </w:p>
+    <w:p>
+      <w:pPr>
+        <w:rPr>
+          <w:rFonts w:hint="default"/>
+          <w:b/>
+          <w:bCs/>
+          <w:sz w:val="36"/>
+          <w:szCs w:val="36"/>
+          <w:lang w:val="en-US"/>
+        </w:rPr>
+      </w:pPr>
+    </w:p>
+    <w:p>
+      <w:pPr>
+        <w:rPr>
+          <w:rFonts w:hint="default"/>
+          <w:b/>
+          <w:bCs/>
+          <w:sz w:val="36"/>
+          <w:szCs w:val="36"/>
+          <w:lang w:val="en-US"/>
+        </w:rPr>
+      </w:pPr>
+    </w:p>
+    <w:p>
+      <w:pPr>
+        <w:rPr>
+          <w:rFonts w:hint="default"/>
+          <w:b/>
+          <w:bCs/>
+          <w:sz w:val="36"/>
+          <w:szCs w:val="36"/>
+          <w:lang w:val="en-US"/>
+        </w:rPr>
+      </w:pPr>
+      <w:r>
+        <w:rPr>
+          <w:rFonts w:hint="default"/>
+          <w:b/>
+          <w:bCs/>
+          <w:sz w:val="36"/>
+          <w:szCs w:val="36"/>
+          <w:lang w:val="en-US" w:eastAsia="zh-CN"/>
+        </w:rPr>
+        <w:t xml:space="preserve">Example 2: </w:t>
+      </w:r>
+    </w:p>
+    <w:p>
+      <w:pPr>
+        <w:rPr>
+          <w:rFonts w:hint="default"/>
+          <w:b/>
+          <w:bCs/>
+          <w:sz w:val="36"/>
+          <w:szCs w:val="36"/>
+          <w:lang w:val="en-US"/>
+        </w:rPr>
+      </w:pPr>
+      <w:r>
+        <w:rPr>
+          <w:rFonts w:hint="default"/>
+          <w:b/>
+          <w:bCs/>
+          <w:sz w:val="36"/>
+          <w:szCs w:val="36"/>
+          <w:lang w:val="en-US" w:eastAsia="zh-CN"/>
+        </w:rPr>
+        <w:t xml:space="preserve">Input: nums = [10 , 50 , 1] </w:t>
+      </w:r>
+    </w:p>
+    <w:p>
+      <w:pPr>
+        <w:rPr>
+          <w:rFonts w:hint="default"/>
+          <w:b/>
+          <w:bCs/>
+          <w:sz w:val="36"/>
+          <w:szCs w:val="36"/>
+          <w:lang w:val="en-US" w:eastAsia="zh-CN"/>
+        </w:rPr>
+      </w:pPr>
+      <w:r>
+        <w:rPr>
+          <w:rFonts w:hint="default"/>
+          <w:b/>
+          <w:bCs/>
+          <w:sz w:val="36"/>
+          <w:szCs w:val="36"/>
+          <w:lang w:val="en-US" w:eastAsia="zh-CN"/>
+        </w:rPr>
+        <w:t>Output: 0</w:t>
+      </w:r>
+    </w:p>
+    <w:p>
+      <w:pPr>
+        <w:rPr>
+          <w:rFonts w:hint="default"/>
+          <w:b/>
+          <w:bCs/>
+          <w:sz w:val="36"/>
+          <w:szCs w:val="36"/>
+          <w:lang w:val="en-US" w:eastAsia="zh-CN"/>
+        </w:rPr>
+      </w:pPr>
+      <w:r>
+        <w:drawing>
+          <wp:inline distT="0" distB="0" distL="114300" distR="114300">
+            <wp:extent cx="5271770" cy="5650230"/>
+            <wp:effectExtent l="0" t="0" r="1270" b="3810"/>
+            <wp:docPr id="6" name="Picture 5"/>
+            <wp:cNvGraphicFramePr>
+              <a:graphicFrameLocks xmlns:a="http://schemas.openxmlformats.org/drawingml/2006/main" noChangeAspect="1"/>
+            </wp:cNvGraphicFramePr>
+            <a:graphic xmlns:a="http://schemas.openxmlformats.org/drawingml/2006/main">
+              <a:graphicData uri="http://schemas.openxmlformats.org/drawingml/2006/picture">
+                <pic:pic xmlns:pic="http://schemas.openxmlformats.org/drawingml/2006/picture">
+                  <pic:nvPicPr>
+                    <pic:cNvPr id="6" name="Picture 5"/>
+                    <pic:cNvPicPr>
+                      <a:picLocks noChangeAspect="1"/>
+                    </pic:cNvPicPr>
+                  </pic:nvPicPr>
+                  <pic:blipFill>
+                    <a:blip r:embed="rId9"/>
+                    <a:stretch>
+                      <a:fillRect/>
+                    </a:stretch>
+                  </pic:blipFill>
+                  <pic:spPr>
+                    <a:xfrm>
+                      <a:off x="0" y="0"/>
+                      <a:ext cx="5271770" cy="5650230"/>
                     </a:xfrm>
                     <a:prstGeom prst="rect">
                       <a:avLst/>

--- a/Documentation.docx
+++ b/Documentation.docx
@@ -195,6 +195,10 @@
               <w:widowControl/>
               <w:suppressLineNumbers w:val="0"/>
               <w:jc w:val="center"/>
+              <w:rPr>
+                <w:rFonts w:hint="default"/>
+                <w:lang w:val="en-US"/>
+              </w:rPr>
             </w:pPr>
             <w:r>
               <w:rPr>
@@ -212,7 +216,7 @@
                   </w14:solidFill>
                 </w14:textFill>
               </w:rPr>
-              <w:t>Project Requirements</w:t>
+              <w:t>Project Documentation</w:t>
             </w:r>
           </w:p>
           <w:p>
@@ -714,620 +718,620 @@
     <w:p>
       <w:pPr>
         <w:rPr>
-          <w:rFonts w:hint="default"/>
-          <w:lang w:val="en-US"/>
-        </w:rPr>
-      </w:pPr>
-    </w:p>
-    <w:p>
-      <w:pPr>
-        <w:rPr>
-          <w:rFonts w:hint="default"/>
-          <w:lang w:val="en-US"/>
-        </w:rPr>
-      </w:pPr>
-    </w:p>
-    <w:p>
-      <w:pPr>
-        <w:rPr>
-          <w:rFonts w:hint="default"/>
-          <w:lang w:val="en-US"/>
-        </w:rPr>
-      </w:pPr>
-    </w:p>
-    <w:p>
-      <w:pPr>
-        <w:rPr>
-          <w:rFonts w:hint="default"/>
-          <w:lang w:val="en-US"/>
-        </w:rPr>
-      </w:pPr>
-    </w:p>
-    <w:p>
-      <w:pPr>
-        <w:rPr>
-          <w:rFonts w:hint="default"/>
-          <w:lang w:val="en-US"/>
-        </w:rPr>
-      </w:pPr>
-    </w:p>
-    <w:p>
-      <w:pPr>
-        <w:rPr>
-          <w:rFonts w:hint="default"/>
-          <w:lang w:val="en-US"/>
-        </w:rPr>
-      </w:pPr>
-    </w:p>
-    <w:p>
-      <w:pPr>
-        <w:rPr>
-          <w:rFonts w:hint="default"/>
-          <w:lang w:val="en-US"/>
-        </w:rPr>
-      </w:pPr>
-    </w:p>
-    <w:p>
-      <w:pPr>
-        <w:rPr>
-          <w:rFonts w:hint="default"/>
-          <w:lang w:val="en-US"/>
-        </w:rPr>
-      </w:pPr>
-    </w:p>
-    <w:p>
-      <w:pPr>
-        <w:rPr>
-          <w:rFonts w:hint="default"/>
-          <w:lang w:val="en-US"/>
-        </w:rPr>
-      </w:pPr>
-    </w:p>
-    <w:p>
-      <w:pPr>
-        <w:rPr>
-          <w:rFonts w:hint="default"/>
-          <w:lang w:val="en-US"/>
-        </w:rPr>
-      </w:pPr>
-    </w:p>
-    <w:p>
-      <w:pPr>
-        <w:rPr>
-          <w:rFonts w:hint="default"/>
-          <w:lang w:val="en-US"/>
-        </w:rPr>
-      </w:pPr>
-    </w:p>
-    <w:p>
-      <w:pPr>
-        <w:rPr>
-          <w:rFonts w:hint="default"/>
-          <w:lang w:val="en-US"/>
-        </w:rPr>
-      </w:pPr>
-    </w:p>
-    <w:p>
-      <w:pPr>
-        <w:rPr>
-          <w:rFonts w:hint="default"/>
-          <w:lang w:val="en-US"/>
-        </w:rPr>
-      </w:pPr>
-    </w:p>
-    <w:p>
-      <w:pPr>
-        <w:rPr>
-          <w:rFonts w:hint="default"/>
-          <w:lang w:val="en-US"/>
-        </w:rPr>
-      </w:pPr>
-    </w:p>
-    <w:p>
-      <w:pPr>
-        <w:rPr>
-          <w:rFonts w:hint="default"/>
-          <w:lang w:val="en-US"/>
-        </w:rPr>
-      </w:pPr>
-    </w:p>
-    <w:p>
-      <w:pPr>
-        <w:rPr>
-          <w:rFonts w:hint="default"/>
-          <w:lang w:val="en-US"/>
-        </w:rPr>
-      </w:pPr>
-    </w:p>
-    <w:p>
-      <w:pPr>
-        <w:rPr>
-          <w:rFonts w:hint="default"/>
-          <w:lang w:val="en-US"/>
-        </w:rPr>
-      </w:pPr>
-    </w:p>
-    <w:p/>
-    <w:p>
-      <w:pPr>
-        <w:pBdr>
-          <w:bottom w:val="double" w:color="auto" w:sz="4" w:space="0"/>
-        </w:pBdr>
-      </w:pPr>
-    </w:p>
-    <w:p>
-      <w:pPr>
-        <w:pBdr>
-          <w:bottom w:val="double" w:color="auto" w:sz="4" w:space="0"/>
-        </w:pBdr>
-      </w:pPr>
-    </w:p>
-    <w:p>
-      <w:pPr>
-        <w:pBdr>
-          <w:bottom w:val="double" w:color="auto" w:sz="4" w:space="0"/>
-        </w:pBdr>
-      </w:pPr>
-    </w:p>
-    <w:p>
-      <w:pPr>
-        <w:pBdr>
-          <w:bottom w:val="double" w:color="auto" w:sz="4" w:space="0"/>
-        </w:pBdr>
-      </w:pPr>
-    </w:p>
-    <w:p>
-      <w:pPr>
-        <w:pBdr>
-          <w:bottom w:val="double" w:color="auto" w:sz="4" w:space="0"/>
-        </w:pBdr>
-      </w:pPr>
-    </w:p>
-    <w:p>
-      <w:pPr>
-        <w:pBdr>
-          <w:bottom w:val="double" w:color="auto" w:sz="4" w:space="0"/>
-        </w:pBdr>
-      </w:pPr>
-    </w:p>
-    <w:p>
-      <w:pPr>
-        <w:pBdr>
-          <w:bottom w:val="double" w:color="auto" w:sz="4" w:space="0"/>
-        </w:pBdr>
-      </w:pPr>
-    </w:p>
-    <w:p>
-      <w:pPr>
-        <w:pBdr>
-          <w:bottom w:val="double" w:color="auto" w:sz="4" w:space="0"/>
-        </w:pBdr>
-      </w:pPr>
-    </w:p>
-    <w:p>
-      <w:pPr>
-        <w:pBdr>
-          <w:bottom w:val="double" w:color="auto" w:sz="4" w:space="0"/>
-        </w:pBdr>
-      </w:pPr>
-    </w:p>
-    <w:p>
-      <w:pPr>
-        <w:pBdr>
-          <w:bottom w:val="double" w:color="auto" w:sz="4" w:space="0"/>
-        </w:pBdr>
-      </w:pPr>
-    </w:p>
-    <w:p>
-      <w:pPr>
-        <w:pBdr>
-          <w:bottom w:val="double" w:color="auto" w:sz="4" w:space="0"/>
-        </w:pBdr>
-      </w:pPr>
-    </w:p>
-    <w:p>
-      <w:pPr>
-        <w:pBdr>
-          <w:bottom w:val="double" w:color="auto" w:sz="4" w:space="0"/>
-        </w:pBdr>
-      </w:pPr>
-    </w:p>
-    <w:p>
-      <w:pPr>
-        <w:pBdr>
-          <w:bottom w:val="double" w:color="auto" w:sz="4" w:space="0"/>
-        </w:pBdr>
-      </w:pPr>
-    </w:p>
-    <w:p>
-      <w:pPr>
-        <w:pBdr>
-          <w:bottom w:val="double" w:color="auto" w:sz="4" w:space="0"/>
-        </w:pBdr>
-      </w:pPr>
-    </w:p>
-    <w:p>
-      <w:pPr>
-        <w:pBdr>
-          <w:bottom w:val="double" w:color="auto" w:sz="4" w:space="0"/>
-        </w:pBdr>
-      </w:pPr>
-    </w:p>
-    <w:p>
-      <w:pPr>
-        <w:pBdr>
-          <w:bottom w:val="double" w:color="auto" w:sz="4" w:space="0"/>
-        </w:pBdr>
-      </w:pPr>
-    </w:p>
-    <w:p>
-      <w:pPr>
-        <w:pBdr>
-          <w:bottom w:val="double" w:color="auto" w:sz="4" w:space="0"/>
-        </w:pBdr>
-      </w:pPr>
-    </w:p>
-    <w:p>
-      <w:pPr>
-        <w:pBdr>
-          <w:bottom w:val="double" w:color="auto" w:sz="4" w:space="0"/>
-        </w:pBdr>
-      </w:pPr>
-    </w:p>
-    <w:p>
-      <w:pPr>
-        <w:pBdr>
-          <w:bottom w:val="double" w:color="auto" w:sz="4" w:space="0"/>
-        </w:pBdr>
-      </w:pPr>
-    </w:p>
-    <w:p>
-      <w:pPr>
-        <w:pBdr>
-          <w:bottom w:val="double" w:color="auto" w:sz="4" w:space="0"/>
-        </w:pBdr>
-      </w:pPr>
-    </w:p>
-    <w:p>
-      <w:pPr>
-        <w:pBdr>
-          <w:bottom w:val="double" w:color="auto" w:sz="4" w:space="0"/>
-        </w:pBdr>
-      </w:pPr>
-    </w:p>
-    <w:p>
-      <w:pPr>
-        <w:pBdr>
-          <w:bottom w:val="double" w:color="auto" w:sz="4" w:space="0"/>
-        </w:pBdr>
-      </w:pPr>
-    </w:p>
-    <w:p>
-      <w:pPr>
-        <w:pBdr>
-          <w:bottom w:val="double" w:color="auto" w:sz="4" w:space="0"/>
-        </w:pBdr>
-      </w:pPr>
-    </w:p>
-    <w:p>
-      <w:pPr>
-        <w:pBdr>
-          <w:bottom w:val="double" w:color="auto" w:sz="4" w:space="0"/>
-        </w:pBdr>
-      </w:pPr>
-    </w:p>
-    <w:p>
-      <w:pPr>
-        <w:pBdr>
-          <w:bottom w:val="double" w:color="auto" w:sz="4" w:space="0"/>
-        </w:pBdr>
-      </w:pPr>
-    </w:p>
-    <w:p>
-      <w:pPr>
-        <w:pBdr>
-          <w:bottom w:val="double" w:color="auto" w:sz="4" w:space="0"/>
-        </w:pBdr>
-      </w:pPr>
-    </w:p>
-    <w:p>
-      <w:pPr>
-        <w:pBdr>
-          <w:bottom w:val="double" w:color="auto" w:sz="4" w:space="0"/>
-        </w:pBdr>
-      </w:pPr>
-    </w:p>
-    <w:p>
-      <w:pPr>
-        <w:pBdr>
-          <w:bottom w:val="double" w:color="auto" w:sz="4" w:space="0"/>
-        </w:pBdr>
-      </w:pPr>
-    </w:p>
-    <w:p>
-      <w:pPr>
-        <w:pBdr>
-          <w:bottom w:val="double" w:color="auto" w:sz="4" w:space="0"/>
-        </w:pBdr>
-      </w:pPr>
-    </w:p>
-    <w:p>
-      <w:pPr>
-        <w:pBdr>
-          <w:bottom w:val="double" w:color="auto" w:sz="4" w:space="0"/>
-        </w:pBdr>
-      </w:pPr>
-    </w:p>
-    <w:p>
-      <w:pPr>
-        <w:pBdr>
-          <w:bottom w:val="double" w:color="auto" w:sz="4" w:space="0"/>
-        </w:pBdr>
-      </w:pPr>
-    </w:p>
-    <w:p>
-      <w:pPr>
-        <w:pBdr>
-          <w:bottom w:val="double" w:color="auto" w:sz="4" w:space="0"/>
-        </w:pBdr>
-      </w:pPr>
-    </w:p>
-    <w:p>
-      <w:pPr>
-        <w:pBdr>
-          <w:bottom w:val="double" w:color="auto" w:sz="4" w:space="0"/>
-        </w:pBdr>
-      </w:pPr>
-    </w:p>
-    <w:p>
-      <w:pPr>
-        <w:pBdr>
-          <w:bottom w:val="double" w:color="auto" w:sz="4" w:space="0"/>
-        </w:pBdr>
-      </w:pPr>
-    </w:p>
-    <w:p>
-      <w:pPr>
-        <w:pBdr>
-          <w:bottom w:val="double" w:color="auto" w:sz="4" w:space="0"/>
-        </w:pBdr>
-      </w:pPr>
-    </w:p>
-    <w:p>
-      <w:pPr>
-        <w:pBdr>
-          <w:bottom w:val="double" w:color="auto" w:sz="4" w:space="0"/>
-        </w:pBdr>
-      </w:pPr>
-    </w:p>
-    <w:p>
-      <w:pPr>
-        <w:pBdr>
-          <w:bottom w:val="double" w:color="auto" w:sz="4" w:space="0"/>
-        </w:pBdr>
-      </w:pPr>
-    </w:p>
-    <w:p>
-      <w:pPr>
-        <w:pBdr>
-          <w:bottom w:val="double" w:color="auto" w:sz="4" w:space="0"/>
-        </w:pBdr>
-      </w:pPr>
-    </w:p>
-    <w:p>
-      <w:pPr>
-        <w:rPr>
-          <w:rFonts w:hint="default"/>
-          <w:lang w:val="en-US"/>
-        </w:rPr>
-      </w:pPr>
-    </w:p>
-    <w:p>
-      <w:pPr>
-        <w:rPr>
-          <w:rFonts w:hint="default"/>
-          <w:b/>
-          <w:bCs/>
-          <w:sz w:val="36"/>
-          <w:szCs w:val="36"/>
-          <w:lang w:val="en-US"/>
-        </w:rPr>
-      </w:pPr>
-      <w:r>
-        <w:rPr>
-          <w:rFonts w:hint="default"/>
-          <w:b/>
-          <w:bCs/>
-          <w:sz w:val="36"/>
-          <w:szCs w:val="36"/>
-          <w:lang w:val="en-US"/>
-        </w:rPr>
-        <w:t xml:space="preserve">=&gt; Recursive Pseudo code : </w:t>
-      </w:r>
-    </w:p>
-    <w:p>
-      <w:pPr>
-        <w:rPr>
-          <w:rFonts w:hint="default"/>
-          <w:b/>
-          <w:bCs/>
-          <w:sz w:val="36"/>
-          <w:szCs w:val="36"/>
-          <w:lang w:val="en-US"/>
-        </w:rPr>
-      </w:pPr>
-    </w:p>
-    <w:p>
-      <w:pPr>
-        <w:ind w:left="2880" w:leftChars="0" w:firstLine="720" w:firstLineChars="0"/>
-        <w:rPr>
-          <w:rFonts w:hint="default"/>
-          <w:b/>
-          <w:bCs/>
-          <w:sz w:val="24"/>
-          <w:szCs w:val="24"/>
-          <w:lang w:val="en-US"/>
-        </w:rPr>
-      </w:pPr>
-      <w:r>
-        <w:rPr>
-          <w:rFonts w:hint="default"/>
-          <w:b/>
-          <w:bCs/>
-          <w:sz w:val="24"/>
-          <w:szCs w:val="24"/>
-          <w:lang w:val="en-US"/>
-        </w:rPr>
-        <w:t>function check(A, i):</w:t>
-      </w:r>
-    </w:p>
-    <w:p>
-      <w:pPr>
-        <w:ind w:left="2880" w:leftChars="0" w:firstLine="720" w:firstLineChars="0"/>
-        <w:rPr>
-          <w:rFonts w:hint="default"/>
-          <w:b/>
-          <w:bCs/>
-          <w:sz w:val="24"/>
-          <w:szCs w:val="24"/>
-          <w:lang w:val="en-US"/>
-        </w:rPr>
-      </w:pPr>
-      <w:r>
-        <w:rPr>
-          <w:rFonts w:hint="default"/>
-          <w:b/>
-          <w:bCs/>
-          <w:sz w:val="24"/>
-          <w:szCs w:val="24"/>
-          <w:lang w:val="en-US"/>
-        </w:rPr>
-        <w:t xml:space="preserve">    if i &gt; N-3:</w:t>
-      </w:r>
-    </w:p>
-    <w:p>
-      <w:pPr>
-        <w:ind w:left="2880" w:leftChars="0" w:firstLine="720" w:firstLineChars="0"/>
-        <w:rPr>
-          <w:rFonts w:hint="default"/>
-          <w:b/>
-          <w:bCs/>
-          <w:sz w:val="24"/>
-          <w:szCs w:val="24"/>
-          <w:lang w:val="en-US"/>
-        </w:rPr>
-      </w:pPr>
-      <w:r>
-        <w:rPr>
-          <w:rFonts w:hint="default"/>
-          <w:b/>
-          <w:bCs/>
-          <w:sz w:val="24"/>
-          <w:szCs w:val="24"/>
-          <w:lang w:val="en-US"/>
-        </w:rPr>
-        <w:t xml:space="preserve">        return 0</w:t>
-      </w:r>
-    </w:p>
-    <w:p>
-      <w:pPr>
-        <w:ind w:left="2880" w:leftChars="0" w:firstLine="720" w:firstLineChars="0"/>
-        <w:rPr>
-          <w:rFonts w:hint="default"/>
-          <w:b/>
-          <w:bCs/>
-          <w:sz w:val="24"/>
-          <w:szCs w:val="24"/>
-          <w:lang w:val="en-US"/>
-        </w:rPr>
-      </w:pPr>
-    </w:p>
-    <w:p>
-      <w:pPr>
-        <w:ind w:left="2880" w:leftChars="0" w:firstLine="720" w:firstLineChars="0"/>
-        <w:rPr>
-          <w:rFonts w:hint="default"/>
-          <w:b/>
-          <w:bCs/>
-          <w:sz w:val="24"/>
-          <w:szCs w:val="24"/>
-          <w:lang w:val="en-US"/>
-        </w:rPr>
-      </w:pPr>
-      <w:r>
-        <w:rPr>
-          <w:rFonts w:hint="default"/>
-          <w:b/>
-          <w:bCs/>
-          <w:sz w:val="24"/>
-          <w:szCs w:val="24"/>
-          <w:lang w:val="en-US"/>
-        </w:rPr>
-        <w:t xml:space="preserve">    if A[i] + A[i+1] &gt; A[i+2]:</w:t>
-      </w:r>
-    </w:p>
-    <w:p>
-      <w:pPr>
-        <w:ind w:left="2880" w:leftChars="0" w:firstLine="720" w:firstLineChars="0"/>
-        <w:rPr>
-          <w:rFonts w:hint="default"/>
-          <w:b/>
-          <w:bCs/>
-          <w:sz w:val="24"/>
-          <w:szCs w:val="24"/>
-          <w:lang w:val="en-US"/>
-        </w:rPr>
-      </w:pPr>
-      <w:r>
-        <w:rPr>
-          <w:rFonts w:hint="default"/>
-          <w:b/>
-          <w:bCs/>
-          <w:sz w:val="24"/>
-          <w:szCs w:val="24"/>
-          <w:lang w:val="en-US"/>
-        </w:rPr>
-        <w:t xml:space="preserve">        return 1</w:t>
-      </w:r>
-    </w:p>
-    <w:p>
-      <w:pPr>
-        <w:ind w:left="2880" w:leftChars="0" w:firstLine="720" w:firstLineChars="0"/>
-        <w:rPr>
-          <w:rFonts w:hint="default"/>
-          <w:b/>
-          <w:bCs/>
-          <w:sz w:val="24"/>
-          <w:szCs w:val="24"/>
-          <w:lang w:val="en-US"/>
-        </w:rPr>
-      </w:pPr>
-    </w:p>
-    <w:p>
-      <w:pPr>
-        <w:ind w:left="2880" w:leftChars="0" w:firstLine="720" w:firstLineChars="0"/>
-        <w:rPr>
-          <w:rFonts w:hint="default"/>
-          <w:b/>
-          <w:bCs/>
-          <w:sz w:val="24"/>
-          <w:szCs w:val="24"/>
-          <w:lang w:val="en-US"/>
-        </w:rPr>
-      </w:pPr>
-      <w:r>
-        <w:rPr>
-          <w:rFonts w:hint="default"/>
-          <w:b/>
-          <w:bCs/>
-          <w:sz w:val="24"/>
-          <w:szCs w:val="24"/>
-          <w:lang w:val="en-US"/>
-        </w:rPr>
-        <w:t xml:space="preserve">    return check(A, i+1)</w:t>
-      </w:r>
+          <w:rFonts w:hint="cs" w:cstheme="minorBidi"/>
+          <w:lang w:val="en-US" w:bidi="ar-EG"/>
+        </w:rPr>
+      </w:pPr>
       <w:bookmarkStart w:id="0" w:name="_GoBack"/>
       <w:bookmarkEnd w:id="0"/>
+    </w:p>
+    <w:p>
+      <w:pPr>
+        <w:rPr>
+          <w:rFonts w:hint="default"/>
+          <w:lang w:val="en-US"/>
+        </w:rPr>
+      </w:pPr>
+    </w:p>
+    <w:p>
+      <w:pPr>
+        <w:rPr>
+          <w:rFonts w:hint="default"/>
+          <w:lang w:val="en-US"/>
+        </w:rPr>
+      </w:pPr>
+    </w:p>
+    <w:p>
+      <w:pPr>
+        <w:rPr>
+          <w:rFonts w:hint="default"/>
+          <w:lang w:val="en-US"/>
+        </w:rPr>
+      </w:pPr>
+    </w:p>
+    <w:p>
+      <w:pPr>
+        <w:rPr>
+          <w:rFonts w:hint="default"/>
+          <w:lang w:val="en-US"/>
+        </w:rPr>
+      </w:pPr>
+    </w:p>
+    <w:p>
+      <w:pPr>
+        <w:rPr>
+          <w:rFonts w:hint="default"/>
+          <w:lang w:val="en-US"/>
+        </w:rPr>
+      </w:pPr>
+    </w:p>
+    <w:p>
+      <w:pPr>
+        <w:rPr>
+          <w:rFonts w:hint="default"/>
+          <w:lang w:val="en-US"/>
+        </w:rPr>
+      </w:pPr>
+    </w:p>
+    <w:p>
+      <w:pPr>
+        <w:rPr>
+          <w:rFonts w:hint="default"/>
+          <w:lang w:val="en-US"/>
+        </w:rPr>
+      </w:pPr>
+    </w:p>
+    <w:p>
+      <w:pPr>
+        <w:rPr>
+          <w:rFonts w:hint="default"/>
+          <w:lang w:val="en-US"/>
+        </w:rPr>
+      </w:pPr>
+    </w:p>
+    <w:p>
+      <w:pPr>
+        <w:rPr>
+          <w:rFonts w:hint="default"/>
+          <w:lang w:val="en-US"/>
+        </w:rPr>
+      </w:pPr>
+    </w:p>
+    <w:p>
+      <w:pPr>
+        <w:rPr>
+          <w:rFonts w:hint="default"/>
+          <w:lang w:val="en-US"/>
+        </w:rPr>
+      </w:pPr>
+    </w:p>
+    <w:p>
+      <w:pPr>
+        <w:rPr>
+          <w:rFonts w:hint="default"/>
+          <w:lang w:val="en-US"/>
+        </w:rPr>
+      </w:pPr>
+    </w:p>
+    <w:p>
+      <w:pPr>
+        <w:rPr>
+          <w:rFonts w:hint="default"/>
+          <w:lang w:val="en-US"/>
+        </w:rPr>
+      </w:pPr>
+    </w:p>
+    <w:p>
+      <w:pPr>
+        <w:rPr>
+          <w:rFonts w:hint="default"/>
+          <w:lang w:val="en-US"/>
+        </w:rPr>
+      </w:pPr>
+    </w:p>
+    <w:p>
+      <w:pPr>
+        <w:rPr>
+          <w:rFonts w:hint="default"/>
+          <w:lang w:val="en-US"/>
+        </w:rPr>
+      </w:pPr>
+    </w:p>
+    <w:p>
+      <w:pPr>
+        <w:rPr>
+          <w:rFonts w:hint="default"/>
+          <w:lang w:val="en-US"/>
+        </w:rPr>
+      </w:pPr>
+    </w:p>
+    <w:p>
+      <w:pPr>
+        <w:rPr>
+          <w:rFonts w:hint="default"/>
+          <w:lang w:val="en-US"/>
+        </w:rPr>
+      </w:pPr>
+    </w:p>
+    <w:p/>
+    <w:p>
+      <w:pPr>
+        <w:pBdr>
+          <w:bottom w:val="double" w:color="auto" w:sz="4" w:space="0"/>
+        </w:pBdr>
+      </w:pPr>
+    </w:p>
+    <w:p>
+      <w:pPr>
+        <w:pBdr>
+          <w:bottom w:val="double" w:color="auto" w:sz="4" w:space="0"/>
+        </w:pBdr>
+      </w:pPr>
+    </w:p>
+    <w:p>
+      <w:pPr>
+        <w:pBdr>
+          <w:bottom w:val="double" w:color="auto" w:sz="4" w:space="0"/>
+        </w:pBdr>
+      </w:pPr>
+    </w:p>
+    <w:p>
+      <w:pPr>
+        <w:pBdr>
+          <w:bottom w:val="double" w:color="auto" w:sz="4" w:space="0"/>
+        </w:pBdr>
+      </w:pPr>
+    </w:p>
+    <w:p>
+      <w:pPr>
+        <w:pBdr>
+          <w:bottom w:val="double" w:color="auto" w:sz="4" w:space="0"/>
+        </w:pBdr>
+      </w:pPr>
+    </w:p>
+    <w:p>
+      <w:pPr>
+        <w:pBdr>
+          <w:bottom w:val="double" w:color="auto" w:sz="4" w:space="0"/>
+        </w:pBdr>
+      </w:pPr>
+    </w:p>
+    <w:p>
+      <w:pPr>
+        <w:pBdr>
+          <w:bottom w:val="double" w:color="auto" w:sz="4" w:space="0"/>
+        </w:pBdr>
+      </w:pPr>
+    </w:p>
+    <w:p>
+      <w:pPr>
+        <w:pBdr>
+          <w:bottom w:val="double" w:color="auto" w:sz="4" w:space="0"/>
+        </w:pBdr>
+      </w:pPr>
+    </w:p>
+    <w:p>
+      <w:pPr>
+        <w:pBdr>
+          <w:bottom w:val="double" w:color="auto" w:sz="4" w:space="0"/>
+        </w:pBdr>
+      </w:pPr>
+    </w:p>
+    <w:p>
+      <w:pPr>
+        <w:pBdr>
+          <w:bottom w:val="double" w:color="auto" w:sz="4" w:space="0"/>
+        </w:pBdr>
+      </w:pPr>
+    </w:p>
+    <w:p>
+      <w:pPr>
+        <w:pBdr>
+          <w:bottom w:val="double" w:color="auto" w:sz="4" w:space="0"/>
+        </w:pBdr>
+      </w:pPr>
+    </w:p>
+    <w:p>
+      <w:pPr>
+        <w:pBdr>
+          <w:bottom w:val="double" w:color="auto" w:sz="4" w:space="0"/>
+        </w:pBdr>
+      </w:pPr>
+    </w:p>
+    <w:p>
+      <w:pPr>
+        <w:pBdr>
+          <w:bottom w:val="double" w:color="auto" w:sz="4" w:space="0"/>
+        </w:pBdr>
+      </w:pPr>
+    </w:p>
+    <w:p>
+      <w:pPr>
+        <w:pBdr>
+          <w:bottom w:val="double" w:color="auto" w:sz="4" w:space="0"/>
+        </w:pBdr>
+      </w:pPr>
+    </w:p>
+    <w:p>
+      <w:pPr>
+        <w:pBdr>
+          <w:bottom w:val="double" w:color="auto" w:sz="4" w:space="0"/>
+        </w:pBdr>
+      </w:pPr>
+    </w:p>
+    <w:p>
+      <w:pPr>
+        <w:pBdr>
+          <w:bottom w:val="double" w:color="auto" w:sz="4" w:space="0"/>
+        </w:pBdr>
+      </w:pPr>
+    </w:p>
+    <w:p>
+      <w:pPr>
+        <w:pBdr>
+          <w:bottom w:val="double" w:color="auto" w:sz="4" w:space="0"/>
+        </w:pBdr>
+      </w:pPr>
+    </w:p>
+    <w:p>
+      <w:pPr>
+        <w:pBdr>
+          <w:bottom w:val="double" w:color="auto" w:sz="4" w:space="0"/>
+        </w:pBdr>
+      </w:pPr>
+    </w:p>
+    <w:p>
+      <w:pPr>
+        <w:pBdr>
+          <w:bottom w:val="double" w:color="auto" w:sz="4" w:space="0"/>
+        </w:pBdr>
+      </w:pPr>
+    </w:p>
+    <w:p>
+      <w:pPr>
+        <w:pBdr>
+          <w:bottom w:val="double" w:color="auto" w:sz="4" w:space="0"/>
+        </w:pBdr>
+      </w:pPr>
+    </w:p>
+    <w:p>
+      <w:pPr>
+        <w:pBdr>
+          <w:bottom w:val="double" w:color="auto" w:sz="4" w:space="0"/>
+        </w:pBdr>
+      </w:pPr>
+    </w:p>
+    <w:p>
+      <w:pPr>
+        <w:pBdr>
+          <w:bottom w:val="double" w:color="auto" w:sz="4" w:space="0"/>
+        </w:pBdr>
+      </w:pPr>
+    </w:p>
+    <w:p>
+      <w:pPr>
+        <w:pBdr>
+          <w:bottom w:val="double" w:color="auto" w:sz="4" w:space="0"/>
+        </w:pBdr>
+      </w:pPr>
+    </w:p>
+    <w:p>
+      <w:pPr>
+        <w:pBdr>
+          <w:bottom w:val="double" w:color="auto" w:sz="4" w:space="0"/>
+        </w:pBdr>
+      </w:pPr>
+    </w:p>
+    <w:p>
+      <w:pPr>
+        <w:pBdr>
+          <w:bottom w:val="double" w:color="auto" w:sz="4" w:space="0"/>
+        </w:pBdr>
+      </w:pPr>
+    </w:p>
+    <w:p>
+      <w:pPr>
+        <w:pBdr>
+          <w:bottom w:val="double" w:color="auto" w:sz="4" w:space="0"/>
+        </w:pBdr>
+      </w:pPr>
+    </w:p>
+    <w:p>
+      <w:pPr>
+        <w:pBdr>
+          <w:bottom w:val="double" w:color="auto" w:sz="4" w:space="0"/>
+        </w:pBdr>
+      </w:pPr>
+    </w:p>
+    <w:p>
+      <w:pPr>
+        <w:pBdr>
+          <w:bottom w:val="double" w:color="auto" w:sz="4" w:space="0"/>
+        </w:pBdr>
+      </w:pPr>
+    </w:p>
+    <w:p>
+      <w:pPr>
+        <w:pBdr>
+          <w:bottom w:val="double" w:color="auto" w:sz="4" w:space="0"/>
+        </w:pBdr>
+      </w:pPr>
+    </w:p>
+    <w:p>
+      <w:pPr>
+        <w:pBdr>
+          <w:bottom w:val="double" w:color="auto" w:sz="4" w:space="0"/>
+        </w:pBdr>
+      </w:pPr>
+    </w:p>
+    <w:p>
+      <w:pPr>
+        <w:pBdr>
+          <w:bottom w:val="double" w:color="auto" w:sz="4" w:space="0"/>
+        </w:pBdr>
+      </w:pPr>
+    </w:p>
+    <w:p>
+      <w:pPr>
+        <w:pBdr>
+          <w:bottom w:val="double" w:color="auto" w:sz="4" w:space="0"/>
+        </w:pBdr>
+      </w:pPr>
+    </w:p>
+    <w:p>
+      <w:pPr>
+        <w:pBdr>
+          <w:bottom w:val="double" w:color="auto" w:sz="4" w:space="0"/>
+        </w:pBdr>
+      </w:pPr>
+    </w:p>
+    <w:p>
+      <w:pPr>
+        <w:pBdr>
+          <w:bottom w:val="double" w:color="auto" w:sz="4" w:space="0"/>
+        </w:pBdr>
+      </w:pPr>
+    </w:p>
+    <w:p>
+      <w:pPr>
+        <w:pBdr>
+          <w:bottom w:val="double" w:color="auto" w:sz="4" w:space="0"/>
+        </w:pBdr>
+      </w:pPr>
+    </w:p>
+    <w:p>
+      <w:pPr>
+        <w:pBdr>
+          <w:bottom w:val="double" w:color="auto" w:sz="4" w:space="0"/>
+        </w:pBdr>
+      </w:pPr>
+    </w:p>
+    <w:p>
+      <w:pPr>
+        <w:pBdr>
+          <w:bottom w:val="double" w:color="auto" w:sz="4" w:space="0"/>
+        </w:pBdr>
+      </w:pPr>
+    </w:p>
+    <w:p>
+      <w:pPr>
+        <w:pBdr>
+          <w:bottom w:val="double" w:color="auto" w:sz="4" w:space="0"/>
+        </w:pBdr>
+      </w:pPr>
+    </w:p>
+    <w:p>
+      <w:pPr>
+        <w:rPr>
+          <w:rFonts w:hint="default"/>
+          <w:lang w:val="en-US"/>
+        </w:rPr>
+      </w:pPr>
+    </w:p>
+    <w:p>
+      <w:pPr>
+        <w:rPr>
+          <w:rFonts w:hint="default"/>
+          <w:b/>
+          <w:bCs/>
+          <w:sz w:val="36"/>
+          <w:szCs w:val="36"/>
+          <w:lang w:val="en-US"/>
+        </w:rPr>
+      </w:pPr>
+      <w:r>
+        <w:rPr>
+          <w:rFonts w:hint="default"/>
+          <w:b/>
+          <w:bCs/>
+          <w:sz w:val="36"/>
+          <w:szCs w:val="36"/>
+          <w:lang w:val="en-US"/>
+        </w:rPr>
+        <w:t xml:space="preserve">=&gt; Recursive Pseudo code : </w:t>
+      </w:r>
+    </w:p>
+    <w:p>
+      <w:pPr>
+        <w:rPr>
+          <w:rFonts w:hint="default"/>
+          <w:b/>
+          <w:bCs/>
+          <w:sz w:val="36"/>
+          <w:szCs w:val="36"/>
+          <w:lang w:val="en-US"/>
+        </w:rPr>
+      </w:pPr>
+    </w:p>
+    <w:p>
+      <w:pPr>
+        <w:ind w:left="2880" w:leftChars="0" w:firstLine="720" w:firstLineChars="0"/>
+        <w:rPr>
+          <w:rFonts w:hint="default"/>
+          <w:b/>
+          <w:bCs/>
+          <w:sz w:val="24"/>
+          <w:szCs w:val="24"/>
+          <w:lang w:val="en-US"/>
+        </w:rPr>
+      </w:pPr>
+      <w:r>
+        <w:rPr>
+          <w:rFonts w:hint="default"/>
+          <w:b/>
+          <w:bCs/>
+          <w:sz w:val="24"/>
+          <w:szCs w:val="24"/>
+          <w:lang w:val="en-US"/>
+        </w:rPr>
+        <w:t>function check(A, i):</w:t>
+      </w:r>
+    </w:p>
+    <w:p>
+      <w:pPr>
+        <w:ind w:left="2880" w:leftChars="0" w:firstLine="720" w:firstLineChars="0"/>
+        <w:rPr>
+          <w:rFonts w:hint="default"/>
+          <w:b/>
+          <w:bCs/>
+          <w:sz w:val="24"/>
+          <w:szCs w:val="24"/>
+          <w:lang w:val="en-US"/>
+        </w:rPr>
+      </w:pPr>
+      <w:r>
+        <w:rPr>
+          <w:rFonts w:hint="default"/>
+          <w:b/>
+          <w:bCs/>
+          <w:sz w:val="24"/>
+          <w:szCs w:val="24"/>
+          <w:lang w:val="en-US"/>
+        </w:rPr>
+        <w:t xml:space="preserve">    if i &gt; N-3:</w:t>
+      </w:r>
+    </w:p>
+    <w:p>
+      <w:pPr>
+        <w:ind w:left="2880" w:leftChars="0" w:firstLine="720" w:firstLineChars="0"/>
+        <w:rPr>
+          <w:rFonts w:hint="default"/>
+          <w:b/>
+          <w:bCs/>
+          <w:sz w:val="24"/>
+          <w:szCs w:val="24"/>
+          <w:lang w:val="en-US"/>
+        </w:rPr>
+      </w:pPr>
+      <w:r>
+        <w:rPr>
+          <w:rFonts w:hint="default"/>
+          <w:b/>
+          <w:bCs/>
+          <w:sz w:val="24"/>
+          <w:szCs w:val="24"/>
+          <w:lang w:val="en-US"/>
+        </w:rPr>
+        <w:t xml:space="preserve">        return 0</w:t>
+      </w:r>
+    </w:p>
+    <w:p>
+      <w:pPr>
+        <w:ind w:left="2880" w:leftChars="0" w:firstLine="720" w:firstLineChars="0"/>
+        <w:rPr>
+          <w:rFonts w:hint="default"/>
+          <w:b/>
+          <w:bCs/>
+          <w:sz w:val="24"/>
+          <w:szCs w:val="24"/>
+          <w:lang w:val="en-US"/>
+        </w:rPr>
+      </w:pPr>
+    </w:p>
+    <w:p>
+      <w:pPr>
+        <w:ind w:left="2880" w:leftChars="0" w:firstLine="720" w:firstLineChars="0"/>
+        <w:rPr>
+          <w:rFonts w:hint="default"/>
+          <w:b/>
+          <w:bCs/>
+          <w:sz w:val="24"/>
+          <w:szCs w:val="24"/>
+          <w:lang w:val="en-US"/>
+        </w:rPr>
+      </w:pPr>
+      <w:r>
+        <w:rPr>
+          <w:rFonts w:hint="default"/>
+          <w:b/>
+          <w:bCs/>
+          <w:sz w:val="24"/>
+          <w:szCs w:val="24"/>
+          <w:lang w:val="en-US"/>
+        </w:rPr>
+        <w:t xml:space="preserve">    if A[i] + A[i+1] &gt; A[i+2]:</w:t>
+      </w:r>
+    </w:p>
+    <w:p>
+      <w:pPr>
+        <w:ind w:left="2880" w:leftChars="0" w:firstLine="720" w:firstLineChars="0"/>
+        <w:rPr>
+          <w:rFonts w:hint="default"/>
+          <w:b/>
+          <w:bCs/>
+          <w:sz w:val="24"/>
+          <w:szCs w:val="24"/>
+          <w:lang w:val="en-US"/>
+        </w:rPr>
+      </w:pPr>
+      <w:r>
+        <w:rPr>
+          <w:rFonts w:hint="default"/>
+          <w:b/>
+          <w:bCs/>
+          <w:sz w:val="24"/>
+          <w:szCs w:val="24"/>
+          <w:lang w:val="en-US"/>
+        </w:rPr>
+        <w:t xml:space="preserve">        return 1</w:t>
+      </w:r>
+    </w:p>
+    <w:p>
+      <w:pPr>
+        <w:ind w:left="2880" w:leftChars="0" w:firstLine="720" w:firstLineChars="0"/>
+        <w:rPr>
+          <w:rFonts w:hint="default"/>
+          <w:b/>
+          <w:bCs/>
+          <w:sz w:val="24"/>
+          <w:szCs w:val="24"/>
+          <w:lang w:val="en-US"/>
+        </w:rPr>
+      </w:pPr>
+    </w:p>
+    <w:p>
+      <w:pPr>
+        <w:ind w:left="2880" w:leftChars="0" w:firstLine="720" w:firstLineChars="0"/>
+        <w:rPr>
+          <w:rFonts w:hint="default"/>
+          <w:b/>
+          <w:bCs/>
+          <w:sz w:val="24"/>
+          <w:szCs w:val="24"/>
+          <w:lang w:val="en-US"/>
+        </w:rPr>
+      </w:pPr>
+      <w:r>
+        <w:rPr>
+          <w:rFonts w:hint="default"/>
+          <w:b/>
+          <w:bCs/>
+          <w:sz w:val="24"/>
+          <w:szCs w:val="24"/>
+          <w:lang w:val="en-US"/>
+        </w:rPr>
+        <w:t xml:space="preserve">    return check(A, i+1)</w:t>
+      </w:r>
     </w:p>
     <w:p>
       <w:pPr>

--- a/Documentation.docx
+++ b/Documentation.docx
@@ -1,6 +1,6 @@
 
 <file path=word/document.xml><?xml version="1.0" encoding="utf-8"?>
-<w:document xmlns:wpc="http://schemas.microsoft.com/office/word/2010/wordprocessingCanvas" xmlns:cx="http://schemas.microsoft.com/office/drawing/2014/chartex" xmlns:cx1="http://schemas.microsoft.com/office/drawing/2015/9/8/chartex" xmlns:cx2="http://schemas.microsoft.com/office/drawing/2015/10/21/chartex" xmlns:cx3="http://schemas.microsoft.com/office/drawing/2016/5/9/chartex" xmlns:cx4="http://schemas.microsoft.com/office/drawing/2016/5/10/chartex" xmlns:cx5="http://schemas.microsoft.com/office/drawing/2016/5/11/chartex" xmlns:cx6="http://schemas.microsoft.com/office/drawing/2016/5/12/chartex" xmlns:cx7="http://schemas.microsoft.com/office/drawing/2016/5/13/chartex" xmlns:cx8="http://schemas.microsoft.com/office/drawing/2016/5/14/chartex" xmlns:mc="http://schemas.openxmlformats.org/markup-compatibility/2006" xmlns:aink="http://schemas.microsoft.com/office/drawing/2016/ink" xmlns:am3d="http://schemas.microsoft.com/office/drawing/2017/model3d" xmlns:o="urn:schemas-microsoft-com:office:office" xmlns:r="http://schemas.openxmlformats.org/officeDocument/2006/relationships" xmlns:m="http://schemas.openxmlformats.org/officeDocument/2006/math" xmlns:v="urn:schemas-microsoft-com:vml" xmlns:wp14="http://schemas.microsoft.com/office/word/2010/wordprocessingDrawing" xmlns:wp="http://schemas.openxmlformats.org/drawingml/2006/wordprocessingDrawing" xmlns:w10="urn:schemas-microsoft-com:office:word" xmlns:w="http://schemas.openxmlformats.org/wordprocessingml/2006/main" xmlns:w14="http://schemas.microsoft.com/office/word/2010/wordml" xmlns:w15="http://schemas.microsoft.com/office/word/2012/wordml" xmlns:w16cex="http://schemas.microsoft.com/office/word/2018/wordml/cex" xmlns:w16cid="http://schemas.microsoft.com/office/word/2016/wordml/cid" xmlns:w16="http://schemas.microsoft.com/office/word/2018/wordml" xmlns:w16sdtdh="http://schemas.microsoft.com/office/word/2020/wordml/sdtdatahash" xmlns:w16se="http://schemas.microsoft.com/office/word/2015/wordml/symex" xmlns:wpg="http://schemas.microsoft.com/office/word/2010/wordprocessingGroup" xmlns:wpi="http://schemas.microsoft.com/office/word/2010/wordprocessingInk" xmlns:wne="http://schemas.microsoft.com/office/word/2006/wordml" xmlns:wps="http://schemas.microsoft.com/office/word/2010/wordprocessingShape" mc:Ignorable="w14 w15 w16se w16cid w16 w16cex w16sdtdh wp14">
+<w:document xmlns:wpc="http://schemas.microsoft.com/office/word/2010/wordprocessingCanvas" xmlns:cx="http://schemas.microsoft.com/office/drawing/2014/chartex" xmlns:cx1="http://schemas.microsoft.com/office/drawing/2015/9/8/chartex" xmlns:cx2="http://schemas.microsoft.com/office/drawing/2015/10/21/chartex" xmlns:cx3="http://schemas.microsoft.com/office/drawing/2016/5/9/chartex" xmlns:cx4="http://schemas.microsoft.com/office/drawing/2016/5/10/chartex" xmlns:cx5="http://schemas.microsoft.com/office/drawing/2016/5/11/chartex" xmlns:cx6="http://schemas.microsoft.com/office/drawing/2016/5/12/chartex" xmlns:cx7="http://schemas.microsoft.com/office/drawing/2016/5/13/chartex" xmlns:cx8="http://schemas.microsoft.com/office/drawing/2016/5/14/chartex" xmlns:mc="http://schemas.openxmlformats.org/markup-compatibility/2006" xmlns:aink="http://schemas.microsoft.com/office/drawing/2016/ink" xmlns:am3d="http://schemas.microsoft.com/office/drawing/2017/model3d" xmlns:o="urn:schemas-microsoft-com:office:office" xmlns:oel="http://schemas.microsoft.com/office/2019/extlst" xmlns:r="http://schemas.openxmlformats.org/officeDocument/2006/relationships" xmlns:m="http://schemas.openxmlformats.org/officeDocument/2006/math" xmlns:v="urn:schemas-microsoft-com:vml" xmlns:wp14="http://schemas.microsoft.com/office/word/2010/wordprocessingDrawing" xmlns:wp="http://schemas.openxmlformats.org/drawingml/2006/wordprocessingDrawing" xmlns:w10="urn:schemas-microsoft-com:office:word" xmlns:w="http://schemas.openxmlformats.org/wordprocessingml/2006/main" xmlns:w14="http://schemas.microsoft.com/office/word/2010/wordml" xmlns:w15="http://schemas.microsoft.com/office/word/2012/wordml" xmlns:w16cex="http://schemas.microsoft.com/office/word/2018/wordml/cex" xmlns:w16cid="http://schemas.microsoft.com/office/word/2016/wordml/cid" xmlns:w16="http://schemas.microsoft.com/office/word/2018/wordml" xmlns:w16du="http://schemas.microsoft.com/office/word/2023/wordml/word16du" xmlns:w16sdtdh="http://schemas.microsoft.com/office/word/2020/wordml/sdtdatahash" xmlns:w16sdtfl="http://schemas.microsoft.com/office/word/2024/wordml/sdtformatlock" xmlns:w16se="http://schemas.microsoft.com/office/word/2015/wordml/symex" xmlns:wpg="http://schemas.microsoft.com/office/word/2010/wordprocessingGroup" xmlns:wpi="http://schemas.microsoft.com/office/word/2010/wordprocessingInk" xmlns:wne="http://schemas.microsoft.com/office/word/2006/wordml" xmlns:wps="http://schemas.microsoft.com/office/word/2010/wordprocessingShape" mc:Ignorable="w14 w15 w16se w16cid w16 w16cex w16sdtdh w16sdtfl w16du wp14">
   <w:body>
     <w:p/>
     <w:p>
@@ -76,15 +76,7 @@
           <w:iCs/>
           <w:color w:val="666666"/>
         </w:rPr>
-        <w:t>Algorithms</w:t>
-      </w:r>
-      <w:r>
-        <w:rPr>
-          <w:i/>
-          <w:iCs/>
-          <w:color w:val="666666"/>
-        </w:rPr>
-        <w:t xml:space="preserve">  |</w:t>
+        <w:t>Algorithms  |</w:t>
       </w:r>
       <w:proofErr w:type="gramEnd"/>
       <w:r>
@@ -295,50 +287,73 @@
         </w:rPr>
       </w:pPr>
     </w:p>
-    <w:p/>
-    <w:p>
-      <w:pPr>
-        <w:ind w:left="2880" w:firstLine="720"/>
-        <w:rPr>
-          <w:b/>
-          <w:bCs/>
-        </w:rPr>
-      </w:pPr>
-      <w:r>
-        <w:rPr>
-          <w:b/>
-          <w:bCs/>
-        </w:rPr>
-        <w:t>Sort array A</w:t>
-      </w:r>
-    </w:p>
-    <w:p>
-      <w:pPr>
-        <w:ind w:left="2880" w:firstLine="720"/>
-        <w:rPr>
-          <w:b/>
-          <w:bCs/>
-        </w:rPr>
-      </w:pPr>
-    </w:p>
-    <w:p>
-      <w:pPr>
-        <w:ind w:left="2880" w:firstLine="720"/>
-        <w:rPr>
-          <w:b/>
-          <w:bCs/>
-        </w:rPr>
-      </w:pPr>
-      <w:r>
-        <w:rPr>
-          <w:b/>
-          <w:bCs/>
-        </w:rPr>
-        <w:t xml:space="preserve">for </w:t>
+    <w:p>
+      <w:pPr>
+        <w:rPr>
+          <w:b/>
+          <w:bCs/>
+        </w:rPr>
+      </w:pPr>
+      <w:r>
+        <w:rPr>
+          <w:b/>
+          <w:bCs/>
+        </w:rPr>
+        <w:t xml:space="preserve">Algorithm </w:t>
+      </w:r>
+      <w:proofErr w:type="gramStart"/>
+      <w:r>
+        <w:rPr>
+          <w:b/>
+          <w:bCs/>
+        </w:rPr>
+        <w:t>Triangle(</w:t>
+      </w:r>
+      <w:proofErr w:type="gramEnd"/>
+      <w:r>
+        <w:rPr>
+          <w:b/>
+          <w:bCs/>
+        </w:rPr>
+        <w:t>A, N)</w:t>
+      </w:r>
+    </w:p>
+    <w:p>
+      <w:pPr>
+        <w:rPr>
+          <w:b/>
+          <w:bCs/>
+        </w:rPr>
+      </w:pPr>
+    </w:p>
+    <w:p>
+      <w:pPr>
+        <w:rPr>
+          <w:b/>
+          <w:bCs/>
+        </w:rPr>
+      </w:pPr>
+    </w:p>
+    <w:p>
+      <w:pPr>
+        <w:rPr>
+          <w:rFonts w:hint="eastAsia"/>
+          <w:b/>
+          <w:bCs/>
+        </w:rPr>
+      </w:pPr>
+      <w:r>
+        <w:rPr>
+          <w:rFonts w:hint="eastAsia"/>
+          <w:b/>
+          <w:bCs/>
+        </w:rPr>
+        <w:t xml:space="preserve">    FOR </w:t>
       </w:r>
       <w:proofErr w:type="spellStart"/>
       <w:r>
         <w:rPr>
+          <w:rFonts w:hint="eastAsia"/>
           <w:b/>
           <w:bCs/>
         </w:rPr>
@@ -347,30 +362,362 @@
       <w:proofErr w:type="spellEnd"/>
       <w:r>
         <w:rPr>
-          <w:b/>
-          <w:bCs/>
-        </w:rPr>
-        <w:t xml:space="preserve"> from 0 to N-3:</w:t>
-      </w:r>
-    </w:p>
-    <w:p>
-      <w:pPr>
-        <w:ind w:left="2880" w:firstLine="720"/>
-        <w:rPr>
-          <w:b/>
-          <w:bCs/>
-        </w:rPr>
-      </w:pPr>
-      <w:r>
-        <w:rPr>
-          <w:b/>
-          <w:bCs/>
-        </w:rPr>
-        <w:t xml:space="preserve">    if A[</w:t>
+          <w:rFonts w:hint="eastAsia"/>
+          <w:b/>
+          <w:bCs/>
+        </w:rPr>
+        <w:t xml:space="preserve"> </w:t>
+      </w:r>
+      <w:r>
+        <w:rPr>
+          <w:b/>
+          <w:bCs/>
+        </w:rPr>
+        <w:sym w:font="Wingdings" w:char="F0DF"/>
+      </w:r>
+      <w:r>
+        <w:rPr>
+          <w:rFonts w:hint="eastAsia"/>
+          <w:b/>
+          <w:bCs/>
+        </w:rPr>
+        <w:t>1 TO N - 1 DO</w:t>
+      </w:r>
+    </w:p>
+    <w:p>
+      <w:pPr>
+        <w:rPr>
+          <w:b/>
+          <w:bCs/>
+        </w:rPr>
+      </w:pPr>
+    </w:p>
+    <w:p>
+      <w:pPr>
+        <w:rPr>
+          <w:rFonts w:hint="eastAsia"/>
+          <w:b/>
+          <w:bCs/>
+        </w:rPr>
+      </w:pPr>
+      <w:r>
+        <w:rPr>
+          <w:rFonts w:hint="eastAsia"/>
+          <w:b/>
+          <w:bCs/>
+        </w:rPr>
+        <w:t xml:space="preserve">        </w:t>
+      </w:r>
+      <w:r>
+        <w:rPr>
+          <w:b/>
+          <w:bCs/>
+        </w:rPr>
+        <w:t>K</w:t>
+      </w:r>
+      <w:r>
+        <w:rPr>
+          <w:rFonts w:hint="eastAsia"/>
+          <w:b/>
+          <w:bCs/>
+        </w:rPr>
+        <w:t>ey</w:t>
+      </w:r>
+      <w:r>
+        <w:rPr>
+          <w:b/>
+          <w:bCs/>
+        </w:rPr>
+        <w:t xml:space="preserve"> </w:t>
+      </w:r>
+      <w:r>
+        <w:rPr>
+          <w:b/>
+          <w:bCs/>
+        </w:rPr>
+        <w:sym w:font="Wingdings" w:char="F0DF"/>
+      </w:r>
+      <w:r>
+        <w:rPr>
+          <w:rFonts w:hint="eastAsia"/>
+          <w:b/>
+          <w:bCs/>
+        </w:rPr>
+        <w:t xml:space="preserve"> A[i]</w:t>
+      </w:r>
+    </w:p>
+    <w:p>
+      <w:pPr>
+        <w:rPr>
+          <w:rFonts w:hint="eastAsia"/>
+          <w:b/>
+          <w:bCs/>
+        </w:rPr>
+      </w:pPr>
+      <w:r>
+        <w:rPr>
+          <w:rFonts w:hint="eastAsia"/>
+          <w:b/>
+          <w:bCs/>
+        </w:rPr>
+        <w:t xml:space="preserve">        </w:t>
+      </w:r>
+      <w:r>
+        <w:rPr>
+          <w:b/>
+          <w:bCs/>
+        </w:rPr>
+        <w:t>J</w:t>
+      </w:r>
+      <w:r>
+        <w:rPr>
+          <w:b/>
+          <w:bCs/>
+        </w:rPr>
+        <w:t xml:space="preserve"> </w:t>
+      </w:r>
+      <w:r>
+        <w:rPr>
+          <w:b/>
+          <w:bCs/>
+        </w:rPr>
+        <w:sym w:font="Wingdings" w:char="F0DF"/>
+      </w:r>
+      <w:r>
+        <w:rPr>
+          <w:rFonts w:hint="eastAsia"/>
+          <w:b/>
+          <w:bCs/>
+        </w:rPr>
+        <w:t xml:space="preserve"> i - 1</w:t>
+      </w:r>
+    </w:p>
+    <w:p>
+      <w:pPr>
+        <w:rPr>
+          <w:b/>
+          <w:bCs/>
+        </w:rPr>
+      </w:pPr>
+    </w:p>
+    <w:p>
+      <w:pPr>
+        <w:rPr>
+          <w:rFonts w:hint="eastAsia"/>
+          <w:b/>
+          <w:bCs/>
+        </w:rPr>
+      </w:pPr>
+      <w:r>
+        <w:rPr>
+          <w:rFonts w:hint="eastAsia"/>
+          <w:b/>
+          <w:bCs/>
+        </w:rPr>
+        <w:t xml:space="preserve">        WHILE (j </w:t>
+      </w:r>
+      <w:r>
+        <w:rPr>
+          <w:b/>
+          <w:bCs/>
+        </w:rPr>
+        <w:t>&gt;=</w:t>
+      </w:r>
+      <w:r>
+        <w:rPr>
+          <w:rFonts w:hint="eastAsia"/>
+          <w:b/>
+          <w:bCs/>
+        </w:rPr>
+        <w:t xml:space="preserve"> 0) AND (A[j] &gt; key) DO</w:t>
+      </w:r>
+    </w:p>
+    <w:p>
+      <w:pPr>
+        <w:rPr>
+          <w:rFonts w:hint="eastAsia"/>
+          <w:b/>
+          <w:bCs/>
+        </w:rPr>
+      </w:pPr>
+      <w:r>
+        <w:rPr>
+          <w:rFonts w:hint="eastAsia"/>
+          <w:b/>
+          <w:bCs/>
+        </w:rPr>
+        <w:t xml:space="preserve">            </w:t>
+      </w:r>
+      <w:proofErr w:type="gramStart"/>
+      <w:r>
+        <w:rPr>
+          <w:rFonts w:hint="eastAsia"/>
+          <w:b/>
+          <w:bCs/>
+        </w:rPr>
+        <w:t>A[</w:t>
+      </w:r>
+      <w:proofErr w:type="gramEnd"/>
+      <w:r>
+        <w:rPr>
+          <w:rFonts w:hint="eastAsia"/>
+          <w:b/>
+          <w:bCs/>
+        </w:rPr>
+        <w:t xml:space="preserve">j + 1] </w:t>
+      </w:r>
+      <w:r>
+        <w:rPr>
+          <w:b/>
+          <w:bCs/>
+        </w:rPr>
+        <w:sym w:font="Wingdings" w:char="F0DF"/>
+      </w:r>
+      <w:r>
+        <w:rPr>
+          <w:rFonts w:hint="eastAsia"/>
+          <w:b/>
+          <w:bCs/>
+        </w:rPr>
+        <w:t xml:space="preserve"> A[j]</w:t>
+      </w:r>
+    </w:p>
+    <w:p>
+      <w:pPr>
+        <w:rPr>
+          <w:rFonts w:hint="eastAsia"/>
+          <w:b/>
+          <w:bCs/>
+        </w:rPr>
+      </w:pPr>
+      <w:r>
+        <w:rPr>
+          <w:rFonts w:hint="eastAsia"/>
+          <w:b/>
+          <w:bCs/>
+        </w:rPr>
+        <w:t xml:space="preserve">            j </w:t>
+      </w:r>
+      <w:r>
+        <w:rPr>
+          <w:b/>
+          <w:bCs/>
+        </w:rPr>
+        <w:sym w:font="Wingdings" w:char="F0DF"/>
       </w:r>
       <w:proofErr w:type="spellStart"/>
       <w:r>
         <w:rPr>
+          <w:rFonts w:hint="eastAsia"/>
+          <w:b/>
+          <w:bCs/>
+        </w:rPr>
+        <w:t>j</w:t>
+      </w:r>
+      <w:proofErr w:type="spellEnd"/>
+      <w:r>
+        <w:rPr>
+          <w:rFonts w:hint="eastAsia"/>
+          <w:b/>
+          <w:bCs/>
+        </w:rPr>
+        <w:t xml:space="preserve"> - 1</w:t>
+      </w:r>
+    </w:p>
+    <w:p>
+      <w:pPr>
+        <w:rPr>
+          <w:b/>
+          <w:bCs/>
+        </w:rPr>
+      </w:pPr>
+      <w:r>
+        <w:rPr>
+          <w:b/>
+          <w:bCs/>
+        </w:rPr>
+        <w:t xml:space="preserve">   </w:t>
+      </w:r>
+    </w:p>
+    <w:p>
+      <w:pPr>
+        <w:rPr>
+          <w:rFonts w:hint="eastAsia"/>
+          <w:b/>
+          <w:bCs/>
+        </w:rPr>
+      </w:pPr>
+      <w:r>
+        <w:rPr>
+          <w:rFonts w:hint="eastAsia"/>
+          <w:b/>
+          <w:bCs/>
+        </w:rPr>
+        <w:t xml:space="preserve">        </w:t>
+      </w:r>
+      <w:proofErr w:type="gramStart"/>
+      <w:r>
+        <w:rPr>
+          <w:rFonts w:hint="eastAsia"/>
+          <w:b/>
+          <w:bCs/>
+        </w:rPr>
+        <w:t>A[</w:t>
+      </w:r>
+      <w:proofErr w:type="gramEnd"/>
+      <w:r>
+        <w:rPr>
+          <w:rFonts w:hint="eastAsia"/>
+          <w:b/>
+          <w:bCs/>
+        </w:rPr>
+        <w:t xml:space="preserve">j + 1] </w:t>
+      </w:r>
+      <w:r>
+        <w:rPr>
+          <w:rFonts w:hint="eastAsia"/>
+          <w:b/>
+          <w:bCs/>
+        </w:rPr>
+        <w:t>←</w:t>
+      </w:r>
+      <w:r>
+        <w:rPr>
+          <w:rFonts w:hint="eastAsia"/>
+          <w:b/>
+          <w:bCs/>
+        </w:rPr>
+        <w:t xml:space="preserve"> key</w:t>
+      </w:r>
+    </w:p>
+    <w:p>
+      <w:pPr>
+        <w:rPr>
+          <w:b/>
+          <w:bCs/>
+        </w:rPr>
+      </w:pPr>
+    </w:p>
+    <w:p>
+      <w:pPr>
+        <w:rPr>
+          <w:rFonts w:hint="eastAsia"/>
+          <w:b/>
+          <w:bCs/>
+        </w:rPr>
+      </w:pPr>
+      <w:r>
+        <w:rPr>
+          <w:rFonts w:hint="eastAsia"/>
+          <w:b/>
+          <w:bCs/>
+        </w:rPr>
+        <w:t xml:space="preserve">    FOR </w:t>
+      </w:r>
+      <w:proofErr w:type="spellStart"/>
+      <w:r>
+        <w:rPr>
+          <w:rFonts w:hint="eastAsia"/>
           <w:b/>
           <w:bCs/>
         </w:rPr>
@@ -379,51 +726,234 @@
       <w:proofErr w:type="spellEnd"/>
       <w:r>
         <w:rPr>
-          <w:b/>
-          <w:bCs/>
-        </w:rPr>
-        <w:t>] + A[i+1] &gt; A[i+2]:</w:t>
-      </w:r>
-    </w:p>
-    <w:p>
-      <w:pPr>
-        <w:ind w:left="2880" w:firstLine="720"/>
-        <w:rPr>
-          <w:b/>
-          <w:bCs/>
-        </w:rPr>
-      </w:pPr>
-      <w:r>
-        <w:rPr>
-          <w:b/>
-          <w:bCs/>
-        </w:rPr>
-        <w:t xml:space="preserve">        return 1</w:t>
-      </w:r>
-    </w:p>
-    <w:p>
-      <w:pPr>
-        <w:ind w:left="2880" w:firstLine="720"/>
-        <w:rPr>
-          <w:b/>
-          <w:bCs/>
-        </w:rPr>
-      </w:pPr>
-    </w:p>
-    <w:p>
-      <w:pPr>
-        <w:ind w:left="2880" w:firstLine="720"/>
-        <w:rPr>
-          <w:b/>
-          <w:bCs/>
-        </w:rPr>
-      </w:pPr>
-      <w:r>
-        <w:rPr>
-          <w:b/>
-          <w:bCs/>
-        </w:rPr>
-        <w:t>return 0</w:t>
+          <w:rFonts w:hint="eastAsia"/>
+          <w:b/>
+          <w:bCs/>
+        </w:rPr>
+        <w:t xml:space="preserve"> </w:t>
+      </w:r>
+      <w:r>
+        <w:rPr>
+          <w:rFonts w:hint="eastAsia"/>
+          <w:b/>
+          <w:bCs/>
+        </w:rPr>
+        <w:t>←</w:t>
+      </w:r>
+      <w:r>
+        <w:rPr>
+          <w:rFonts w:hint="eastAsia"/>
+          <w:b/>
+          <w:bCs/>
+        </w:rPr>
+        <w:t xml:space="preserve"> </w:t>
+      </w:r>
+      <w:proofErr w:type="gramStart"/>
+      <w:r>
+        <w:rPr>
+          <w:rFonts w:hint="eastAsia"/>
+          <w:b/>
+          <w:bCs/>
+        </w:rPr>
+        <w:t xml:space="preserve">0 </w:t>
+      </w:r>
+      <w:r>
+        <w:rPr>
+          <w:b/>
+          <w:bCs/>
+        </w:rPr>
+        <w:t xml:space="preserve"> </w:t>
+      </w:r>
+      <w:r>
+        <w:rPr>
+          <w:rFonts w:hint="eastAsia"/>
+          <w:b/>
+          <w:bCs/>
+        </w:rPr>
+        <w:t>TO</w:t>
+      </w:r>
+      <w:proofErr w:type="gramEnd"/>
+      <w:r>
+        <w:rPr>
+          <w:rFonts w:hint="eastAsia"/>
+          <w:b/>
+          <w:bCs/>
+        </w:rPr>
+        <w:t xml:space="preserve"> </w:t>
+      </w:r>
+      <w:r>
+        <w:rPr>
+          <w:b/>
+          <w:bCs/>
+        </w:rPr>
+        <w:t xml:space="preserve"> </w:t>
+      </w:r>
+      <w:r>
+        <w:rPr>
+          <w:rFonts w:hint="eastAsia"/>
+          <w:b/>
+          <w:bCs/>
+        </w:rPr>
+        <w:t xml:space="preserve">N - </w:t>
+      </w:r>
+      <w:proofErr w:type="gramStart"/>
+      <w:r>
+        <w:rPr>
+          <w:rFonts w:hint="eastAsia"/>
+          <w:b/>
+          <w:bCs/>
+        </w:rPr>
+        <w:t xml:space="preserve">3 </w:t>
+      </w:r>
+      <w:r>
+        <w:rPr>
+          <w:b/>
+          <w:bCs/>
+        </w:rPr>
+        <w:t xml:space="preserve"> </w:t>
+      </w:r>
+      <w:r>
+        <w:rPr>
+          <w:rFonts w:hint="eastAsia"/>
+          <w:b/>
+          <w:bCs/>
+        </w:rPr>
+        <w:t>DO</w:t>
+      </w:r>
+      <w:proofErr w:type="gramEnd"/>
+    </w:p>
+    <w:p>
+      <w:pPr>
+        <w:rPr>
+          <w:b/>
+          <w:bCs/>
+        </w:rPr>
+      </w:pPr>
+    </w:p>
+    <w:p>
+      <w:pPr>
+        <w:rPr>
+          <w:b/>
+          <w:bCs/>
+        </w:rPr>
+      </w:pPr>
+      <w:r>
+        <w:rPr>
+          <w:b/>
+          <w:bCs/>
+        </w:rPr>
+        <w:t xml:space="preserve">        IF (A[</w:t>
+      </w:r>
+      <w:proofErr w:type="spellStart"/>
+      <w:r>
+        <w:rPr>
+          <w:b/>
+          <w:bCs/>
+        </w:rPr>
+        <w:t>i</w:t>
+      </w:r>
+      <w:proofErr w:type="spellEnd"/>
+      <w:r>
+        <w:rPr>
+          <w:b/>
+          <w:bCs/>
+        </w:rPr>
+        <w:t xml:space="preserve">] + </w:t>
+      </w:r>
+      <w:proofErr w:type="gramStart"/>
+      <w:r>
+        <w:rPr>
+          <w:b/>
+          <w:bCs/>
+        </w:rPr>
+        <w:t>A[</w:t>
+      </w:r>
+      <w:proofErr w:type="spellStart"/>
+      <w:proofErr w:type="gramEnd"/>
+      <w:r>
+        <w:rPr>
+          <w:b/>
+          <w:bCs/>
+        </w:rPr>
+        <w:t>i</w:t>
+      </w:r>
+      <w:proofErr w:type="spellEnd"/>
+      <w:r>
+        <w:rPr>
+          <w:b/>
+          <w:bCs/>
+        </w:rPr>
+        <w:t xml:space="preserve"> + 1] &gt; </w:t>
+      </w:r>
+      <w:proofErr w:type="gramStart"/>
+      <w:r>
+        <w:rPr>
+          <w:b/>
+          <w:bCs/>
+        </w:rPr>
+        <w:t>A[</w:t>
+      </w:r>
+      <w:proofErr w:type="spellStart"/>
+      <w:proofErr w:type="gramEnd"/>
+      <w:r>
+        <w:rPr>
+          <w:b/>
+          <w:bCs/>
+        </w:rPr>
+        <w:t>i</w:t>
+      </w:r>
+      <w:proofErr w:type="spellEnd"/>
+      <w:r>
+        <w:rPr>
+          <w:b/>
+          <w:bCs/>
+        </w:rPr>
+        <w:t xml:space="preserve"> + 2]) THEN</w:t>
+      </w:r>
+    </w:p>
+    <w:p>
+      <w:pPr>
+        <w:rPr>
+          <w:b/>
+          <w:bCs/>
+        </w:rPr>
+      </w:pPr>
+      <w:r>
+        <w:rPr>
+          <w:b/>
+          <w:bCs/>
+        </w:rPr>
+        <w:t xml:space="preserve">            RETURN 1</w:t>
+      </w:r>
+    </w:p>
+    <w:p>
+      <w:pPr>
+        <w:rPr>
+          <w:b/>
+          <w:bCs/>
+        </w:rPr>
+      </w:pPr>
+      <w:r>
+        <w:rPr>
+          <w:b/>
+          <w:bCs/>
+        </w:rPr>
+        <w:t xml:space="preserve">        </w:t>
+      </w:r>
+    </w:p>
+    <w:p>
+      <w:pPr>
+        <w:rPr>
+          <w:b/>
+          <w:bCs/>
+        </w:rPr>
+      </w:pPr>
+      <w:r>
+        <w:rPr>
+          <w:b/>
+          <w:bCs/>
+        </w:rPr>
+        <w:t xml:space="preserve">    RETURN 0</w:t>
       </w:r>
     </w:p>
     <w:p/>
@@ -517,7 +1047,6 @@
           <w:sz w:val="36"/>
           <w:szCs w:val="36"/>
         </w:rPr>
-        <w:lastRenderedPageBreak/>
         <w:t>=&gt; Non-</w:t>
       </w:r>
       <w:bookmarkStart w:id="0" w:name="_Hlk229599414"/>
@@ -528,16 +1057,7 @@
           <w:sz w:val="36"/>
           <w:szCs w:val="36"/>
         </w:rPr>
-        <w:t xml:space="preserve">Recursive </w:t>
-      </w:r>
-      <w:r>
-        <w:rPr>
-          <w:b/>
-          <w:bCs/>
-          <w:sz w:val="36"/>
-          <w:szCs w:val="36"/>
-        </w:rPr>
-        <w:t>Analysis &amp; complexity (steps):</w:t>
+        <w:t>Recursive Analysis &amp; complexity (steps):</w:t>
       </w:r>
     </w:p>
     <w:bookmarkEnd w:id="0"/>
@@ -546,248 +1066,611 @@
     <w:p>
       <w:pPr>
         <w:rPr>
-          <w:lang w:bidi="ar-EG"/>
-        </w:rPr>
-      </w:pPr>
-    </w:p>
-    <w:p/>
-    <w:p/>
-    <w:p>
-      <w:pPr>
-        <w:rPr>
-          <w:rFonts w:ascii="Arial" w:eastAsia="Times New Roman" w:hAnsi="Arial" w:cs="Arial"/>
-          <w:sz w:val="24"/>
-          <w:szCs w:val="24"/>
-          <w:lang w:eastAsia="en-US"/>
-        </w:rPr>
-      </w:pPr>
-      <w:r>
-        <w:rPr>
-          <w:rFonts w:ascii="Arial" w:eastAsia="Times New Roman" w:hAnsi="Arial" w:cs="Arial"/>
-          <w:b/>
-          <w:bCs/>
-          <w:sz w:val="24"/>
-          <w:szCs w:val="24"/>
-          <w:lang w:eastAsia="en-US"/>
-        </w:rPr>
-        <w:t xml:space="preserve">Step 1 (Sorting): </w:t>
-      </w:r>
-      <w:r>
-        <w:rPr>
-          <w:rFonts w:ascii="Arial" w:eastAsia="Times New Roman" w:hAnsi="Arial" w:cs="Arial"/>
-          <w:sz w:val="24"/>
-          <w:szCs w:val="24"/>
-          <w:lang w:eastAsia="en-US"/>
-        </w:rPr>
-        <w:t xml:space="preserve">The algorithm starts by sorting </w:t>
+          <w:rFonts w:asciiTheme="minorBidi" w:hAnsiTheme="minorBidi"/>
+          <w:b/>
+          <w:bCs/>
+          <w:sz w:val="24"/>
+          <w:szCs w:val="24"/>
+        </w:rPr>
+      </w:pPr>
+      <w:r>
+        <w:rPr>
+          <w:rFonts w:asciiTheme="minorBidi" w:hAnsiTheme="minorBidi"/>
+          <w:b/>
+          <w:bCs/>
+          <w:sz w:val="24"/>
+          <w:szCs w:val="24"/>
+        </w:rPr>
+        <w:t>i</w:t>
+      </w:r>
+      <w:r>
+        <w:rPr>
+          <w:rFonts w:asciiTheme="minorBidi" w:hAnsiTheme="minorBidi"/>
+          <w:b/>
+          <w:bCs/>
+          <w:sz w:val="24"/>
+          <w:szCs w:val="24"/>
+        </w:rPr>
+        <w:t>nsertion Sort Complexity</w:t>
+      </w:r>
+    </w:p>
+    <w:p>
+      <w:pPr>
+        <w:rPr>
+          <w:rFonts w:asciiTheme="minorBidi" w:hAnsiTheme="minorBidi"/>
+          <w:sz w:val="24"/>
+          <w:szCs w:val="24"/>
+        </w:rPr>
+      </w:pPr>
+      <w:r>
+        <w:rPr>
+          <w:rFonts w:asciiTheme="minorBidi" w:hAnsiTheme="minorBidi"/>
+          <w:sz w:val="24"/>
+          <w:szCs w:val="24"/>
+        </w:rPr>
+        <w:t xml:space="preserve">The algorithm first sorts the array using </w:t>
+      </w:r>
+      <w:r>
+        <w:rPr>
+          <w:rFonts w:asciiTheme="minorBidi" w:hAnsiTheme="minorBidi"/>
+          <w:b/>
+          <w:bCs/>
+          <w:sz w:val="24"/>
+          <w:szCs w:val="24"/>
+        </w:rPr>
+        <w:t>Insertion Sort</w:t>
+      </w:r>
+      <w:r>
+        <w:rPr>
+          <w:rFonts w:asciiTheme="minorBidi" w:hAnsiTheme="minorBidi"/>
+          <w:sz w:val="24"/>
+          <w:szCs w:val="24"/>
+        </w:rPr>
+        <w:t>.</w:t>
+      </w:r>
+    </w:p>
+    <w:p>
+      <w:pPr>
+        <w:rPr>
+          <w:rFonts w:asciiTheme="minorBidi" w:hAnsiTheme="minorBidi"/>
+          <w:sz w:val="24"/>
+          <w:szCs w:val="24"/>
+        </w:rPr>
+      </w:pPr>
+    </w:p>
+    <w:p>
+      <w:pPr>
+        <w:rPr>
+          <w:rFonts w:asciiTheme="minorBidi" w:hAnsiTheme="minorBidi"/>
+          <w:b/>
+          <w:bCs/>
+          <w:sz w:val="24"/>
+          <w:szCs w:val="24"/>
+        </w:rPr>
+      </w:pPr>
+      <w:r>
+        <w:rPr>
+          <w:rFonts w:asciiTheme="minorBidi" w:hAnsiTheme="minorBidi"/>
+          <w:b/>
+          <w:bCs/>
+          <w:sz w:val="24"/>
+          <w:szCs w:val="24"/>
+        </w:rPr>
+        <w:t>Best Case</w:t>
+      </w:r>
+    </w:p>
+    <w:p>
+      <w:pPr>
+        <w:rPr>
+          <w:rFonts w:asciiTheme="minorBidi" w:hAnsiTheme="minorBidi"/>
+          <w:sz w:val="24"/>
+          <w:szCs w:val="24"/>
+        </w:rPr>
+      </w:pPr>
+      <w:r>
+        <w:rPr>
+          <w:rFonts w:asciiTheme="minorBidi" w:hAnsiTheme="minorBidi"/>
+          <w:sz w:val="24"/>
+          <w:szCs w:val="24"/>
+        </w:rPr>
+        <w:t>The best case occurs when the array is already sorted.</w:t>
+      </w:r>
+    </w:p>
+    <w:p>
+      <w:pPr>
+        <w:rPr>
+          <w:rFonts w:asciiTheme="minorBidi" w:hAnsiTheme="minorBidi"/>
+          <w:sz w:val="24"/>
+          <w:szCs w:val="24"/>
+        </w:rPr>
+      </w:pPr>
+      <w:r>
+        <w:rPr>
+          <w:rFonts w:asciiTheme="minorBidi" w:hAnsiTheme="minorBidi"/>
+          <w:sz w:val="24"/>
+          <w:szCs w:val="24"/>
+        </w:rPr>
+        <w:t>In this case, the inner while loop executes only one comparison for each iteration without shifting elements.</w:t>
+      </w:r>
+    </w:p>
+    <w:p>
+      <w:pPr>
+        <w:rPr>
+          <w:rFonts w:asciiTheme="minorBidi" w:hAnsiTheme="minorBidi"/>
+          <w:sz w:val="24"/>
+          <w:szCs w:val="24"/>
+        </w:rPr>
+      </w:pPr>
+      <w:r>
+        <w:rPr>
+          <w:rFonts w:asciiTheme="minorBidi" w:hAnsiTheme="minorBidi"/>
+          <w:sz w:val="24"/>
+          <w:szCs w:val="24"/>
+        </w:rPr>
+        <w:t>Therefore, the running time is:</w:t>
+      </w:r>
+    </w:p>
+    <w:p>
+      <w:pPr>
+        <w:rPr>
+          <w:rFonts w:asciiTheme="minorBidi" w:hAnsiTheme="minorBidi"/>
+          <w:sz w:val="24"/>
+          <w:szCs w:val="24"/>
+        </w:rPr>
+      </w:pPr>
+      <w:r>
+        <w:rPr>
+          <w:rFonts w:asciiTheme="minorBidi" w:hAnsiTheme="minorBidi"/>
+          <w:sz w:val="24"/>
+          <w:szCs w:val="24"/>
+        </w:rPr>
+        <w:t>T(n) = O(n)</w:t>
+      </w:r>
+    </w:p>
+    <w:p>
+      <w:pPr>
+        <w:rPr>
+          <w:rFonts w:asciiTheme="minorBidi" w:hAnsiTheme="minorBidi"/>
+          <w:sz w:val="24"/>
+          <w:szCs w:val="24"/>
+        </w:rPr>
+      </w:pPr>
+      <w:r>
+        <w:rPr>
+          <w:rFonts w:asciiTheme="minorBidi" w:hAnsiTheme="minorBidi"/>
+          <w:sz w:val="24"/>
+          <w:szCs w:val="24"/>
+        </w:rPr>
+        <w:pict w14:anchorId="7A21397F">
+          <v:rect id="_x0000_i1037" style="width:0;height:1.5pt" o:hralign="center" o:hrstd="t" o:hr="t" fillcolor="#a0a0a0" stroked="f"/>
+        </w:pict>
+      </w:r>
+    </w:p>
+    <w:p>
+      <w:pPr>
+        <w:rPr>
+          <w:rFonts w:asciiTheme="minorBidi" w:hAnsiTheme="minorBidi"/>
+          <w:b/>
+          <w:bCs/>
+          <w:sz w:val="24"/>
+          <w:szCs w:val="24"/>
+        </w:rPr>
+      </w:pPr>
+      <w:r>
+        <w:rPr>
+          <w:rFonts w:asciiTheme="minorBidi" w:hAnsiTheme="minorBidi"/>
+          <w:b/>
+          <w:bCs/>
+          <w:sz w:val="24"/>
+          <w:szCs w:val="24"/>
+        </w:rPr>
+        <w:t>Worst Case</w:t>
+      </w:r>
+    </w:p>
+    <w:p>
+      <w:pPr>
+        <w:rPr>
+          <w:rFonts w:asciiTheme="minorBidi" w:hAnsiTheme="minorBidi"/>
+          <w:sz w:val="24"/>
+          <w:szCs w:val="24"/>
+        </w:rPr>
+      </w:pPr>
+      <w:r>
+        <w:rPr>
+          <w:rFonts w:asciiTheme="minorBidi" w:hAnsiTheme="minorBidi"/>
+          <w:sz w:val="24"/>
+          <w:szCs w:val="24"/>
+        </w:rPr>
+        <w:t>The worst case occurs when the array is sorted in reverse order.</w:t>
+      </w:r>
+    </w:p>
+    <w:p>
+      <w:pPr>
+        <w:rPr>
+          <w:rFonts w:asciiTheme="minorBidi" w:hAnsiTheme="minorBidi"/>
+          <w:sz w:val="24"/>
+          <w:szCs w:val="24"/>
+        </w:rPr>
+      </w:pPr>
+      <w:r>
+        <w:rPr>
+          <w:rFonts w:asciiTheme="minorBidi" w:hAnsiTheme="minorBidi"/>
+          <w:sz w:val="24"/>
+          <w:szCs w:val="24"/>
+        </w:rPr>
+        <w:t>In this situation, every element must be compared and shifted to its correct position.</w:t>
+      </w:r>
+    </w:p>
+    <w:p>
+      <w:pPr>
+        <w:rPr>
+          <w:rFonts w:asciiTheme="minorBidi" w:hAnsiTheme="minorBidi"/>
+          <w:sz w:val="24"/>
+          <w:szCs w:val="24"/>
+        </w:rPr>
+      </w:pPr>
+      <w:r>
+        <w:rPr>
+          <w:rFonts w:asciiTheme="minorBidi" w:hAnsiTheme="minorBidi"/>
+          <w:sz w:val="24"/>
+          <w:szCs w:val="24"/>
+        </w:rPr>
+        <w:t>The total number of comparisons is:</w:t>
+      </w:r>
+    </w:p>
+    <w:p>
+      <w:pPr>
+        <w:rPr>
+          <w:rFonts w:asciiTheme="minorBidi" w:hAnsiTheme="minorBidi"/>
+          <w:sz w:val="24"/>
+          <w:szCs w:val="24"/>
+        </w:rPr>
+      </w:pPr>
+      <m:oMathPara>
+        <m:oMath>
+          <m:r>
+            <w:rPr>
+              <w:rFonts w:ascii="Cambria Math" w:hAnsi="Cambria Math"/>
+              <w:sz w:val="24"/>
+              <w:szCs w:val="24"/>
+            </w:rPr>
+            <m:t>1+2+3+⋯+(n-1)=</m:t>
+          </m:r>
+          <m:f>
+            <m:fPr>
+              <m:ctrlPr>
+                <w:rPr>
+                  <w:rFonts w:ascii="Cambria Math" w:hAnsi="Cambria Math"/>
+                  <w:sz w:val="24"/>
+                  <w:szCs w:val="24"/>
+                </w:rPr>
+              </m:ctrlPr>
+            </m:fPr>
+            <m:num>
+              <m:r>
+                <w:rPr>
+                  <w:rFonts w:ascii="Cambria Math" w:hAnsi="Cambria Math"/>
+                  <w:sz w:val="24"/>
+                  <w:szCs w:val="24"/>
+                </w:rPr>
+                <m:t>n(n-1)</m:t>
+              </m:r>
+            </m:num>
+            <m:den>
+              <m:r>
+                <w:rPr>
+                  <w:rFonts w:ascii="Cambria Math" w:hAnsi="Cambria Math"/>
+                  <w:sz w:val="24"/>
+                  <w:szCs w:val="24"/>
+                </w:rPr>
+                <m:t>2</m:t>
+              </m:r>
+            </m:den>
+          </m:f>
+        </m:oMath>
+      </m:oMathPara>
+    </w:p>
+    <w:p>
+      <w:pPr>
+        <w:rPr>
+          <w:rFonts w:asciiTheme="minorBidi" w:hAnsiTheme="minorBidi"/>
+          <w:sz w:val="24"/>
+          <w:szCs w:val="24"/>
+        </w:rPr>
+      </w:pPr>
+      <w:r>
+        <w:rPr>
+          <w:rFonts w:asciiTheme="minorBidi" w:hAnsiTheme="minorBidi"/>
+          <w:sz w:val="24"/>
+          <w:szCs w:val="24"/>
+        </w:rPr>
+        <w:t>This gives a quadratic growth rate.</w:t>
+      </w:r>
+    </w:p>
+    <w:p>
+      <w:pPr>
+        <w:rPr>
+          <w:rFonts w:asciiTheme="minorBidi" w:hAnsiTheme="minorBidi"/>
+          <w:sz w:val="24"/>
+          <w:szCs w:val="24"/>
+        </w:rPr>
+      </w:pPr>
+      <w:r>
+        <w:rPr>
+          <w:rFonts w:asciiTheme="minorBidi" w:hAnsiTheme="minorBidi"/>
+          <w:sz w:val="24"/>
+          <w:szCs w:val="24"/>
+        </w:rPr>
+        <w:t>Therefore, the time complexity is:</w:t>
+      </w:r>
+    </w:p>
+    <w:p>
+      <w:pPr>
+        <w:rPr>
+          <w:rFonts w:asciiTheme="minorBidi" w:hAnsiTheme="minorBidi"/>
+          <w:sz w:val="24"/>
+          <w:szCs w:val="24"/>
+        </w:rPr>
+      </w:pPr>
+      <w:r>
+        <w:rPr>
+          <w:rFonts w:asciiTheme="minorBidi" w:hAnsiTheme="minorBidi"/>
+          <w:sz w:val="24"/>
+          <w:szCs w:val="24"/>
+        </w:rPr>
+        <w:t>O(n²)</w:t>
+      </w:r>
+    </w:p>
+    <w:p>
+      <w:pPr>
+        <w:rPr>
+          <w:rFonts w:asciiTheme="minorBidi" w:hAnsiTheme="minorBidi"/>
+          <w:sz w:val="24"/>
+          <w:szCs w:val="24"/>
+        </w:rPr>
+      </w:pPr>
+      <w:r>
+        <w:rPr>
+          <w:rFonts w:asciiTheme="minorBidi" w:hAnsiTheme="minorBidi"/>
+          <w:sz w:val="24"/>
+          <w:szCs w:val="24"/>
+        </w:rPr>
+        <w:pict w14:anchorId="67A7BFF6">
+          <v:rect id="_x0000_i1038" style="width:0;height:1.5pt" o:hralign="center" o:hrstd="t" o:hr="t" fillcolor="#a0a0a0" stroked="f"/>
+        </w:pict>
+      </w:r>
+    </w:p>
+    <w:p>
+      <w:pPr>
+        <w:rPr>
+          <w:rFonts w:asciiTheme="minorBidi" w:hAnsiTheme="minorBidi"/>
+          <w:b/>
+          <w:bCs/>
+          <w:sz w:val="24"/>
+          <w:szCs w:val="24"/>
+        </w:rPr>
+      </w:pPr>
+      <w:r>
+        <w:rPr>
+          <w:rFonts w:asciiTheme="minorBidi" w:hAnsiTheme="minorBidi"/>
+          <w:b/>
+          <w:bCs/>
+          <w:sz w:val="24"/>
+          <w:szCs w:val="24"/>
+        </w:rPr>
+        <w:t>Average Case</w:t>
+      </w:r>
+    </w:p>
+    <w:p>
+      <w:pPr>
+        <w:rPr>
+          <w:rFonts w:asciiTheme="minorBidi" w:hAnsiTheme="minorBidi"/>
+          <w:sz w:val="24"/>
+          <w:szCs w:val="24"/>
+        </w:rPr>
+      </w:pPr>
+      <w:r>
+        <w:rPr>
+          <w:rFonts w:asciiTheme="minorBidi" w:hAnsiTheme="minorBidi"/>
+          <w:sz w:val="24"/>
+          <w:szCs w:val="24"/>
+        </w:rPr>
+        <w:t>In the average case, approximately half of the elements are shifted.</w:t>
+      </w:r>
+    </w:p>
+    <w:p>
+      <w:pPr>
+        <w:rPr>
+          <w:rFonts w:asciiTheme="minorBidi" w:hAnsiTheme="minorBidi"/>
+          <w:sz w:val="24"/>
+          <w:szCs w:val="24"/>
+        </w:rPr>
+      </w:pPr>
+      <w:r>
+        <w:rPr>
+          <w:rFonts w:asciiTheme="minorBidi" w:hAnsiTheme="minorBidi"/>
+          <w:sz w:val="24"/>
+          <w:szCs w:val="24"/>
+        </w:rPr>
+        <w:t>Thus, the running time remains:</w:t>
+      </w:r>
+    </w:p>
+    <w:p>
+      <w:pPr>
+        <w:rPr>
+          <w:rFonts w:asciiTheme="minorBidi" w:hAnsiTheme="minorBidi"/>
+          <w:sz w:val="24"/>
+          <w:szCs w:val="24"/>
+        </w:rPr>
+      </w:pPr>
+      <w:r>
+        <w:rPr>
+          <w:rFonts w:asciiTheme="minorBidi" w:hAnsiTheme="minorBidi"/>
+          <w:sz w:val="24"/>
+          <w:szCs w:val="24"/>
+        </w:rPr>
+        <w:t>O(n²)</w:t>
+      </w:r>
+    </w:p>
+    <w:p>
+      <w:pPr>
+        <w:rPr>
+          <w:rFonts w:asciiTheme="minorBidi" w:hAnsiTheme="minorBidi"/>
+          <w:sz w:val="24"/>
+          <w:szCs w:val="24"/>
+        </w:rPr>
+      </w:pPr>
+      <w:r>
+        <w:rPr>
+          <w:rFonts w:asciiTheme="minorBidi" w:hAnsiTheme="minorBidi"/>
+          <w:sz w:val="24"/>
+          <w:szCs w:val="24"/>
+        </w:rPr>
+        <w:pict w14:anchorId="2032EC3B">
+          <v:rect id="_x0000_i1049" style="width:0;height:1.5pt" o:hralign="center" o:hrstd="t" o:hr="t" fillcolor="#a0a0a0" stroked="f"/>
+        </w:pict>
+      </w:r>
+    </w:p>
+    <w:p>
+      <w:pPr>
+        <w:rPr>
+          <w:rFonts w:asciiTheme="minorBidi" w:hAnsiTheme="minorBidi"/>
+          <w:b/>
+          <w:bCs/>
+          <w:sz w:val="24"/>
+          <w:szCs w:val="24"/>
+        </w:rPr>
+      </w:pPr>
+      <w:r>
+        <w:rPr>
+          <w:rFonts w:asciiTheme="minorBidi" w:hAnsiTheme="minorBidi"/>
+          <w:b/>
+          <w:bCs/>
+          <w:sz w:val="24"/>
+          <w:szCs w:val="24"/>
+        </w:rPr>
+        <w:t>2. Triangle Checking Complexity</w:t>
+      </w:r>
+    </w:p>
+    <w:p>
+      <w:pPr>
+        <w:rPr>
+          <w:rFonts w:asciiTheme="minorBidi" w:hAnsiTheme="minorBidi"/>
+          <w:sz w:val="24"/>
+          <w:szCs w:val="24"/>
+        </w:rPr>
+      </w:pPr>
+      <w:r>
+        <w:rPr>
+          <w:rFonts w:asciiTheme="minorBidi" w:hAnsiTheme="minorBidi"/>
+          <w:sz w:val="24"/>
+          <w:szCs w:val="24"/>
+        </w:rPr>
+        <w:t>After sorting, the algorithm checks every three consecutive elements to determine whether they satisfy the triangle condition.</w:t>
+      </w:r>
+    </w:p>
+    <w:p>
+      <w:pPr>
+        <w:rPr>
+          <w:rFonts w:asciiTheme="minorBidi" w:hAnsiTheme="minorBidi"/>
+          <w:sz w:val="24"/>
+          <w:szCs w:val="24"/>
+        </w:rPr>
+      </w:pPr>
+      <w:r>
+        <w:rPr>
+          <w:rFonts w:asciiTheme="minorBidi" w:hAnsiTheme="minorBidi"/>
+          <w:sz w:val="24"/>
+          <w:szCs w:val="24"/>
+        </w:rPr>
+        <w:t>The loop executes:</w:t>
+      </w:r>
+      <w:r>
+        <w:rPr>
+          <w:rFonts w:asciiTheme="minorBidi" w:hAnsiTheme="minorBidi"/>
+          <w:sz w:val="24"/>
+          <w:szCs w:val="24"/>
+        </w:rPr>
+        <w:t>(</w:t>
+      </w:r>
+      <w:r>
+        <w:rPr>
+          <w:rFonts w:asciiTheme="minorBidi" w:hAnsiTheme="minorBidi"/>
+          <w:sz w:val="24"/>
+          <w:szCs w:val="24"/>
+        </w:rPr>
+        <w:t xml:space="preserve">n </w:t>
+      </w:r>
+      <w:r>
+        <w:rPr>
+          <w:rFonts w:asciiTheme="minorBidi" w:hAnsiTheme="minorBidi"/>
+          <w:sz w:val="24"/>
+          <w:szCs w:val="24"/>
+        </w:rPr>
+        <w:t>–</w:t>
+      </w:r>
+      <w:r>
+        <w:rPr>
+          <w:rFonts w:asciiTheme="minorBidi" w:hAnsiTheme="minorBidi"/>
+          <w:sz w:val="24"/>
+          <w:szCs w:val="24"/>
+        </w:rPr>
+        <w:t xml:space="preserve"> 2</w:t>
+      </w:r>
+      <w:r>
+        <w:rPr>
+          <w:rFonts w:asciiTheme="minorBidi" w:hAnsiTheme="minorBidi"/>
+          <w:sz w:val="24"/>
+          <w:szCs w:val="24"/>
+        </w:rPr>
+        <w:t xml:space="preserve">) </w:t>
+      </w:r>
+      <w:r>
+        <w:rPr>
+          <w:rFonts w:asciiTheme="minorBidi" w:hAnsiTheme="minorBidi"/>
+          <w:sz w:val="24"/>
+          <w:szCs w:val="24"/>
+        </w:rPr>
+        <w:t>times.</w:t>
+      </w:r>
+    </w:p>
+    <w:p>
+      <w:pPr>
+        <w:rPr>
+          <w:rFonts w:asciiTheme="minorBidi" w:hAnsiTheme="minorBidi"/>
+          <w:sz w:val="24"/>
+          <w:szCs w:val="24"/>
+        </w:rPr>
+      </w:pPr>
+      <w:r>
+        <w:rPr>
+          <w:rFonts w:asciiTheme="minorBidi" w:hAnsiTheme="minorBidi"/>
+          <w:sz w:val="24"/>
+          <w:szCs w:val="24"/>
+        </w:rPr>
+        <w:t xml:space="preserve">Since only one comparison is </w:t>
       </w:r>
       <w:proofErr w:type="gramStart"/>
       <w:r>
         <w:rPr>
-          <w:rFonts w:ascii="Arial" w:eastAsia="Times New Roman" w:hAnsi="Arial" w:cs="Arial"/>
-          <w:sz w:val="24"/>
-          <w:szCs w:val="24"/>
-          <w:lang w:eastAsia="en-US"/>
-        </w:rPr>
-        <w:t>The</w:t>
+          <w:rFonts w:asciiTheme="minorBidi" w:hAnsiTheme="minorBidi"/>
+          <w:sz w:val="24"/>
+          <w:szCs w:val="24"/>
+        </w:rPr>
+        <w:t>performed</w:t>
       </w:r>
       <w:proofErr w:type="gramEnd"/>
       <w:r>
         <w:rPr>
-          <w:rFonts w:ascii="Arial" w:eastAsia="Times New Roman" w:hAnsi="Arial" w:cs="Arial"/>
-          <w:sz w:val="24"/>
-          <w:szCs w:val="24"/>
-          <w:lang w:eastAsia="en-US"/>
-        </w:rPr>
-        <w:t xml:space="preserve"> array A using insertion sort it`s time complexity is O(n^2) in the worst case</w:t>
-      </w:r>
-    </w:p>
-    <w:p>
-      <w:pPr>
-        <w:rPr>
-          <w:rFonts w:ascii="Arial" w:eastAsia="Times New Roman" w:hAnsi="Arial" w:cs="Arial"/>
-          <w:sz w:val="24"/>
-          <w:szCs w:val="24"/>
-          <w:lang w:eastAsia="en-US"/>
-        </w:rPr>
-      </w:pPr>
-    </w:p>
-    <w:p>
-      <w:pPr>
-        <w:rPr>
-          <w:rFonts w:asciiTheme="minorBidi" w:hAnsiTheme="minorBidi"/>
-          <w:sz w:val="24"/>
-          <w:szCs w:val="24"/>
-        </w:rPr>
-      </w:pPr>
-      <w:r>
-        <w:rPr>
-          <w:rFonts w:asciiTheme="minorBidi" w:hAnsiTheme="minorBidi"/>
-          <w:b/>
-          <w:bCs/>
-          <w:sz w:val="24"/>
-          <w:szCs w:val="24"/>
-        </w:rPr>
-        <w:t>S</w:t>
-      </w:r>
-      <w:r>
-        <w:rPr>
-          <w:rFonts w:asciiTheme="minorBidi" w:hAnsiTheme="minorBidi"/>
-          <w:b/>
-          <w:bCs/>
-          <w:sz w:val="24"/>
-          <w:szCs w:val="24"/>
-        </w:rPr>
-        <w:t xml:space="preserve">tep 2 (iterating): </w:t>
-      </w:r>
-      <w:r>
-        <w:rPr>
-          <w:rFonts w:asciiTheme="minorBidi" w:hAnsiTheme="minorBidi"/>
-          <w:sz w:val="24"/>
-          <w:szCs w:val="24"/>
-        </w:rPr>
-        <w:t xml:space="preserve">A single for loop runs from index 0 to n-3 </w:t>
-      </w:r>
-      <w:r>
-        <w:rPr>
-          <w:rFonts w:asciiTheme="minorBidi" w:hAnsiTheme="minorBidi"/>
-          <w:sz w:val="24"/>
-          <w:szCs w:val="24"/>
-        </w:rPr>
-        <w:t>It performs</w:t>
-      </w:r>
-      <w:r>
-        <w:rPr>
-          <w:rFonts w:asciiTheme="minorBidi" w:hAnsiTheme="minorBidi"/>
-          <w:sz w:val="24"/>
-          <w:szCs w:val="24"/>
-        </w:rPr>
-        <w:t xml:space="preserve"> n-2 iterations</w:t>
-      </w:r>
-    </w:p>
-    <w:p>
-      <w:pPr>
-        <w:rPr>
-          <w:rFonts w:asciiTheme="minorBidi" w:hAnsiTheme="minorBidi"/>
-          <w:sz w:val="24"/>
-          <w:szCs w:val="24"/>
-        </w:rPr>
-      </w:pPr>
-    </w:p>
-    <w:p>
-      <w:pPr>
-        <w:rPr>
-          <w:rFonts w:asciiTheme="minorBidi" w:hAnsiTheme="minorBidi"/>
-          <w:sz w:val="24"/>
-          <w:szCs w:val="24"/>
-        </w:rPr>
-      </w:pPr>
-      <w:r>
-        <w:rPr>
-          <w:rStyle w:val="citation-167"/>
-          <w:rFonts w:asciiTheme="minorBidi" w:hAnsiTheme="minorBidi"/>
-          <w:b/>
-          <w:bCs/>
-          <w:sz w:val="24"/>
-          <w:szCs w:val="24"/>
-        </w:rPr>
-        <w:t>Step 3 (Comparison):</w:t>
-      </w:r>
-      <w:r>
-        <w:rPr>
-          <w:rStyle w:val="citation-167"/>
-          <w:rFonts w:asciiTheme="minorBidi" w:hAnsiTheme="minorBidi"/>
-          <w:b/>
-          <w:bCs/>
-          <w:sz w:val="24"/>
-          <w:szCs w:val="24"/>
-        </w:rPr>
-        <w:t xml:space="preserve"> i</w:t>
-      </w:r>
-      <w:r>
-        <w:rPr>
-          <w:rFonts w:asciiTheme="minorBidi" w:hAnsiTheme="minorBidi"/>
-          <w:sz w:val="24"/>
-          <w:szCs w:val="24"/>
-        </w:rPr>
-        <w:t>nside the loop, it checks the triangular condition:</w:t>
-      </w:r>
-    </w:p>
-    <w:p>
-      <w:pPr>
-        <w:rPr>
-          <w:rFonts w:asciiTheme="minorBidi" w:hAnsiTheme="minorBidi"/>
-          <w:sz w:val="24"/>
-          <w:szCs w:val="24"/>
-        </w:rPr>
-      </w:pPr>
-      <w:r>
-        <w:rPr>
-          <w:rFonts w:asciiTheme="minorBidi" w:hAnsiTheme="minorBidi"/>
-          <w:sz w:val="24"/>
-          <w:szCs w:val="24"/>
-        </w:rPr>
-        <w:t>A[</w:t>
-      </w:r>
-      <w:proofErr w:type="spellStart"/>
-      <w:r>
-        <w:rPr>
-          <w:rFonts w:asciiTheme="minorBidi" w:hAnsiTheme="minorBidi"/>
-          <w:sz w:val="24"/>
-          <w:szCs w:val="24"/>
-        </w:rPr>
-        <w:t>i</w:t>
-      </w:r>
-      <w:proofErr w:type="spellEnd"/>
-      <w:r>
-        <w:rPr>
-          <w:rFonts w:asciiTheme="minorBidi" w:hAnsiTheme="minorBidi"/>
-          <w:sz w:val="24"/>
-          <w:szCs w:val="24"/>
-        </w:rPr>
-        <w:t xml:space="preserve">]+A[i+1]&gt;A[i+2] </w:t>
-      </w:r>
-      <w:r>
-        <w:rPr>
-          <w:rFonts w:asciiTheme="minorBidi" w:hAnsiTheme="minorBidi"/>
-          <w:sz w:val="24"/>
-          <w:szCs w:val="24"/>
-        </w:rPr>
-        <w:t>Each comparison takes</w:t>
-      </w:r>
-      <w:r>
-        <w:rPr>
-          <w:rFonts w:asciiTheme="minorBidi" w:hAnsiTheme="minorBidi"/>
-          <w:sz w:val="24"/>
-          <w:szCs w:val="24"/>
-        </w:rPr>
-        <w:t xml:space="preserve"> O(n)</w:t>
-      </w:r>
-    </w:p>
-    <w:p/>
-    <w:p>
-      <w:pPr>
-        <w:rPr>
-          <w:rFonts w:asciiTheme="minorBidi" w:hAnsiTheme="minorBidi"/>
-          <w:sz w:val="24"/>
-          <w:szCs w:val="24"/>
-        </w:rPr>
-      </w:pPr>
-      <w:r>
-        <w:rPr>
-          <w:rFonts w:asciiTheme="minorBidi" w:hAnsiTheme="minorBidi"/>
-          <w:b/>
-          <w:bCs/>
-          <w:sz w:val="24"/>
-          <w:szCs w:val="24"/>
-        </w:rPr>
-        <w:t>Total Time Complexity:</w:t>
-      </w:r>
-      <w:r>
-        <w:rPr>
-          <w:rFonts w:asciiTheme="minorBidi" w:hAnsiTheme="minorBidi"/>
-          <w:b/>
-          <w:bCs/>
+          <w:rFonts w:asciiTheme="minorBidi" w:hAnsiTheme="minorBidi"/>
+          <w:sz w:val="24"/>
+          <w:szCs w:val="24"/>
+        </w:rPr>
+        <w:t xml:space="preserve"> in each iteration, the time complexity is:</w:t>
+      </w:r>
+      <w:r>
+        <w:rPr>
+          <w:rFonts w:asciiTheme="minorBidi" w:hAnsiTheme="minorBidi"/>
           <w:sz w:val="24"/>
           <w:szCs w:val="24"/>
         </w:rPr>
@@ -799,86 +1682,134 @@
           <w:sz w:val="24"/>
           <w:szCs w:val="24"/>
         </w:rPr>
-        <w:t>O(</w:t>
-      </w:r>
-      <w:r>
-        <w:rPr>
-          <w:rFonts w:asciiTheme="minorBidi" w:hAnsiTheme="minorBidi"/>
-          <w:sz w:val="24"/>
-          <w:szCs w:val="24"/>
-        </w:rPr>
-        <w:t>n^2</w:t>
-      </w:r>
-      <w:r>
-        <w:rPr>
-          <w:rFonts w:asciiTheme="minorBidi" w:hAnsiTheme="minorBidi"/>
-          <w:sz w:val="24"/>
-          <w:szCs w:val="24"/>
-        </w:rPr>
-        <w:t>)</w:t>
-      </w:r>
-      <w:r>
-        <w:rPr>
-          <w:rFonts w:asciiTheme="minorBidi" w:hAnsiTheme="minorBidi"/>
-          <w:sz w:val="24"/>
-          <w:szCs w:val="24"/>
-        </w:rPr>
-        <w:t xml:space="preserve"> d</w:t>
-      </w:r>
-      <w:r>
-        <w:rPr>
-          <w:rFonts w:asciiTheme="minorBidi" w:hAnsiTheme="minorBidi"/>
-          <w:sz w:val="24"/>
-          <w:szCs w:val="24"/>
-        </w:rPr>
-        <w:t>ue to Insertion Sort +</w:t>
-      </w:r>
-      <w:r>
-        <w:rPr>
-          <w:rFonts w:asciiTheme="minorBidi" w:hAnsiTheme="minorBidi"/>
-          <w:sz w:val="24"/>
-          <w:szCs w:val="24"/>
-        </w:rPr>
-        <w:t>O(n) for the loop = O(n^2)</w:t>
-      </w:r>
-    </w:p>
-    <w:p>
-      <w:pPr>
-        <w:rPr>
-          <w:rFonts w:asciiTheme="minorBidi" w:hAnsiTheme="minorBidi"/>
-          <w:sz w:val="24"/>
-          <w:szCs w:val="24"/>
-        </w:rPr>
-      </w:pPr>
-    </w:p>
-    <w:p>
-      <w:pPr>
-        <w:rPr>
-          <w:rFonts w:asciiTheme="minorBidi" w:hAnsiTheme="minorBidi"/>
-          <w:sz w:val="24"/>
-          <w:szCs w:val="24"/>
-        </w:rPr>
-      </w:pPr>
-      <w:r>
-        <w:rPr>
-          <w:rFonts w:asciiTheme="minorBidi" w:hAnsiTheme="minorBidi"/>
-          <w:b/>
-          <w:bCs/>
-          <w:sz w:val="24"/>
-          <w:szCs w:val="24"/>
-        </w:rPr>
-        <w:t>Space Complexity:</w:t>
-      </w:r>
-      <w:r>
-        <w:rPr>
-          <w:rFonts w:asciiTheme="minorBidi" w:hAnsiTheme="minorBidi"/>
-          <w:b/>
-          <w:bCs/>
-          <w:sz w:val="24"/>
-          <w:szCs w:val="24"/>
-        </w:rPr>
-        <w:t xml:space="preserve"> </w:t>
-      </w:r>
+        <w:t>O(n)</w:t>
+      </w:r>
+    </w:p>
+    <w:p>
+      <w:pPr>
+        <w:rPr>
+          <w:rFonts w:asciiTheme="minorBidi" w:hAnsiTheme="minorBidi"/>
+          <w:sz w:val="24"/>
+          <w:szCs w:val="24"/>
+        </w:rPr>
+      </w:pPr>
+      <w:r>
+        <w:rPr>
+          <w:rFonts w:asciiTheme="minorBidi" w:hAnsiTheme="minorBidi"/>
+          <w:sz w:val="24"/>
+          <w:szCs w:val="24"/>
+        </w:rPr>
+        <w:pict w14:anchorId="5AB67A40">
+          <v:rect id="_x0000_i1047" style="width:0;height:1.5pt" o:hralign="center" o:hrstd="t" o:hr="t" fillcolor="#a0a0a0" stroked="f"/>
+        </w:pict>
+      </w:r>
+    </w:p>
+    <w:p>
+      <w:pPr>
+        <w:rPr>
+          <w:rFonts w:asciiTheme="minorBidi" w:hAnsiTheme="minorBidi"/>
+          <w:b/>
+          <w:bCs/>
+          <w:sz w:val="24"/>
+          <w:szCs w:val="24"/>
+        </w:rPr>
+      </w:pPr>
+      <w:r>
+        <w:rPr>
+          <w:rFonts w:asciiTheme="minorBidi" w:hAnsiTheme="minorBidi"/>
+          <w:b/>
+          <w:bCs/>
+          <w:sz w:val="24"/>
+          <w:szCs w:val="24"/>
+        </w:rPr>
+        <w:t>3. Total Time Complexity</w:t>
+      </w:r>
+    </w:p>
+    <w:p>
+      <w:pPr>
+        <w:rPr>
+          <w:rFonts w:asciiTheme="minorBidi" w:hAnsiTheme="minorBidi"/>
+          <w:sz w:val="24"/>
+          <w:szCs w:val="24"/>
+        </w:rPr>
+      </w:pPr>
+      <w:r>
+        <w:rPr>
+          <w:rFonts w:asciiTheme="minorBidi" w:hAnsiTheme="minorBidi"/>
+          <w:sz w:val="24"/>
+          <w:szCs w:val="24"/>
+        </w:rPr>
+        <w:t>The total complexity of the algorithm is:</w:t>
+      </w:r>
+    </w:p>
+    <w:p>
+      <w:pPr>
+        <w:rPr>
+          <w:rFonts w:asciiTheme="minorBidi" w:hAnsiTheme="minorBidi"/>
+          <w:sz w:val="24"/>
+          <w:szCs w:val="24"/>
+        </w:rPr>
+      </w:pPr>
+      <m:oMathPara>
+        <m:oMath>
+          <m:r>
+            <w:rPr>
+              <w:rFonts w:ascii="Cambria Math" w:hAnsi="Cambria Math"/>
+              <w:sz w:val="24"/>
+              <w:szCs w:val="24"/>
+            </w:rPr>
+            <m:t>O(</m:t>
+          </m:r>
+          <m:sSup>
+            <m:sSupPr>
+              <m:ctrlPr>
+                <w:rPr>
+                  <w:rFonts w:ascii="Cambria Math" w:hAnsi="Cambria Math"/>
+                  <w:sz w:val="24"/>
+                  <w:szCs w:val="24"/>
+                </w:rPr>
+              </m:ctrlPr>
+            </m:sSupPr>
+            <m:e>
+              <m:r>
+                <w:rPr>
+                  <w:rFonts w:ascii="Cambria Math" w:hAnsi="Cambria Math"/>
+                  <w:sz w:val="24"/>
+                  <w:szCs w:val="24"/>
+                </w:rPr>
+                <m:t>n</m:t>
+              </m:r>
+            </m:e>
+            <m:sup>
+              <m:r>
+                <w:rPr>
+                  <w:rFonts w:ascii="Cambria Math" w:hAnsi="Cambria Math"/>
+                  <w:sz w:val="24"/>
+                  <w:szCs w:val="24"/>
+                </w:rPr>
+                <m:t>2</m:t>
+              </m:r>
+            </m:sup>
+          </m:sSup>
+          <m:r>
+            <w:rPr>
+              <w:rFonts w:ascii="Cambria Math" w:hAnsi="Cambria Math"/>
+              <w:sz w:val="24"/>
+              <w:szCs w:val="24"/>
+            </w:rPr>
+            <m:t>)+O(n)</m:t>
+          </m:r>
+        </m:oMath>
+      </m:oMathPara>
+    </w:p>
+    <w:p>
+      <w:pPr>
+        <w:rPr>
+          <w:rFonts w:asciiTheme="minorBidi" w:hAnsiTheme="minorBidi"/>
+          <w:sz w:val="24"/>
+          <w:szCs w:val="24"/>
+        </w:rPr>
+      </w:pPr>
       <w:proofErr w:type="gramStart"/>
       <w:r>
         <w:rPr>
@@ -886,7 +1817,8 @@
           <w:sz w:val="24"/>
           <w:szCs w:val="24"/>
         </w:rPr>
-        <w:t>O(</w:t>
+        <w:lastRenderedPageBreak/>
+        <w:t>the</w:t>
       </w:r>
       <w:proofErr w:type="gramEnd"/>
       <w:r>
@@ -895,24 +1827,34 @@
           <w:sz w:val="24"/>
           <w:szCs w:val="24"/>
         </w:rPr>
-        <w:t>1)</w:t>
-      </w:r>
-      <w:r>
-        <w:rPr>
-          <w:rFonts w:asciiTheme="minorBidi" w:hAnsiTheme="minorBidi"/>
-          <w:sz w:val="24"/>
-          <w:szCs w:val="24"/>
-        </w:rPr>
-        <w:t xml:space="preserve"> </w:t>
-      </w:r>
-      <w:r>
-        <w:rPr>
-          <w:rFonts w:asciiTheme="minorBidi" w:hAnsiTheme="minorBidi"/>
-          <w:sz w:val="24"/>
-          <w:szCs w:val="24"/>
-        </w:rPr>
-        <w:t>as it only uses a few extra variables and sorts in-place</w:t>
-      </w:r>
+        <w:t xml:space="preserve"> overall time complexity of the algorithm is:</w:t>
+      </w:r>
+    </w:p>
+    <w:p>
+      <w:pPr>
+        <w:rPr>
+          <w:rFonts w:asciiTheme="minorBidi" w:hAnsiTheme="minorBidi"/>
+          <w:sz w:val="24"/>
+          <w:szCs w:val="24"/>
+        </w:rPr>
+      </w:pPr>
+      <w:r>
+        <w:rPr>
+          <w:rFonts w:asciiTheme="minorBidi" w:hAnsiTheme="minorBidi"/>
+          <w:sz w:val="24"/>
+          <w:szCs w:val="24"/>
+        </w:rPr>
+        <w:t>O(n²)</w:t>
+      </w:r>
+    </w:p>
+    <w:p>
+      <w:pPr>
+        <w:rPr>
+          <w:rFonts w:asciiTheme="minorBidi" w:hAnsiTheme="minorBidi"/>
+          <w:sz w:val="24"/>
+          <w:szCs w:val="24"/>
+        </w:rPr>
+      </w:pPr>
     </w:p>
     <w:p>
       <w:pPr>
@@ -953,16 +1895,7 @@
           <w:sz w:val="36"/>
           <w:szCs w:val="36"/>
         </w:rPr>
-        <w:t xml:space="preserve">=&gt; </w:t>
-      </w:r>
-      <w:r>
-        <w:rPr>
-          <w:b/>
-          <w:bCs/>
-          <w:sz w:val="36"/>
-          <w:szCs w:val="36"/>
-        </w:rPr>
-        <w:t>Recursive Analysis &amp; complexity (steps):</w:t>
+        <w:t>=&gt; Recursive Analysis &amp; complexity (steps):</w:t>
       </w:r>
     </w:p>
     <w:p>
@@ -1318,7 +2251,27 @@
           <w:szCs w:val="24"/>
           <w:lang w:eastAsia="en-US"/>
         </w:rPr>
-        <w:t>n \log n) for sorting + O(n) for recursion = O(n \log n)</w:t>
+        <w:t xml:space="preserve">n \log n) for sorting + O(n) for recursion = </w:t>
+      </w:r>
+      <w:proofErr w:type="gramStart"/>
+      <w:r>
+        <w:rPr>
+          <w:rFonts w:ascii="Arial" w:eastAsia="Times New Roman" w:hAnsi="Arial" w:cs="Arial"/>
+          <w:sz w:val="24"/>
+          <w:szCs w:val="24"/>
+          <w:lang w:eastAsia="en-US"/>
+        </w:rPr>
+        <w:t>O(</w:t>
+      </w:r>
+      <w:proofErr w:type="gramEnd"/>
+      <w:r>
+        <w:rPr>
+          <w:rFonts w:ascii="Arial" w:eastAsia="Times New Roman" w:hAnsi="Arial" w:cs="Arial"/>
+          <w:sz w:val="24"/>
+          <w:szCs w:val="24"/>
+          <w:lang w:eastAsia="en-US"/>
+        </w:rPr>
+        <w:t>n \log n)</w:t>
       </w:r>
       <w:r>
         <w:rPr>
@@ -1943,72 +2896,72 @@
           <w:sz w:val="24"/>
           <w:szCs w:val="24"/>
         </w:rPr>
+        <w:t xml:space="preserve">    return </w:t>
+      </w:r>
+      <w:proofErr w:type="gramStart"/>
+      <w:r>
+        <w:rPr>
+          <w:b/>
+          <w:bCs/>
+          <w:sz w:val="24"/>
+          <w:szCs w:val="24"/>
+        </w:rPr>
+        <w:t>check(</w:t>
+      </w:r>
+      <w:proofErr w:type="gramEnd"/>
+      <w:r>
+        <w:rPr>
+          <w:b/>
+          <w:bCs/>
+          <w:sz w:val="24"/>
+          <w:szCs w:val="24"/>
+        </w:rPr>
+        <w:t>A, i+1)</w:t>
+      </w:r>
+    </w:p>
+    <w:p>
+      <w:pPr>
+        <w:rPr>
+          <w:b/>
+          <w:bCs/>
+          <w:sz w:val="36"/>
+          <w:szCs w:val="36"/>
+        </w:rPr>
+      </w:pPr>
+      <w:r>
+        <w:rPr>
+          <w:b/>
+          <w:bCs/>
+          <w:sz w:val="36"/>
+          <w:szCs w:val="36"/>
+        </w:rPr>
+        <w:t xml:space="preserve">=&gt; Recursive Implementation: </w:t>
+      </w:r>
+    </w:p>
+    <w:p>
+      <w:pPr>
+        <w:rPr>
+          <w:b/>
+          <w:bCs/>
+          <w:sz w:val="24"/>
+          <w:szCs w:val="24"/>
+        </w:rPr>
+      </w:pPr>
+    </w:p>
+    <w:p>
+      <w:pPr>
+        <w:rPr>
+          <w:b/>
+          <w:bCs/>
+          <w:sz w:val="24"/>
+          <w:szCs w:val="24"/>
+        </w:rPr>
+      </w:pPr>
+      <w:r>
+        <w:rPr>
+          <w:noProof/>
+        </w:rPr>
         <w:lastRenderedPageBreak/>
-        <w:t xml:space="preserve">    return </w:t>
-      </w:r>
-      <w:proofErr w:type="gramStart"/>
-      <w:r>
-        <w:rPr>
-          <w:b/>
-          <w:bCs/>
-          <w:sz w:val="24"/>
-          <w:szCs w:val="24"/>
-        </w:rPr>
-        <w:t>check(</w:t>
-      </w:r>
-      <w:proofErr w:type="gramEnd"/>
-      <w:r>
-        <w:rPr>
-          <w:b/>
-          <w:bCs/>
-          <w:sz w:val="24"/>
-          <w:szCs w:val="24"/>
-        </w:rPr>
-        <w:t>A, i+1)</w:t>
-      </w:r>
-    </w:p>
-    <w:p>
-      <w:pPr>
-        <w:rPr>
-          <w:b/>
-          <w:bCs/>
-          <w:sz w:val="36"/>
-          <w:szCs w:val="36"/>
-        </w:rPr>
-      </w:pPr>
-      <w:r>
-        <w:rPr>
-          <w:b/>
-          <w:bCs/>
-          <w:sz w:val="36"/>
-          <w:szCs w:val="36"/>
-        </w:rPr>
-        <w:t xml:space="preserve">=&gt; Recursive Implementation: </w:t>
-      </w:r>
-    </w:p>
-    <w:p>
-      <w:pPr>
-        <w:rPr>
-          <w:b/>
-          <w:bCs/>
-          <w:sz w:val="24"/>
-          <w:szCs w:val="24"/>
-        </w:rPr>
-      </w:pPr>
-    </w:p>
-    <w:p>
-      <w:pPr>
-        <w:rPr>
-          <w:b/>
-          <w:bCs/>
-          <w:sz w:val="24"/>
-          <w:szCs w:val="24"/>
-        </w:rPr>
-      </w:pPr>
-      <w:r>
-        <w:rPr>
-          <w:noProof/>
-        </w:rPr>
         <w:drawing>
           <wp:inline distT="0" distB="0" distL="114300" distR="114300" wp14:anchorId="299F6C96" wp14:editId="64158F6E">
             <wp:extent cx="5269230" cy="5530850"/>
@@ -2068,16 +3021,7 @@
           <w:sz w:val="36"/>
           <w:szCs w:val="36"/>
         </w:rPr>
-        <w:t xml:space="preserve">=&gt; Recursive </w:t>
-      </w:r>
-      <w:r>
-        <w:rPr>
-          <w:b/>
-          <w:bCs/>
-          <w:sz w:val="36"/>
-          <w:szCs w:val="36"/>
-        </w:rPr>
-        <w:t>Analysis &amp; complexity (steps):</w:t>
+        <w:t>=&gt; Recursive Analysis &amp; complexity (steps):</w:t>
       </w:r>
     </w:p>
     <w:p>
@@ -2647,7 +3591,67 @@
           <w:sz w:val="36"/>
           <w:szCs w:val="36"/>
         </w:rPr>
-        <w:t xml:space="preserve"> 2 , 5 ,1 , 8 , 20] </w:t>
+        <w:t xml:space="preserve"> </w:t>
+      </w:r>
+      <w:proofErr w:type="gramStart"/>
+      <w:r>
+        <w:rPr>
+          <w:b/>
+          <w:bCs/>
+          <w:sz w:val="36"/>
+          <w:szCs w:val="36"/>
+        </w:rPr>
+        <w:t>2 ,</w:t>
+      </w:r>
+      <w:proofErr w:type="gramEnd"/>
+      <w:r>
+        <w:rPr>
+          <w:b/>
+          <w:bCs/>
+          <w:sz w:val="36"/>
+          <w:szCs w:val="36"/>
+        </w:rPr>
+        <w:t xml:space="preserve"> 5 ,</w:t>
+      </w:r>
+      <w:proofErr w:type="gramStart"/>
+      <w:r>
+        <w:rPr>
+          <w:b/>
+          <w:bCs/>
+          <w:sz w:val="36"/>
+          <w:szCs w:val="36"/>
+        </w:rPr>
+        <w:t>1 ,</w:t>
+      </w:r>
+      <w:proofErr w:type="gramEnd"/>
+      <w:r>
+        <w:rPr>
+          <w:b/>
+          <w:bCs/>
+          <w:sz w:val="36"/>
+          <w:szCs w:val="36"/>
+        </w:rPr>
+        <w:t xml:space="preserve"> </w:t>
+      </w:r>
+      <w:proofErr w:type="gramStart"/>
+      <w:r>
+        <w:rPr>
+          <w:b/>
+          <w:bCs/>
+          <w:sz w:val="36"/>
+          <w:szCs w:val="36"/>
+        </w:rPr>
+        <w:t>8 ,</w:t>
+      </w:r>
+      <w:proofErr w:type="gramEnd"/>
+      <w:r>
+        <w:rPr>
+          <w:b/>
+          <w:bCs/>
+          <w:sz w:val="36"/>
+          <w:szCs w:val="36"/>
+        </w:rPr>
+        <w:t xml:space="preserve"> 20] </w:t>
       </w:r>
     </w:p>
     <w:p>
@@ -2841,7 +3845,27 @@
           <w:sz w:val="36"/>
           <w:szCs w:val="36"/>
         </w:rPr>
-        <w:t xml:space="preserve"> 50 , 1] </w:t>
+        <w:t xml:space="preserve"> </w:t>
+      </w:r>
+      <w:proofErr w:type="gramStart"/>
+      <w:r>
+        <w:rPr>
+          <w:b/>
+          <w:bCs/>
+          <w:sz w:val="36"/>
+          <w:szCs w:val="36"/>
+        </w:rPr>
+        <w:t>50 ,</w:t>
+      </w:r>
+      <w:proofErr w:type="gramEnd"/>
+      <w:r>
+        <w:rPr>
+          <w:b/>
+          <w:bCs/>
+          <w:sz w:val="36"/>
+          <w:szCs w:val="36"/>
+        </w:rPr>
+        <w:t xml:space="preserve"> 1] </w:t>
       </w:r>
     </w:p>
     <w:p>
@@ -2941,7 +3965,7 @@
 </file>
 
 <file path=word/styles.xml><?xml version="1.0" encoding="utf-8"?>
-<w:styles xmlns:mc="http://schemas.openxmlformats.org/markup-compatibility/2006" xmlns:r="http://schemas.openxmlformats.org/officeDocument/2006/relationships" xmlns:w="http://schemas.openxmlformats.org/wordprocessingml/2006/main" xmlns:w14="http://schemas.microsoft.com/office/word/2010/wordml" xmlns:w15="http://schemas.microsoft.com/office/word/2012/wordml" xmlns:w16cex="http://schemas.microsoft.com/office/word/2018/wordml/cex" xmlns:w16cid="http://schemas.microsoft.com/office/word/2016/wordml/cid" xmlns:w16="http://schemas.microsoft.com/office/word/2018/wordml" xmlns:w16sdtdh="http://schemas.microsoft.com/office/word/2020/wordml/sdtdatahash" xmlns:w16se="http://schemas.microsoft.com/office/word/2015/wordml/symex" mc:Ignorable="w14 w15 w16se w16cid w16 w16cex w16sdtdh">
+<w:styles xmlns:mc="http://schemas.openxmlformats.org/markup-compatibility/2006" xmlns:r="http://schemas.openxmlformats.org/officeDocument/2006/relationships" xmlns:w="http://schemas.openxmlformats.org/wordprocessingml/2006/main" xmlns:w14="http://schemas.microsoft.com/office/word/2010/wordml" xmlns:w15="http://schemas.microsoft.com/office/word/2012/wordml" xmlns:w16cex="http://schemas.microsoft.com/office/word/2018/wordml/cex" xmlns:w16cid="http://schemas.microsoft.com/office/word/2016/wordml/cid" xmlns:w16="http://schemas.microsoft.com/office/word/2018/wordml" xmlns:w16du="http://schemas.microsoft.com/office/word/2023/wordml/word16du" xmlns:w16sdtdh="http://schemas.microsoft.com/office/word/2020/wordml/sdtdatahash" xmlns:w16sdtfl="http://schemas.microsoft.com/office/word/2024/wordml/sdtformatlock" xmlns:w16se="http://schemas.microsoft.com/office/word/2015/wordml/symex" mc:Ignorable="w14 w15 w16se w16cid w16 w16cex w16sdtdh w16sdtfl w16du">
   <w:docDefaults>
     <w:rPrDefault>
       <w:rPr>
@@ -3251,7 +4275,6 @@
   <w:style w:type="character" w:default="1" w:styleId="DefaultParagraphFont">
     <w:name w:val="Default Paragraph Font"/>
     <w:uiPriority w:val="1"/>
-    <w:semiHidden/>
     <w:unhideWhenUsed/>
   </w:style>
   <w:style w:type="table" w:default="1" w:styleId="TableNormal">

--- a/Documentation.docx
+++ b/Documentation.docx
@@ -207,6 +207,14 @@
       </w:pPr>
     </w:p>
     <w:p>
+      <w:pPr>
+        <w:rPr>
+          <w:b/>
+          <w:bCs/>
+          <w:sz w:val="36"/>
+          <w:szCs w:val="36"/>
+        </w:rPr>
+      </w:pPr>
       <w:r>
         <w:drawing>
           <wp:inline distT="0" distB="0" distL="114300" distR="114300">
@@ -258,16 +266,456 @@
           <w:bCs/>
           <w:sz w:val="36"/>
           <w:szCs w:val="36"/>
-        </w:rPr>
-      </w:pPr>
-    </w:p>
-    <w:p>
-      <w:pPr>
+          <w:highlight w:val="yellow"/>
+        </w:rPr>
+      </w:pPr>
+      <w:r>
         <w:rPr>
           <w:b/>
           <w:bCs/>
           <w:sz w:val="36"/>
           <w:szCs w:val="36"/>
+          <w:highlight w:val="yellow"/>
+        </w:rPr>
+        <w:t>=&gt; Non-Recursive Pseudo code :</w:t>
+      </w:r>
+    </w:p>
+    <w:p>
+      <w:pPr>
+        <w:rPr>
+          <w:b/>
+          <w:bCs/>
+        </w:rPr>
+      </w:pPr>
+      <w:r>
+        <w:rPr>
+          <w:b/>
+          <w:bCs/>
+        </w:rPr>
+        <w:t>Algorithm Triangle(A, N)</w:t>
+      </w:r>
+    </w:p>
+    <w:p>
+      <w:pPr>
+        <w:rPr>
+          <w:b/>
+          <w:bCs/>
+        </w:rPr>
+      </w:pPr>
+    </w:p>
+    <w:p>
+      <w:pPr>
+        <w:rPr>
+          <w:b/>
+          <w:bCs/>
+        </w:rPr>
+      </w:pPr>
+    </w:p>
+    <w:p>
+      <w:pPr>
+        <w:rPr>
+          <w:rFonts w:hint="eastAsia"/>
+          <w:b/>
+          <w:bCs/>
+        </w:rPr>
+      </w:pPr>
+      <w:r>
+        <w:rPr>
+          <w:rFonts w:hint="eastAsia"/>
+          <w:b/>
+          <w:bCs/>
+        </w:rPr>
+        <w:t xml:space="preserve">    FOR i </w:t>
+      </w:r>
+      <w:r>
+        <w:rPr>
+          <w:b/>
+          <w:bCs/>
+        </w:rPr>
+        <w:sym w:font="Wingdings" w:char="F0DF"/>
+      </w:r>
+      <w:r>
+        <w:rPr>
+          <w:rFonts w:hint="eastAsia"/>
+          <w:b/>
+          <w:bCs/>
+        </w:rPr>
+        <w:t>1 TO N - 1 DO</w:t>
+      </w:r>
+    </w:p>
+    <w:p>
+      <w:pPr>
+        <w:rPr>
+          <w:b/>
+          <w:bCs/>
+        </w:rPr>
+      </w:pPr>
+    </w:p>
+    <w:p>
+      <w:pPr>
+        <w:rPr>
+          <w:rFonts w:hint="eastAsia"/>
+          <w:b/>
+          <w:bCs/>
+        </w:rPr>
+      </w:pPr>
+      <w:r>
+        <w:rPr>
+          <w:rFonts w:hint="eastAsia"/>
+          <w:b/>
+          <w:bCs/>
+        </w:rPr>
+        <w:t xml:space="preserve">        </w:t>
+      </w:r>
+      <w:r>
+        <w:rPr>
+          <w:b/>
+          <w:bCs/>
+        </w:rPr>
+        <w:t>K</w:t>
+      </w:r>
+      <w:r>
+        <w:rPr>
+          <w:rFonts w:hint="eastAsia"/>
+          <w:b/>
+          <w:bCs/>
+        </w:rPr>
+        <w:t>ey</w:t>
+      </w:r>
+      <w:r>
+        <w:rPr>
+          <w:b/>
+          <w:bCs/>
+        </w:rPr>
+        <w:t xml:space="preserve"> </w:t>
+      </w:r>
+      <w:r>
+        <w:rPr>
+          <w:b/>
+          <w:bCs/>
+        </w:rPr>
+        <w:sym w:font="Wingdings" w:char="F0DF"/>
+      </w:r>
+      <w:r>
+        <w:rPr>
+          <w:rFonts w:hint="eastAsia"/>
+          <w:b/>
+          <w:bCs/>
+        </w:rPr>
+        <w:t xml:space="preserve"> A[i]</w:t>
+      </w:r>
+    </w:p>
+    <w:p>
+      <w:pPr>
+        <w:rPr>
+          <w:rFonts w:hint="eastAsia"/>
+          <w:b/>
+          <w:bCs/>
+        </w:rPr>
+      </w:pPr>
+      <w:r>
+        <w:rPr>
+          <w:rFonts w:hint="eastAsia"/>
+          <w:b/>
+          <w:bCs/>
+        </w:rPr>
+        <w:t xml:space="preserve">        </w:t>
+      </w:r>
+      <w:r>
+        <w:rPr>
+          <w:b/>
+          <w:bCs/>
+        </w:rPr>
+        <w:t xml:space="preserve">J </w:t>
+      </w:r>
+      <w:r>
+        <w:rPr>
+          <w:b/>
+          <w:bCs/>
+        </w:rPr>
+        <w:sym w:font="Wingdings" w:char="F0DF"/>
+      </w:r>
+      <w:r>
+        <w:rPr>
+          <w:rFonts w:hint="eastAsia"/>
+          <w:b/>
+          <w:bCs/>
+        </w:rPr>
+        <w:t xml:space="preserve"> i - 1</w:t>
+      </w:r>
+    </w:p>
+    <w:p>
+      <w:pPr>
+        <w:rPr>
+          <w:b/>
+          <w:bCs/>
+        </w:rPr>
+      </w:pPr>
+    </w:p>
+    <w:p>
+      <w:pPr>
+        <w:rPr>
+          <w:rFonts w:hint="eastAsia"/>
+          <w:b/>
+          <w:bCs/>
+        </w:rPr>
+      </w:pPr>
+      <w:r>
+        <w:rPr>
+          <w:rFonts w:hint="eastAsia"/>
+          <w:b/>
+          <w:bCs/>
+        </w:rPr>
+        <w:t xml:space="preserve">        WHILE (j </w:t>
+      </w:r>
+      <w:r>
+        <w:rPr>
+          <w:b/>
+          <w:bCs/>
+        </w:rPr>
+        <w:t>&gt;=</w:t>
+      </w:r>
+      <w:r>
+        <w:rPr>
+          <w:rFonts w:hint="eastAsia"/>
+          <w:b/>
+          <w:bCs/>
+        </w:rPr>
+        <w:t xml:space="preserve"> 0) AND (A[j] &gt; key) DO</w:t>
+      </w:r>
+    </w:p>
+    <w:p>
+      <w:pPr>
+        <w:rPr>
+          <w:rFonts w:hint="eastAsia"/>
+          <w:b/>
+          <w:bCs/>
+        </w:rPr>
+      </w:pPr>
+      <w:r>
+        <w:rPr>
+          <w:rFonts w:hint="eastAsia"/>
+          <w:b/>
+          <w:bCs/>
+        </w:rPr>
+        <w:t xml:space="preserve">            A[j + 1] </w:t>
+      </w:r>
+      <w:r>
+        <w:rPr>
+          <w:b/>
+          <w:bCs/>
+        </w:rPr>
+        <w:sym w:font="Wingdings" w:char="F0DF"/>
+      </w:r>
+      <w:r>
+        <w:rPr>
+          <w:rFonts w:hint="eastAsia"/>
+          <w:b/>
+          <w:bCs/>
+        </w:rPr>
+        <w:t xml:space="preserve"> A[j]</w:t>
+      </w:r>
+    </w:p>
+    <w:p>
+      <w:pPr>
+        <w:rPr>
+          <w:rFonts w:hint="eastAsia"/>
+          <w:b/>
+          <w:bCs/>
+        </w:rPr>
+      </w:pPr>
+      <w:r>
+        <w:rPr>
+          <w:rFonts w:hint="eastAsia"/>
+          <w:b/>
+          <w:bCs/>
+        </w:rPr>
+        <w:t xml:space="preserve">            j </w:t>
+      </w:r>
+      <w:r>
+        <w:rPr>
+          <w:b/>
+          <w:bCs/>
+        </w:rPr>
+        <w:sym w:font="Wingdings" w:char="F0DF"/>
+      </w:r>
+      <w:r>
+        <w:rPr>
+          <w:rFonts w:hint="eastAsia"/>
+          <w:b/>
+          <w:bCs/>
+        </w:rPr>
+        <w:t>j - 1</w:t>
+      </w:r>
+    </w:p>
+    <w:p>
+      <w:pPr>
+        <w:rPr>
+          <w:b/>
+          <w:bCs/>
+        </w:rPr>
+      </w:pPr>
+      <w:r>
+        <w:rPr>
+          <w:b/>
+          <w:bCs/>
+        </w:rPr>
+        <w:t xml:space="preserve">   </w:t>
+      </w:r>
+    </w:p>
+    <w:p>
+      <w:pPr>
+        <w:rPr>
+          <w:rFonts w:hint="eastAsia"/>
+          <w:b/>
+          <w:bCs/>
+        </w:rPr>
+      </w:pPr>
+      <w:r>
+        <w:rPr>
+          <w:rFonts w:hint="eastAsia"/>
+          <w:b/>
+          <w:bCs/>
+        </w:rPr>
+        <w:t xml:space="preserve">        A[j + 1] ← key</w:t>
+      </w:r>
+    </w:p>
+    <w:p>
+      <w:pPr>
+        <w:rPr>
+          <w:b/>
+          <w:bCs/>
+        </w:rPr>
+      </w:pPr>
+    </w:p>
+    <w:p>
+      <w:pPr>
+        <w:rPr>
+          <w:rFonts w:hint="eastAsia"/>
+          <w:b/>
+          <w:bCs/>
+        </w:rPr>
+      </w:pPr>
+      <w:r>
+        <w:rPr>
+          <w:rFonts w:hint="eastAsia"/>
+          <w:b/>
+          <w:bCs/>
+        </w:rPr>
+        <w:t xml:space="preserve">    FOR i ← 0 </w:t>
+      </w:r>
+      <w:r>
+        <w:rPr>
+          <w:b/>
+          <w:bCs/>
+        </w:rPr>
+        <w:t xml:space="preserve"> </w:t>
+      </w:r>
+      <w:r>
+        <w:rPr>
+          <w:rFonts w:hint="eastAsia"/>
+          <w:b/>
+          <w:bCs/>
+        </w:rPr>
+        <w:t xml:space="preserve">TO </w:t>
+      </w:r>
+      <w:r>
+        <w:rPr>
+          <w:b/>
+          <w:bCs/>
+        </w:rPr>
+        <w:t xml:space="preserve"> </w:t>
+      </w:r>
+      <w:r>
+        <w:rPr>
+          <w:rFonts w:hint="eastAsia"/>
+          <w:b/>
+          <w:bCs/>
+        </w:rPr>
+        <w:t xml:space="preserve">N - 3 </w:t>
+      </w:r>
+      <w:r>
+        <w:rPr>
+          <w:b/>
+          <w:bCs/>
+        </w:rPr>
+        <w:t xml:space="preserve"> </w:t>
+      </w:r>
+      <w:r>
+        <w:rPr>
+          <w:rFonts w:hint="eastAsia"/>
+          <w:b/>
+          <w:bCs/>
+        </w:rPr>
+        <w:t>DO</w:t>
+      </w:r>
+    </w:p>
+    <w:p>
+      <w:pPr>
+        <w:rPr>
+          <w:b/>
+          <w:bCs/>
+        </w:rPr>
+      </w:pPr>
+    </w:p>
+    <w:p>
+      <w:pPr>
+        <w:rPr>
+          <w:b/>
+          <w:bCs/>
+        </w:rPr>
+      </w:pPr>
+      <w:r>
+        <w:rPr>
+          <w:b/>
+          <w:bCs/>
+        </w:rPr>
+        <w:t xml:space="preserve">        IF (A[i] + A[i + 1] &gt; A[i + 2]) THEN</w:t>
+      </w:r>
+    </w:p>
+    <w:p>
+      <w:pPr>
+        <w:rPr>
+          <w:b/>
+          <w:bCs/>
+        </w:rPr>
+      </w:pPr>
+      <w:r>
+        <w:rPr>
+          <w:b/>
+          <w:bCs/>
+        </w:rPr>
+        <w:t xml:space="preserve">            RETURN 1</w:t>
+      </w:r>
+    </w:p>
+    <w:p>
+      <w:pPr>
+        <w:rPr>
+          <w:b/>
+          <w:bCs/>
+        </w:rPr>
+      </w:pPr>
+      <w:r>
+        <w:rPr>
+          <w:b/>
+          <w:bCs/>
+        </w:rPr>
+        <w:t xml:space="preserve">        </w:t>
+      </w:r>
+    </w:p>
+    <w:p>
+      <w:r>
+        <w:rPr>
+          <w:b/>
+          <w:bCs/>
+        </w:rPr>
+        <w:t xml:space="preserve">    RETURN 0</w:t>
+      </w:r>
+    </w:p>
+    <w:p>
+      <w:pPr>
+        <w:rPr>
+          <w:highlight w:val="yellow"/>
         </w:rPr>
       </w:pPr>
       <w:r>
@@ -276,10 +724,57 @@
           <w:bCs/>
           <w:sz w:val="36"/>
           <w:szCs w:val="36"/>
-        </w:rPr>
-        <w:t>=&gt; Non-Recursive Pseudo code :</w:t>
-      </w:r>
-    </w:p>
+          <w:highlight w:val="yellow"/>
+        </w:rPr>
+        <w:t>=&gt; Non-Recursive Implementation:</w:t>
+      </w:r>
+    </w:p>
+    <w:p>
+      <w:r>
+        <w:drawing>
+          <wp:inline distT="0" distB="0" distL="114300" distR="114300">
+            <wp:extent cx="4919980" cy="5001260"/>
+            <wp:effectExtent l="0" t="0" r="2540" b="12700"/>
+            <wp:docPr id="2" name="Picture 5"/>
+            <wp:cNvGraphicFramePr>
+              <a:graphicFrameLocks xmlns:a="http://schemas.openxmlformats.org/drawingml/2006/main" noChangeAspect="1"/>
+            </wp:cNvGraphicFramePr>
+            <a:graphic xmlns:a="http://schemas.openxmlformats.org/drawingml/2006/main">
+              <a:graphicData uri="http://schemas.openxmlformats.org/drawingml/2006/picture">
+                <pic:pic xmlns:pic="http://schemas.openxmlformats.org/drawingml/2006/picture">
+                  <pic:nvPicPr>
+                    <pic:cNvPr id="2" name="Picture 5"/>
+                    <pic:cNvPicPr>
+                      <a:picLocks noChangeAspect="1"/>
+                    </pic:cNvPicPr>
+                  </pic:nvPicPr>
+                  <pic:blipFill>
+                    <a:blip r:embed="rId5"/>
+                    <a:stretch>
+                      <a:fillRect/>
+                    </a:stretch>
+                  </pic:blipFill>
+                  <pic:spPr>
+                    <a:xfrm>
+                      <a:off x="0" y="0"/>
+                      <a:ext cx="4919980" cy="5001260"/>
+                    </a:xfrm>
+                    <a:prstGeom prst="rect">
+                      <a:avLst/>
+                    </a:prstGeom>
+                    <a:noFill/>
+                    <a:ln>
+                      <a:noFill/>
+                    </a:ln>
+                  </pic:spPr>
+                </pic:pic>
+              </a:graphicData>
+            </a:graphic>
+          </wp:inline>
+        </w:drawing>
+      </w:r>
+    </w:p>
+    <w:p/>
     <w:p>
       <w:pPr>
         <w:rPr>
@@ -287,491 +782,27 @@
           <w:bCs/>
           <w:sz w:val="36"/>
           <w:szCs w:val="36"/>
-        </w:rPr>
-      </w:pPr>
-    </w:p>
-    <w:p>
-      <w:pPr>
-        <w:rPr>
-          <w:b/>
-          <w:bCs/>
-        </w:rPr>
-      </w:pPr>
-      <w:r>
-        <w:rPr>
-          <w:b/>
-          <w:bCs/>
-        </w:rPr>
-        <w:t>Algorithm Triangle(A, N)</w:t>
-      </w:r>
-    </w:p>
-    <w:p>
-      <w:pPr>
-        <w:rPr>
-          <w:b/>
-          <w:bCs/>
-        </w:rPr>
-      </w:pPr>
-    </w:p>
-    <w:p>
-      <w:pPr>
-        <w:rPr>
-          <w:b/>
-          <w:bCs/>
-        </w:rPr>
-      </w:pPr>
-    </w:p>
-    <w:p>
-      <w:pPr>
-        <w:rPr>
-          <w:rFonts w:hint="eastAsia"/>
-          <w:b/>
-          <w:bCs/>
-        </w:rPr>
-      </w:pPr>
-      <w:r>
-        <w:rPr>
-          <w:rFonts w:hint="eastAsia"/>
-          <w:b/>
-          <w:bCs/>
-        </w:rPr>
-        <w:t xml:space="preserve">    FOR i </w:t>
-      </w:r>
-      <w:r>
-        <w:rPr>
-          <w:b/>
-          <w:bCs/>
-        </w:rPr>
-        <w:sym w:font="Wingdings" w:char="F0DF"/>
-      </w:r>
-      <w:r>
-        <w:rPr>
-          <w:rFonts w:hint="eastAsia"/>
-          <w:b/>
-          <w:bCs/>
-        </w:rPr>
-        <w:t>1 TO N - 1 DO</w:t>
-      </w:r>
-    </w:p>
-    <w:p>
-      <w:pPr>
-        <w:rPr>
-          <w:b/>
-          <w:bCs/>
-        </w:rPr>
-      </w:pPr>
-    </w:p>
-    <w:p>
-      <w:pPr>
-        <w:rPr>
-          <w:rFonts w:hint="eastAsia"/>
-          <w:b/>
-          <w:bCs/>
-        </w:rPr>
-      </w:pPr>
-      <w:r>
-        <w:rPr>
-          <w:rFonts w:hint="eastAsia"/>
-          <w:b/>
-          <w:bCs/>
-        </w:rPr>
-        <w:t xml:space="preserve">        </w:t>
-      </w:r>
-      <w:r>
-        <w:rPr>
-          <w:b/>
-          <w:bCs/>
-        </w:rPr>
-        <w:t>K</w:t>
-      </w:r>
-      <w:r>
-        <w:rPr>
-          <w:rFonts w:hint="eastAsia"/>
-          <w:b/>
-          <w:bCs/>
-        </w:rPr>
-        <w:t>ey</w:t>
-      </w:r>
-      <w:r>
-        <w:rPr>
-          <w:b/>
-          <w:bCs/>
-        </w:rPr>
-        <w:t xml:space="preserve"> </w:t>
-      </w:r>
-      <w:r>
-        <w:rPr>
-          <w:b/>
-          <w:bCs/>
-        </w:rPr>
-        <w:sym w:font="Wingdings" w:char="F0DF"/>
-      </w:r>
-      <w:r>
-        <w:rPr>
-          <w:rFonts w:hint="eastAsia"/>
-          <w:b/>
-          <w:bCs/>
-        </w:rPr>
-        <w:t xml:space="preserve"> A[i]</w:t>
-      </w:r>
-    </w:p>
-    <w:p>
-      <w:pPr>
-        <w:rPr>
-          <w:rFonts w:hint="eastAsia"/>
-          <w:b/>
-          <w:bCs/>
-        </w:rPr>
-      </w:pPr>
-      <w:r>
-        <w:rPr>
-          <w:rFonts w:hint="eastAsia"/>
-          <w:b/>
-          <w:bCs/>
-        </w:rPr>
-        <w:t xml:space="preserve">        </w:t>
-      </w:r>
-      <w:r>
-        <w:rPr>
-          <w:b/>
-          <w:bCs/>
-        </w:rPr>
-        <w:t xml:space="preserve">J </w:t>
-      </w:r>
-      <w:r>
-        <w:rPr>
-          <w:b/>
-          <w:bCs/>
-        </w:rPr>
-        <w:sym w:font="Wingdings" w:char="F0DF"/>
-      </w:r>
-      <w:r>
-        <w:rPr>
-          <w:rFonts w:hint="eastAsia"/>
-          <w:b/>
-          <w:bCs/>
-        </w:rPr>
-        <w:t xml:space="preserve"> i - 1</w:t>
-      </w:r>
-    </w:p>
-    <w:p>
-      <w:pPr>
-        <w:rPr>
-          <w:b/>
-          <w:bCs/>
-        </w:rPr>
-      </w:pPr>
-    </w:p>
-    <w:p>
-      <w:pPr>
-        <w:rPr>
-          <w:rFonts w:hint="eastAsia"/>
-          <w:b/>
-          <w:bCs/>
-        </w:rPr>
-      </w:pPr>
-      <w:r>
-        <w:rPr>
-          <w:rFonts w:hint="eastAsia"/>
-          <w:b/>
-          <w:bCs/>
-        </w:rPr>
-        <w:t xml:space="preserve">        WHILE (j </w:t>
-      </w:r>
-      <w:r>
-        <w:rPr>
-          <w:b/>
-          <w:bCs/>
-        </w:rPr>
-        <w:t>&gt;=</w:t>
-      </w:r>
-      <w:r>
-        <w:rPr>
-          <w:rFonts w:hint="eastAsia"/>
-          <w:b/>
-          <w:bCs/>
-        </w:rPr>
-        <w:t xml:space="preserve"> 0) AND (A[j] &gt; key) DO</w:t>
-      </w:r>
-    </w:p>
-    <w:p>
-      <w:pPr>
-        <w:rPr>
-          <w:rFonts w:hint="eastAsia"/>
-          <w:b/>
-          <w:bCs/>
-        </w:rPr>
-      </w:pPr>
-      <w:r>
-        <w:rPr>
-          <w:rFonts w:hint="eastAsia"/>
-          <w:b/>
-          <w:bCs/>
-        </w:rPr>
-        <w:t xml:space="preserve">            A[j + 1] </w:t>
-      </w:r>
-      <w:r>
-        <w:rPr>
-          <w:b/>
-          <w:bCs/>
-        </w:rPr>
-        <w:sym w:font="Wingdings" w:char="F0DF"/>
-      </w:r>
-      <w:r>
-        <w:rPr>
-          <w:rFonts w:hint="eastAsia"/>
-          <w:b/>
-          <w:bCs/>
-        </w:rPr>
-        <w:t xml:space="preserve"> A[j]</w:t>
-      </w:r>
-    </w:p>
-    <w:p>
-      <w:pPr>
-        <w:rPr>
-          <w:rFonts w:hint="eastAsia"/>
-          <w:b/>
-          <w:bCs/>
-        </w:rPr>
-      </w:pPr>
-      <w:r>
-        <w:rPr>
-          <w:rFonts w:hint="eastAsia"/>
-          <w:b/>
-          <w:bCs/>
-        </w:rPr>
-        <w:t xml:space="preserve">            j </w:t>
-      </w:r>
-      <w:r>
-        <w:rPr>
-          <w:b/>
-          <w:bCs/>
-        </w:rPr>
-        <w:sym w:font="Wingdings" w:char="F0DF"/>
-      </w:r>
-      <w:r>
-        <w:rPr>
-          <w:rFonts w:hint="eastAsia"/>
-          <w:b/>
-          <w:bCs/>
-        </w:rPr>
-        <w:t>j - 1</w:t>
-      </w:r>
-    </w:p>
-    <w:p>
-      <w:pPr>
-        <w:rPr>
-          <w:b/>
-          <w:bCs/>
-        </w:rPr>
-      </w:pPr>
-      <w:r>
-        <w:rPr>
-          <w:b/>
-          <w:bCs/>
-        </w:rPr>
-        <w:t xml:space="preserve">   </w:t>
-      </w:r>
-    </w:p>
-    <w:p>
-      <w:pPr>
-        <w:rPr>
-          <w:rFonts w:hint="eastAsia"/>
-          <w:b/>
-          <w:bCs/>
-        </w:rPr>
-      </w:pPr>
-      <w:r>
-        <w:rPr>
-          <w:rFonts w:hint="eastAsia"/>
-          <w:b/>
-          <w:bCs/>
-        </w:rPr>
-        <w:t xml:space="preserve">        A[j + 1] ← key</w:t>
-      </w:r>
-    </w:p>
-    <w:p>
-      <w:pPr>
-        <w:rPr>
-          <w:b/>
-          <w:bCs/>
-        </w:rPr>
-      </w:pPr>
-    </w:p>
-    <w:p>
-      <w:pPr>
-        <w:rPr>
-          <w:rFonts w:hint="eastAsia"/>
-          <w:b/>
-          <w:bCs/>
-        </w:rPr>
-      </w:pPr>
-      <w:r>
-        <w:rPr>
-          <w:rFonts w:hint="eastAsia"/>
-          <w:b/>
-          <w:bCs/>
-        </w:rPr>
-        <w:t xml:space="preserve">    FOR i ← 0 </w:t>
-      </w:r>
-      <w:r>
-        <w:rPr>
-          <w:b/>
-          <w:bCs/>
-        </w:rPr>
-        <w:t xml:space="preserve"> </w:t>
-      </w:r>
-      <w:r>
-        <w:rPr>
-          <w:rFonts w:hint="eastAsia"/>
-          <w:b/>
-          <w:bCs/>
-        </w:rPr>
-        <w:t xml:space="preserve">TO </w:t>
-      </w:r>
-      <w:r>
-        <w:rPr>
-          <w:b/>
-          <w:bCs/>
-        </w:rPr>
-        <w:t xml:space="preserve"> </w:t>
-      </w:r>
-      <w:r>
-        <w:rPr>
-          <w:rFonts w:hint="eastAsia"/>
-          <w:b/>
-          <w:bCs/>
-        </w:rPr>
-        <w:t xml:space="preserve">N - 3 </w:t>
-      </w:r>
-      <w:r>
-        <w:rPr>
-          <w:b/>
-          <w:bCs/>
-        </w:rPr>
-        <w:t xml:space="preserve"> </w:t>
-      </w:r>
-      <w:r>
-        <w:rPr>
-          <w:rFonts w:hint="eastAsia"/>
-          <w:b/>
-          <w:bCs/>
-        </w:rPr>
-        <w:t>DO</w:t>
-      </w:r>
-    </w:p>
-    <w:p>
-      <w:pPr>
-        <w:rPr>
-          <w:b/>
-          <w:bCs/>
-        </w:rPr>
-      </w:pPr>
-    </w:p>
-    <w:p>
-      <w:pPr>
-        <w:rPr>
-          <w:b/>
-          <w:bCs/>
-        </w:rPr>
-      </w:pPr>
-      <w:r>
-        <w:rPr>
-          <w:b/>
-          <w:bCs/>
-        </w:rPr>
-        <w:t xml:space="preserve">        IF (A[i] + A[i + 1] &gt; A[i + 2]) THEN</w:t>
-      </w:r>
-    </w:p>
-    <w:p>
-      <w:pPr>
-        <w:rPr>
-          <w:b/>
-          <w:bCs/>
-        </w:rPr>
-      </w:pPr>
-      <w:r>
-        <w:rPr>
-          <w:b/>
-          <w:bCs/>
-        </w:rPr>
-        <w:t xml:space="preserve">            RETURN 1</w:t>
-      </w:r>
-    </w:p>
-    <w:p>
-      <w:pPr>
-        <w:rPr>
-          <w:b/>
-          <w:bCs/>
-        </w:rPr>
-      </w:pPr>
-      <w:r>
-        <w:rPr>
-          <w:b/>
-          <w:bCs/>
-        </w:rPr>
-        <w:t xml:space="preserve">        </w:t>
-      </w:r>
-    </w:p>
-    <w:p>
-      <w:pPr>
-        <w:rPr>
-          <w:b/>
-          <w:bCs/>
-        </w:rPr>
-      </w:pPr>
-      <w:r>
-        <w:rPr>
-          <w:b/>
-          <w:bCs/>
-        </w:rPr>
-        <w:t xml:space="preserve">    RETURN 0</w:t>
-      </w:r>
-    </w:p>
-    <w:p/>
-    <w:p/>
-    <w:p/>
-    <w:p>
+          <w:highlight w:val="yellow"/>
+        </w:rPr>
+      </w:pPr>
       <w:r>
         <w:rPr>
           <w:b/>
           <w:bCs/>
           <w:sz w:val="36"/>
           <w:szCs w:val="36"/>
-        </w:rPr>
-        <w:t>=&gt; Non-Recursive Implementation:</w:t>
-      </w:r>
-    </w:p>
-    <w:p/>
-    <w:p>
-      <w:bookmarkStart w:id="1" w:name="_GoBack"/>
-      <w:bookmarkEnd w:id="1"/>
-    </w:p>
-    <w:p>
-      <w:pPr>
+          <w:highlight w:val="yellow"/>
+        </w:rPr>
+        <w:t>=&gt; Non-</w:t>
+      </w:r>
+      <w:bookmarkStart w:id="0" w:name="_Hlk229599414"/>
+      <w:r>
         <w:rPr>
           <w:b/>
           <w:bCs/>
           <w:sz w:val="36"/>
           <w:szCs w:val="36"/>
-        </w:rPr>
-      </w:pPr>
-      <w:r>
-        <w:rPr>
-          <w:b/>
-          <w:bCs/>
-          <w:sz w:val="36"/>
-          <w:szCs w:val="36"/>
-        </w:rPr>
-        <w:t>=&gt; Non-</w:t>
-      </w:r>
-      <w:bookmarkStart w:id="0" w:name="_Hlk229599414"/>
-      <w:r>
-        <w:rPr>
-          <w:b/>
-          <w:bCs/>
-          <w:sz w:val="36"/>
-          <w:szCs w:val="36"/>
+          <w:highlight w:val="yellow"/>
         </w:rPr>
         <w:t>Recursive Analysis &amp; complexity (steps):</w:t>
       </w:r>
@@ -1569,13 +1600,6 @@
     </w:p>
     <w:p/>
     <w:p/>
-    <w:p/>
-    <w:p/>
-    <w:p/>
-    <w:p/>
-    <w:p/>
-    <w:p/>
-    <w:p/>
     <w:p>
       <w:pPr>
         <w:pBdr>
@@ -1597,251 +1621,6 @@
         </w:pBdr>
       </w:pPr>
     </w:p>
-    <w:p>
-      <w:pPr>
-        <w:pBdr>
-          <w:bottom w:val="double" w:color="auto" w:sz="4" w:space="0"/>
-        </w:pBdr>
-      </w:pPr>
-    </w:p>
-    <w:p>
-      <w:pPr>
-        <w:pBdr>
-          <w:bottom w:val="double" w:color="auto" w:sz="4" w:space="0"/>
-        </w:pBdr>
-      </w:pPr>
-    </w:p>
-    <w:p>
-      <w:pPr>
-        <w:pBdr>
-          <w:bottom w:val="double" w:color="auto" w:sz="4" w:space="0"/>
-        </w:pBdr>
-      </w:pPr>
-    </w:p>
-    <w:p>
-      <w:pPr>
-        <w:pBdr>
-          <w:bottom w:val="double" w:color="auto" w:sz="4" w:space="0"/>
-        </w:pBdr>
-      </w:pPr>
-    </w:p>
-    <w:p>
-      <w:pPr>
-        <w:pBdr>
-          <w:bottom w:val="double" w:color="auto" w:sz="4" w:space="0"/>
-        </w:pBdr>
-      </w:pPr>
-    </w:p>
-    <w:p>
-      <w:pPr>
-        <w:pBdr>
-          <w:bottom w:val="double" w:color="auto" w:sz="4" w:space="0"/>
-        </w:pBdr>
-      </w:pPr>
-    </w:p>
-    <w:p>
-      <w:pPr>
-        <w:pBdr>
-          <w:bottom w:val="double" w:color="auto" w:sz="4" w:space="0"/>
-        </w:pBdr>
-      </w:pPr>
-    </w:p>
-    <w:p>
-      <w:pPr>
-        <w:pBdr>
-          <w:bottom w:val="double" w:color="auto" w:sz="4" w:space="0"/>
-        </w:pBdr>
-      </w:pPr>
-    </w:p>
-    <w:p>
-      <w:pPr>
-        <w:pBdr>
-          <w:bottom w:val="double" w:color="auto" w:sz="4" w:space="0"/>
-        </w:pBdr>
-      </w:pPr>
-    </w:p>
-    <w:p>
-      <w:pPr>
-        <w:pBdr>
-          <w:bottom w:val="double" w:color="auto" w:sz="4" w:space="0"/>
-        </w:pBdr>
-      </w:pPr>
-    </w:p>
-    <w:p>
-      <w:pPr>
-        <w:pBdr>
-          <w:bottom w:val="double" w:color="auto" w:sz="4" w:space="0"/>
-        </w:pBdr>
-      </w:pPr>
-    </w:p>
-    <w:p>
-      <w:pPr>
-        <w:pBdr>
-          <w:bottom w:val="double" w:color="auto" w:sz="4" w:space="0"/>
-        </w:pBdr>
-      </w:pPr>
-    </w:p>
-    <w:p>
-      <w:pPr>
-        <w:pBdr>
-          <w:bottom w:val="double" w:color="auto" w:sz="4" w:space="0"/>
-        </w:pBdr>
-      </w:pPr>
-    </w:p>
-    <w:p>
-      <w:pPr>
-        <w:pBdr>
-          <w:bottom w:val="double" w:color="auto" w:sz="4" w:space="0"/>
-        </w:pBdr>
-      </w:pPr>
-    </w:p>
-    <w:p>
-      <w:pPr>
-        <w:pBdr>
-          <w:bottom w:val="double" w:color="auto" w:sz="4" w:space="0"/>
-        </w:pBdr>
-      </w:pPr>
-    </w:p>
-    <w:p>
-      <w:pPr>
-        <w:pBdr>
-          <w:bottom w:val="double" w:color="auto" w:sz="4" w:space="0"/>
-        </w:pBdr>
-      </w:pPr>
-    </w:p>
-    <w:p>
-      <w:pPr>
-        <w:pBdr>
-          <w:bottom w:val="double" w:color="auto" w:sz="4" w:space="0"/>
-        </w:pBdr>
-      </w:pPr>
-    </w:p>
-    <w:p>
-      <w:pPr>
-        <w:pBdr>
-          <w:bottom w:val="double" w:color="auto" w:sz="4" w:space="0"/>
-        </w:pBdr>
-      </w:pPr>
-    </w:p>
-    <w:p>
-      <w:pPr>
-        <w:pBdr>
-          <w:bottom w:val="double" w:color="auto" w:sz="4" w:space="0"/>
-        </w:pBdr>
-      </w:pPr>
-    </w:p>
-    <w:p>
-      <w:pPr>
-        <w:pBdr>
-          <w:bottom w:val="double" w:color="auto" w:sz="4" w:space="0"/>
-        </w:pBdr>
-      </w:pPr>
-    </w:p>
-    <w:p>
-      <w:pPr>
-        <w:pBdr>
-          <w:bottom w:val="double" w:color="auto" w:sz="4" w:space="0"/>
-        </w:pBdr>
-      </w:pPr>
-    </w:p>
-    <w:p>
-      <w:pPr>
-        <w:pBdr>
-          <w:bottom w:val="double" w:color="auto" w:sz="4" w:space="0"/>
-        </w:pBdr>
-      </w:pPr>
-    </w:p>
-    <w:p>
-      <w:pPr>
-        <w:pBdr>
-          <w:bottom w:val="double" w:color="auto" w:sz="4" w:space="0"/>
-        </w:pBdr>
-      </w:pPr>
-    </w:p>
-    <w:p>
-      <w:pPr>
-        <w:pBdr>
-          <w:bottom w:val="double" w:color="auto" w:sz="4" w:space="0"/>
-        </w:pBdr>
-      </w:pPr>
-    </w:p>
-    <w:p>
-      <w:pPr>
-        <w:pBdr>
-          <w:bottom w:val="double" w:color="auto" w:sz="4" w:space="0"/>
-        </w:pBdr>
-      </w:pPr>
-    </w:p>
-    <w:p>
-      <w:pPr>
-        <w:pBdr>
-          <w:bottom w:val="double" w:color="auto" w:sz="4" w:space="0"/>
-        </w:pBdr>
-      </w:pPr>
-    </w:p>
-    <w:p>
-      <w:pPr>
-        <w:pBdr>
-          <w:bottom w:val="double" w:color="auto" w:sz="4" w:space="0"/>
-        </w:pBdr>
-      </w:pPr>
-    </w:p>
-    <w:p>
-      <w:pPr>
-        <w:pBdr>
-          <w:bottom w:val="double" w:color="auto" w:sz="4" w:space="0"/>
-        </w:pBdr>
-      </w:pPr>
-    </w:p>
-    <w:p>
-      <w:pPr>
-        <w:pBdr>
-          <w:bottom w:val="double" w:color="auto" w:sz="4" w:space="0"/>
-        </w:pBdr>
-      </w:pPr>
-    </w:p>
-    <w:p>
-      <w:pPr>
-        <w:pBdr>
-          <w:bottom w:val="double" w:color="auto" w:sz="4" w:space="0"/>
-        </w:pBdr>
-      </w:pPr>
-    </w:p>
-    <w:p>
-      <w:pPr>
-        <w:pBdr>
-          <w:bottom w:val="double" w:color="auto" w:sz="4" w:space="0"/>
-        </w:pBdr>
-      </w:pPr>
-    </w:p>
-    <w:p>
-      <w:pPr>
-        <w:pBdr>
-          <w:bottom w:val="double" w:color="auto" w:sz="4" w:space="0"/>
-        </w:pBdr>
-      </w:pPr>
-    </w:p>
-    <w:p>
-      <w:pPr>
-        <w:pBdr>
-          <w:bottom w:val="double" w:color="auto" w:sz="4" w:space="0"/>
-        </w:pBdr>
-      </w:pPr>
-    </w:p>
-    <w:p>
-      <w:pPr>
-        <w:pBdr>
-          <w:bottom w:val="double" w:color="auto" w:sz="4" w:space="0"/>
-        </w:pBdr>
-      </w:pPr>
-    </w:p>
-    <w:p>
-      <w:pPr>
-        <w:pBdr>
-          <w:bottom w:val="double" w:color="auto" w:sz="4" w:space="0"/>
-        </w:pBdr>
-      </w:pPr>
-    </w:p>
     <w:p/>
     <w:p>
       <w:pPr>
@@ -1850,6 +1629,7 @@
           <w:bCs/>
           <w:sz w:val="36"/>
           <w:szCs w:val="36"/>
+          <w:highlight w:val="green"/>
         </w:rPr>
       </w:pPr>
       <w:r>
@@ -1858,9 +1638,542 @@
           <w:bCs/>
           <w:sz w:val="36"/>
           <w:szCs w:val="36"/>
+          <w:highlight w:val="green"/>
         </w:rPr>
         <w:t xml:space="preserve">=&gt; Recursive Pseudo code : </w:t>
       </w:r>
+    </w:p>
+    <w:p>
+      <w:pPr>
+        <w:rPr>
+          <w:rFonts w:hint="eastAsia" w:ascii="Microsoft YaHei" w:hAnsi="Microsoft YaHei" w:eastAsia="Microsoft YaHei" w:cs="Microsoft YaHei"/>
+          <w:sz w:val="21"/>
+          <w:szCs w:val="21"/>
+        </w:rPr>
+      </w:pPr>
+    </w:p>
+    <w:p>
+      <w:pPr>
+        <w:rPr>
+          <w:rFonts w:hint="eastAsia" w:ascii="Microsoft YaHei" w:hAnsi="Microsoft YaHei" w:eastAsia="Microsoft YaHei" w:cs="Microsoft YaHei"/>
+          <w:b/>
+          <w:bCs/>
+          <w:sz w:val="28"/>
+          <w:szCs w:val="28"/>
+        </w:rPr>
+      </w:pPr>
+      <w:r>
+        <w:rPr>
+          <w:rFonts w:hint="eastAsia" w:ascii="Microsoft YaHei" w:hAnsi="Microsoft YaHei" w:eastAsia="Microsoft YaHei" w:cs="Microsoft YaHei"/>
+          <w:sz w:val="21"/>
+          <w:szCs w:val="21"/>
+        </w:rPr>
+        <w:t xml:space="preserve">Algorithm </w:t>
+      </w:r>
+      <w:r>
+        <w:rPr>
+          <w:rFonts w:hint="cs" w:ascii="Microsoft YaHei" w:hAnsi="Microsoft YaHei" w:eastAsia="Microsoft YaHei" w:cs="Times New Roman"/>
+          <w:sz w:val="21"/>
+          <w:szCs w:val="21"/>
+          <w:rtl/>
+          <w:lang w:bidi="ar-EG"/>
+        </w:rPr>
+        <w:t>Merge Sort</w:t>
+      </w:r>
+      <w:r>
+        <w:rPr>
+          <w:rFonts w:hint="eastAsia" w:ascii="Microsoft YaHei" w:hAnsi="Microsoft YaHei" w:eastAsia="Microsoft YaHei" w:cs="Microsoft YaHei"/>
+          <w:sz w:val="21"/>
+          <w:szCs w:val="21"/>
+        </w:rPr>
+        <w:t>(A)</w:t>
+      </w:r>
+      <w:r>
+        <w:rPr>
+          <w:rFonts w:hint="eastAsia" w:ascii="Microsoft YaHei" w:hAnsi="Microsoft YaHei" w:eastAsia="Microsoft YaHei" w:cs="Microsoft YaHei"/>
+          <w:sz w:val="21"/>
+          <w:szCs w:val="21"/>
+        </w:rPr>
+        <w:br w:type="textWrapping"/>
+      </w:r>
+      <w:r>
+        <w:rPr>
+          <w:rFonts w:hint="eastAsia" w:ascii="Microsoft YaHei" w:hAnsi="Microsoft YaHei" w:eastAsia="Microsoft YaHei" w:cs="Microsoft YaHei"/>
+          <w:sz w:val="21"/>
+          <w:szCs w:val="21"/>
+        </w:rPr>
+        <w:br w:type="textWrapping"/>
+      </w:r>
+      <w:r>
+        <w:rPr>
+          <w:rFonts w:hint="cs" w:ascii="Microsoft YaHei" w:hAnsi="Microsoft YaHei" w:eastAsia="Microsoft YaHei" w:cs="Times New Roman"/>
+          <w:sz w:val="21"/>
+          <w:szCs w:val="21"/>
+          <w:rtl/>
+          <w:lang w:val="en-US" w:bidi="ar-EG"/>
+        </w:rPr>
+        <w:tab/>
+      </w:r>
+      <w:r>
+        <w:rPr>
+          <w:rFonts w:hint="eastAsia" w:ascii="Microsoft YaHei" w:hAnsi="Microsoft YaHei" w:eastAsia="Microsoft YaHei" w:cs="Microsoft YaHei"/>
+          <w:sz w:val="21"/>
+          <w:szCs w:val="21"/>
+        </w:rPr>
+        <w:t>IF length(A) &gt; 1 THEN</w:t>
+      </w:r>
+      <w:r>
+        <w:rPr>
+          <w:rFonts w:hint="eastAsia" w:ascii="Microsoft YaHei" w:hAnsi="Microsoft YaHei" w:eastAsia="Microsoft YaHei" w:cs="Microsoft YaHei"/>
+          <w:sz w:val="21"/>
+          <w:szCs w:val="21"/>
+        </w:rPr>
+        <w:br w:type="textWrapping"/>
+      </w:r>
+      <w:r>
+        <w:rPr>
+          <w:rFonts w:hint="eastAsia" w:ascii="Microsoft YaHei" w:hAnsi="Microsoft YaHei" w:eastAsia="Microsoft YaHei" w:cs="Microsoft YaHei"/>
+          <w:sz w:val="21"/>
+          <w:szCs w:val="21"/>
+        </w:rPr>
+        <w:br w:type="textWrapping"/>
+      </w:r>
+      <w:r>
+        <w:rPr>
+          <w:rFonts w:hint="cs" w:ascii="Microsoft YaHei" w:hAnsi="Microsoft YaHei" w:eastAsia="Microsoft YaHei" w:cs="Times New Roman"/>
+          <w:sz w:val="21"/>
+          <w:szCs w:val="21"/>
+          <w:rtl/>
+          <w:lang w:val="en-US" w:bidi="ar-EG"/>
+        </w:rPr>
+        <w:tab/>
+      </w:r>
+      <w:r>
+        <w:rPr>
+          <w:rFonts w:hint="eastAsia" w:ascii="Microsoft YaHei" w:hAnsi="Microsoft YaHei" w:eastAsia="Microsoft YaHei" w:cs="Microsoft YaHei"/>
+          <w:sz w:val="21"/>
+          <w:szCs w:val="21"/>
+        </w:rPr>
+        <w:t>Divide A into left and right</w:t>
+      </w:r>
+      <w:r>
+        <w:rPr>
+          <w:rFonts w:hint="eastAsia" w:ascii="Microsoft YaHei" w:hAnsi="Microsoft YaHei" w:eastAsia="Microsoft YaHei" w:cs="Microsoft YaHei"/>
+          <w:sz w:val="21"/>
+          <w:szCs w:val="21"/>
+        </w:rPr>
+        <w:br w:type="textWrapping"/>
+      </w:r>
+      <w:r>
+        <w:rPr>
+          <w:rFonts w:hint="eastAsia" w:ascii="Microsoft YaHei" w:hAnsi="Microsoft YaHei" w:eastAsia="Microsoft YaHei" w:cs="Microsoft YaHei"/>
+          <w:sz w:val="21"/>
+          <w:szCs w:val="21"/>
+        </w:rPr>
+        <w:br w:type="textWrapping"/>
+      </w:r>
+      <w:r>
+        <w:rPr>
+          <w:rFonts w:hint="cs" w:ascii="Microsoft YaHei" w:hAnsi="Microsoft YaHei" w:eastAsia="Microsoft YaHei" w:cs="Times New Roman"/>
+          <w:sz w:val="21"/>
+          <w:szCs w:val="21"/>
+          <w:rtl/>
+          <w:lang w:val="en-US" w:bidi="ar-EG"/>
+        </w:rPr>
+        <w:tab/>
+      </w:r>
+      <w:r>
+        <w:rPr>
+          <w:rFonts w:hint="cs" w:ascii="Microsoft YaHei" w:hAnsi="Microsoft YaHei" w:eastAsia="Microsoft YaHei" w:cs="Times New Roman"/>
+          <w:sz w:val="21"/>
+          <w:szCs w:val="21"/>
+          <w:rtl/>
+          <w:lang w:bidi="ar-EG"/>
+        </w:rPr>
+        <w:t>Merge Sort</w:t>
+      </w:r>
+      <w:r>
+        <w:rPr>
+          <w:rFonts w:hint="eastAsia" w:ascii="Microsoft YaHei" w:hAnsi="Microsoft YaHei" w:eastAsia="Microsoft YaHei" w:cs="Microsoft YaHei"/>
+          <w:sz w:val="21"/>
+          <w:szCs w:val="21"/>
+        </w:rPr>
+        <w:t>(left)</w:t>
+      </w:r>
+      <w:r>
+        <w:rPr>
+          <w:rFonts w:hint="eastAsia" w:ascii="Microsoft YaHei" w:hAnsi="Microsoft YaHei" w:eastAsia="Microsoft YaHei" w:cs="Microsoft YaHei"/>
+          <w:sz w:val="21"/>
+          <w:szCs w:val="21"/>
+        </w:rPr>
+        <w:br w:type="textWrapping"/>
+      </w:r>
+      <w:r>
+        <w:rPr>
+          <w:rFonts w:hint="cs" w:ascii="Microsoft YaHei" w:hAnsi="Microsoft YaHei" w:eastAsia="Microsoft YaHei" w:cs="Times New Roman"/>
+          <w:sz w:val="21"/>
+          <w:szCs w:val="21"/>
+          <w:rtl/>
+          <w:lang w:val="en-US" w:bidi="ar-EG"/>
+        </w:rPr>
+        <w:tab/>
+      </w:r>
+      <w:r>
+        <w:rPr>
+          <w:rFonts w:hint="cs" w:ascii="Microsoft YaHei" w:hAnsi="Microsoft YaHei" w:eastAsia="Microsoft YaHei" w:cs="Times New Roman"/>
+          <w:sz w:val="21"/>
+          <w:szCs w:val="21"/>
+          <w:rtl/>
+          <w:lang w:bidi="ar-EG"/>
+        </w:rPr>
+        <w:t>Merge Sort</w:t>
+      </w:r>
+      <w:r>
+        <w:rPr>
+          <w:rFonts w:hint="eastAsia" w:ascii="Microsoft YaHei" w:hAnsi="Microsoft YaHei" w:eastAsia="Microsoft YaHei" w:cs="Microsoft YaHei"/>
+          <w:sz w:val="21"/>
+          <w:szCs w:val="21"/>
+        </w:rPr>
+        <w:t>(right)</w:t>
+      </w:r>
+      <w:r>
+        <w:rPr>
+          <w:rFonts w:hint="eastAsia" w:ascii="Microsoft YaHei" w:hAnsi="Microsoft YaHei" w:eastAsia="Microsoft YaHei" w:cs="Microsoft YaHei"/>
+          <w:sz w:val="21"/>
+          <w:szCs w:val="21"/>
+        </w:rPr>
+        <w:br w:type="textWrapping"/>
+      </w:r>
+      <w:r>
+        <w:rPr>
+          <w:rFonts w:hint="eastAsia" w:ascii="Microsoft YaHei" w:hAnsi="Microsoft YaHei" w:eastAsia="Microsoft YaHei" w:cs="Microsoft YaHei"/>
+          <w:sz w:val="21"/>
+          <w:szCs w:val="21"/>
+        </w:rPr>
+        <w:br w:type="textWrapping"/>
+      </w:r>
+      <w:r>
+        <w:rPr>
+          <w:rFonts w:hint="cs" w:ascii="Microsoft YaHei" w:hAnsi="Microsoft YaHei" w:eastAsia="Microsoft YaHei" w:cs="Times New Roman"/>
+          <w:sz w:val="21"/>
+          <w:szCs w:val="21"/>
+          <w:rtl/>
+          <w:lang w:val="en-US" w:bidi="ar-EG"/>
+        </w:rPr>
+        <w:tab/>
+      </w:r>
+      <w:r>
+        <w:rPr>
+          <w:rFonts w:hint="eastAsia" w:ascii="Microsoft YaHei" w:hAnsi="Microsoft YaHei" w:eastAsia="Microsoft YaHei" w:cs="Microsoft YaHei"/>
+          <w:sz w:val="21"/>
+          <w:szCs w:val="21"/>
+        </w:rPr>
+        <w:t>Merge left and right into A</w:t>
+      </w:r>
+    </w:p>
+    <w:p>
+      <w:pPr>
+        <w:rPr>
+          <w:b/>
+          <w:bCs/>
+          <w:sz w:val="24"/>
+          <w:szCs w:val="24"/>
+        </w:rPr>
+      </w:pPr>
+    </w:p>
+    <w:p>
+      <w:pPr>
+        <w:rPr>
+          <w:rFonts w:hint="eastAsia" w:ascii="Microsoft YaHei" w:hAnsi="Microsoft YaHei" w:eastAsia="Microsoft YaHei" w:cs="Microsoft YaHei"/>
+          <w:sz w:val="21"/>
+          <w:szCs w:val="21"/>
+        </w:rPr>
+      </w:pPr>
+      <w:r>
+        <w:rPr>
+          <w:rFonts w:hint="eastAsia" w:ascii="Microsoft YaHei" w:hAnsi="Microsoft YaHei" w:eastAsia="Microsoft YaHei" w:cs="Microsoft YaHei"/>
+          <w:sz w:val="21"/>
+          <w:szCs w:val="21"/>
+        </w:rPr>
+        <w:t>Algorithm CheckTriangle(A, i, N)</w:t>
+      </w:r>
+      <w:r>
+        <w:rPr>
+          <w:rFonts w:hint="eastAsia" w:ascii="Microsoft YaHei" w:hAnsi="Microsoft YaHei" w:eastAsia="Microsoft YaHei" w:cs="Microsoft YaHei"/>
+          <w:sz w:val="21"/>
+          <w:szCs w:val="21"/>
+        </w:rPr>
+        <w:br w:type="textWrapping"/>
+      </w:r>
+      <w:r>
+        <w:rPr>
+          <w:rFonts w:hint="eastAsia" w:ascii="Microsoft YaHei" w:hAnsi="Microsoft YaHei" w:eastAsia="Microsoft YaHei" w:cs="Microsoft YaHei"/>
+          <w:sz w:val="21"/>
+          <w:szCs w:val="21"/>
+        </w:rPr>
+        <w:br w:type="textWrapping"/>
+      </w:r>
+      <w:r>
+        <w:rPr>
+          <w:rFonts w:hint="cs" w:ascii="Microsoft YaHei" w:hAnsi="Microsoft YaHei" w:eastAsia="Microsoft YaHei" w:cs="Times New Roman"/>
+          <w:sz w:val="21"/>
+          <w:szCs w:val="21"/>
+          <w:rtl/>
+          <w:lang w:val="en-US" w:bidi="ar-EG"/>
+        </w:rPr>
+        <w:tab/>
+      </w:r>
+      <w:r>
+        <w:rPr>
+          <w:rFonts w:hint="eastAsia" w:ascii="Microsoft YaHei" w:hAnsi="Microsoft YaHei" w:eastAsia="Microsoft YaHei" w:cs="Microsoft YaHei"/>
+          <w:sz w:val="21"/>
+          <w:szCs w:val="21"/>
+        </w:rPr>
+        <w:t>IF i &gt; N - 3 THEN</w:t>
+      </w:r>
+      <w:r>
+        <w:rPr>
+          <w:rFonts w:hint="eastAsia" w:ascii="Microsoft YaHei" w:hAnsi="Microsoft YaHei" w:eastAsia="Microsoft YaHei" w:cs="Microsoft YaHei"/>
+          <w:sz w:val="21"/>
+          <w:szCs w:val="21"/>
+        </w:rPr>
+        <w:br w:type="textWrapping"/>
+      </w:r>
+      <w:r>
+        <w:rPr>
+          <w:rFonts w:hint="cs" w:ascii="Microsoft YaHei" w:hAnsi="Microsoft YaHei" w:eastAsia="Microsoft YaHei" w:cs="Times New Roman"/>
+          <w:sz w:val="21"/>
+          <w:szCs w:val="21"/>
+          <w:rtl/>
+          <w:lang w:val="en-US" w:bidi="ar-EG"/>
+        </w:rPr>
+        <w:tab/>
+        <w:t/>
+      </w:r>
+      <w:r>
+        <w:rPr>
+          <w:rFonts w:hint="cs" w:ascii="Microsoft YaHei" w:hAnsi="Microsoft YaHei" w:eastAsia="Microsoft YaHei" w:cs="Times New Roman"/>
+          <w:sz w:val="21"/>
+          <w:szCs w:val="21"/>
+          <w:rtl/>
+          <w:lang w:val="en-US" w:bidi="ar-EG"/>
+        </w:rPr>
+        <w:tab/>
+      </w:r>
+      <w:r>
+        <w:rPr>
+          <w:rFonts w:hint="eastAsia" w:ascii="Microsoft YaHei" w:hAnsi="Microsoft YaHei" w:eastAsia="Microsoft YaHei" w:cs="Microsoft YaHei"/>
+          <w:sz w:val="21"/>
+          <w:szCs w:val="21"/>
+        </w:rPr>
+        <w:t>RETURN 0</w:t>
+      </w:r>
+      <w:r>
+        <w:rPr>
+          <w:rFonts w:hint="eastAsia" w:ascii="Microsoft YaHei" w:hAnsi="Microsoft YaHei" w:eastAsia="Microsoft YaHei" w:cs="Microsoft YaHei"/>
+          <w:sz w:val="21"/>
+          <w:szCs w:val="21"/>
+        </w:rPr>
+        <w:br w:type="textWrapping"/>
+      </w:r>
+      <w:r>
+        <w:rPr>
+          <w:rFonts w:hint="eastAsia" w:ascii="Microsoft YaHei" w:hAnsi="Microsoft YaHei" w:eastAsia="Microsoft YaHei" w:cs="Microsoft YaHei"/>
+          <w:sz w:val="21"/>
+          <w:szCs w:val="21"/>
+        </w:rPr>
+        <w:br w:type="textWrapping"/>
+      </w:r>
+      <w:r>
+        <w:rPr>
+          <w:rFonts w:hint="cs" w:ascii="Microsoft YaHei" w:hAnsi="Microsoft YaHei" w:eastAsia="Microsoft YaHei" w:cs="Times New Roman"/>
+          <w:sz w:val="21"/>
+          <w:szCs w:val="21"/>
+          <w:rtl/>
+          <w:lang w:val="en-US" w:bidi="ar-EG"/>
+        </w:rPr>
+        <w:tab/>
+      </w:r>
+      <w:r>
+        <w:rPr>
+          <w:rFonts w:hint="eastAsia" w:ascii="Microsoft YaHei" w:hAnsi="Microsoft YaHei" w:eastAsia="Microsoft YaHei" w:cs="Microsoft YaHei"/>
+          <w:sz w:val="21"/>
+          <w:szCs w:val="21"/>
+        </w:rPr>
+        <w:t>IF (A[i] + A[i + 1] &gt; A[i + 2]) THEN</w:t>
+      </w:r>
+      <w:r>
+        <w:rPr>
+          <w:rFonts w:hint="eastAsia" w:ascii="Microsoft YaHei" w:hAnsi="Microsoft YaHei" w:eastAsia="Microsoft YaHei" w:cs="Microsoft YaHei"/>
+          <w:sz w:val="21"/>
+          <w:szCs w:val="21"/>
+        </w:rPr>
+        <w:br w:type="textWrapping"/>
+      </w:r>
+      <w:r>
+        <w:rPr>
+          <w:rFonts w:hint="cs" w:ascii="Microsoft YaHei" w:hAnsi="Microsoft YaHei" w:eastAsia="Microsoft YaHei" w:cs="Times New Roman"/>
+          <w:sz w:val="21"/>
+          <w:szCs w:val="21"/>
+          <w:rtl/>
+          <w:lang w:val="en-US" w:bidi="ar-EG"/>
+        </w:rPr>
+        <w:tab/>
+        <w:t/>
+      </w:r>
+      <w:r>
+        <w:rPr>
+          <w:rFonts w:hint="cs" w:ascii="Microsoft YaHei" w:hAnsi="Microsoft YaHei" w:eastAsia="Microsoft YaHei" w:cs="Times New Roman"/>
+          <w:sz w:val="21"/>
+          <w:szCs w:val="21"/>
+          <w:rtl/>
+          <w:lang w:val="en-US" w:bidi="ar-EG"/>
+        </w:rPr>
+        <w:tab/>
+      </w:r>
+      <w:r>
+        <w:rPr>
+          <w:rFonts w:hint="eastAsia" w:ascii="Microsoft YaHei" w:hAnsi="Microsoft YaHei" w:eastAsia="Microsoft YaHei" w:cs="Microsoft YaHei"/>
+          <w:sz w:val="21"/>
+          <w:szCs w:val="21"/>
+        </w:rPr>
+        <w:t>RETURN 1</w:t>
+      </w:r>
+      <w:r>
+        <w:rPr>
+          <w:rFonts w:hint="eastAsia" w:ascii="Microsoft YaHei" w:hAnsi="Microsoft YaHei" w:eastAsia="Microsoft YaHei" w:cs="Microsoft YaHei"/>
+          <w:sz w:val="21"/>
+          <w:szCs w:val="21"/>
+        </w:rPr>
+        <w:br w:type="textWrapping"/>
+      </w:r>
+      <w:r>
+        <w:rPr>
+          <w:rFonts w:hint="eastAsia" w:ascii="Microsoft YaHei" w:hAnsi="Microsoft YaHei" w:eastAsia="Microsoft YaHei" w:cs="Microsoft YaHei"/>
+          <w:sz w:val="21"/>
+          <w:szCs w:val="21"/>
+        </w:rPr>
+        <w:br w:type="textWrapping"/>
+      </w:r>
+      <w:r>
+        <w:rPr>
+          <w:rFonts w:hint="cs" w:ascii="Microsoft YaHei" w:hAnsi="Microsoft YaHei" w:eastAsia="Microsoft YaHei" w:cs="Times New Roman"/>
+          <w:sz w:val="21"/>
+          <w:szCs w:val="21"/>
+          <w:rtl/>
+          <w:lang w:val="en-US" w:bidi="ar-EG"/>
+        </w:rPr>
+        <w:tab/>
+      </w:r>
+      <w:r>
+        <w:rPr>
+          <w:rFonts w:hint="eastAsia" w:ascii="Microsoft YaHei" w:hAnsi="Microsoft YaHei" w:eastAsia="Microsoft YaHei" w:cs="Microsoft YaHei"/>
+          <w:sz w:val="21"/>
+          <w:szCs w:val="21"/>
+        </w:rPr>
+        <w:t>RETURN CheckTriangle(A, i + 1, N)</w:t>
+      </w:r>
+      <w:r>
+        <w:rPr>
+          <w:rFonts w:hint="eastAsia" w:ascii="Microsoft YaHei" w:hAnsi="Microsoft YaHei" w:eastAsia="Microsoft YaHei" w:cs="Microsoft YaHei"/>
+          <w:sz w:val="21"/>
+          <w:szCs w:val="21"/>
+        </w:rPr>
+        <w:br w:type="textWrapping"/>
+      </w:r>
+      <w:r>
+        <w:rPr>
+          <w:rFonts w:hint="eastAsia" w:ascii="Microsoft YaHei" w:hAnsi="Microsoft YaHei" w:eastAsia="Microsoft YaHei" w:cs="Microsoft YaHei"/>
+          <w:sz w:val="21"/>
+          <w:szCs w:val="21"/>
+        </w:rPr>
+        <w:br w:type="textWrapping"/>
+      </w:r>
+      <w:r>
+        <w:rPr>
+          <w:rFonts w:hint="eastAsia" w:ascii="Microsoft YaHei" w:hAnsi="Microsoft YaHei" w:eastAsia="Microsoft YaHei" w:cs="Microsoft YaHei"/>
+          <w:sz w:val="21"/>
+          <w:szCs w:val="21"/>
+        </w:rPr>
+        <w:t>Algorithm TriangleRecursive(A, N)</w:t>
+      </w:r>
+      <w:r>
+        <w:rPr>
+          <w:rFonts w:hint="eastAsia" w:ascii="Microsoft YaHei" w:hAnsi="Microsoft YaHei" w:eastAsia="Microsoft YaHei" w:cs="Microsoft YaHei"/>
+          <w:sz w:val="21"/>
+          <w:szCs w:val="21"/>
+        </w:rPr>
+        <w:br w:type="textWrapping"/>
+      </w:r>
+      <w:r>
+        <w:rPr>
+          <w:rFonts w:hint="eastAsia" w:ascii="Microsoft YaHei" w:hAnsi="Microsoft YaHei" w:eastAsia="Microsoft YaHei" w:cs="Microsoft YaHei"/>
+          <w:sz w:val="21"/>
+          <w:szCs w:val="21"/>
+        </w:rPr>
+        <w:br w:type="textWrapping"/>
+      </w:r>
+      <w:r>
+        <w:rPr>
+          <w:rFonts w:hint="cs" w:ascii="Microsoft YaHei" w:hAnsi="Microsoft YaHei" w:eastAsia="Microsoft YaHei" w:cs="Times New Roman"/>
+          <w:sz w:val="21"/>
+          <w:szCs w:val="21"/>
+          <w:rtl/>
+          <w:lang w:val="en-US" w:bidi="ar-EG"/>
+        </w:rPr>
+        <w:tab/>
+      </w:r>
+      <w:r>
+        <w:rPr>
+          <w:rFonts w:hint="eastAsia" w:ascii="Microsoft YaHei" w:hAnsi="Microsoft YaHei" w:eastAsia="Microsoft YaHei" w:cs="Microsoft YaHei"/>
+          <w:sz w:val="21"/>
+          <w:szCs w:val="21"/>
+        </w:rPr>
+        <w:t>MergeSort(A)</w:t>
+      </w:r>
+      <w:r>
+        <w:rPr>
+          <w:rFonts w:hint="eastAsia" w:ascii="Microsoft YaHei" w:hAnsi="Microsoft YaHei" w:eastAsia="Microsoft YaHei" w:cs="Microsoft YaHei"/>
+          <w:sz w:val="21"/>
+          <w:szCs w:val="21"/>
+        </w:rPr>
+        <w:br w:type="textWrapping"/>
+      </w:r>
+      <w:r>
+        <w:rPr>
+          <w:rFonts w:hint="eastAsia" w:ascii="Microsoft YaHei" w:hAnsi="Microsoft YaHei" w:eastAsia="Microsoft YaHei" w:cs="Microsoft YaHei"/>
+          <w:sz w:val="21"/>
+          <w:szCs w:val="21"/>
+        </w:rPr>
+        <w:br w:type="textWrapping"/>
+      </w:r>
+      <w:r>
+        <w:rPr>
+          <w:rFonts w:hint="cs" w:ascii="Microsoft YaHei" w:hAnsi="Microsoft YaHei" w:eastAsia="Microsoft YaHei" w:cs="Times New Roman"/>
+          <w:sz w:val="21"/>
+          <w:szCs w:val="21"/>
+          <w:rtl/>
+          <w:lang w:val="en-US" w:bidi="ar-EG"/>
+        </w:rPr>
+        <w:tab/>
+      </w:r>
+      <w:r>
+        <w:rPr>
+          <w:rFonts w:hint="eastAsia" w:ascii="Microsoft YaHei" w:hAnsi="Microsoft YaHei" w:eastAsia="Microsoft YaHei" w:cs="Microsoft YaHei"/>
+          <w:sz w:val="21"/>
+          <w:szCs w:val="21"/>
+        </w:rPr>
+        <w:t>RETURN CheckTriangle(A, 0, N)</w:t>
+      </w:r>
+    </w:p>
+    <w:p>
+      <w:pPr>
+        <w:rPr>
+          <w:rFonts w:hint="eastAsia" w:ascii="Microsoft YaHei" w:hAnsi="Microsoft YaHei" w:eastAsia="Microsoft YaHei" w:cs="Microsoft YaHei"/>
+          <w:sz w:val="21"/>
+          <w:szCs w:val="21"/>
+        </w:rPr>
+      </w:pPr>
     </w:p>
     <w:p>
       <w:pPr>
@@ -1874,148 +2187,6 @@
     </w:p>
     <w:p>
       <w:pPr>
-        <w:ind w:left="2880" w:firstLine="720"/>
-        <w:rPr>
-          <w:b/>
-          <w:bCs/>
-          <w:sz w:val="24"/>
-          <w:szCs w:val="24"/>
-        </w:rPr>
-      </w:pPr>
-      <w:r>
-        <w:rPr>
-          <w:b/>
-          <w:bCs/>
-          <w:sz w:val="24"/>
-          <w:szCs w:val="24"/>
-        </w:rPr>
-        <w:t>function check(A, i):</w:t>
-      </w:r>
-    </w:p>
-    <w:p>
-      <w:pPr>
-        <w:ind w:left="2880" w:firstLine="720"/>
-        <w:rPr>
-          <w:b/>
-          <w:bCs/>
-          <w:sz w:val="24"/>
-          <w:szCs w:val="24"/>
-        </w:rPr>
-      </w:pPr>
-      <w:r>
-        <w:rPr>
-          <w:b/>
-          <w:bCs/>
-          <w:sz w:val="24"/>
-          <w:szCs w:val="24"/>
-        </w:rPr>
-        <w:t xml:space="preserve">    if i &gt; N-3:</w:t>
-      </w:r>
-    </w:p>
-    <w:p>
-      <w:pPr>
-        <w:ind w:left="2880" w:firstLine="720"/>
-        <w:rPr>
-          <w:b/>
-          <w:bCs/>
-          <w:sz w:val="24"/>
-          <w:szCs w:val="24"/>
-        </w:rPr>
-      </w:pPr>
-      <w:r>
-        <w:rPr>
-          <w:b/>
-          <w:bCs/>
-          <w:sz w:val="24"/>
-          <w:szCs w:val="24"/>
-        </w:rPr>
-        <w:t xml:space="preserve">        return 0</w:t>
-      </w:r>
-    </w:p>
-    <w:p>
-      <w:pPr>
-        <w:ind w:left="2880" w:firstLine="720"/>
-        <w:rPr>
-          <w:b/>
-          <w:bCs/>
-          <w:sz w:val="24"/>
-          <w:szCs w:val="24"/>
-        </w:rPr>
-      </w:pPr>
-    </w:p>
-    <w:p>
-      <w:pPr>
-        <w:ind w:left="2880" w:firstLine="720"/>
-        <w:rPr>
-          <w:b/>
-          <w:bCs/>
-          <w:sz w:val="24"/>
-          <w:szCs w:val="24"/>
-        </w:rPr>
-      </w:pPr>
-      <w:r>
-        <w:rPr>
-          <w:b/>
-          <w:bCs/>
-          <w:sz w:val="24"/>
-          <w:szCs w:val="24"/>
-        </w:rPr>
-        <w:t xml:space="preserve">    if A[i] + A[i+1] &gt; A[i+2]:</w:t>
-      </w:r>
-    </w:p>
-    <w:p>
-      <w:pPr>
-        <w:ind w:left="2880" w:firstLine="720"/>
-        <w:rPr>
-          <w:b/>
-          <w:bCs/>
-          <w:sz w:val="24"/>
-          <w:szCs w:val="24"/>
-        </w:rPr>
-      </w:pPr>
-      <w:r>
-        <w:rPr>
-          <w:b/>
-          <w:bCs/>
-          <w:sz w:val="24"/>
-          <w:szCs w:val="24"/>
-        </w:rPr>
-        <w:t xml:space="preserve">        return 1</w:t>
-      </w:r>
-    </w:p>
-    <w:p>
-      <w:pPr>
-        <w:ind w:left="2880" w:firstLine="720"/>
-        <w:rPr>
-          <w:b/>
-          <w:bCs/>
-          <w:sz w:val="24"/>
-          <w:szCs w:val="24"/>
-        </w:rPr>
-      </w:pPr>
-    </w:p>
-    <w:p>
-      <w:pPr>
-        <w:ind w:left="2880" w:firstLine="720"/>
-        <w:rPr>
-          <w:b/>
-          <w:bCs/>
-          <w:sz w:val="24"/>
-          <w:szCs w:val="24"/>
-        </w:rPr>
-      </w:pPr>
-      <w:r>
-        <w:rPr>
-          <w:b/>
-          <w:bCs/>
-          <w:sz w:val="24"/>
-          <w:szCs w:val="24"/>
-        </w:rPr>
-        <w:t xml:space="preserve">    return check(A, i+1)</w:t>
-      </w:r>
-    </w:p>
-    <w:p>
-      <w:pPr>
         <w:rPr>
           <w:b/>
           <w:bCs/>
@@ -2023,13 +2194,65 @@
           <w:szCs w:val="36"/>
         </w:rPr>
       </w:pPr>
-      <w:r>
+    </w:p>
+    <w:p>
+      <w:pPr>
         <w:rPr>
           <w:b/>
           <w:bCs/>
           <w:sz w:val="36"/>
           <w:szCs w:val="36"/>
         </w:rPr>
+      </w:pPr>
+    </w:p>
+    <w:p>
+      <w:pPr>
+        <w:rPr>
+          <w:b/>
+          <w:bCs/>
+          <w:sz w:val="36"/>
+          <w:szCs w:val="36"/>
+        </w:rPr>
+      </w:pPr>
+    </w:p>
+    <w:p>
+      <w:pPr>
+        <w:rPr>
+          <w:b/>
+          <w:bCs/>
+          <w:sz w:val="36"/>
+          <w:szCs w:val="36"/>
+        </w:rPr>
+      </w:pPr>
+    </w:p>
+    <w:p>
+      <w:pPr>
+        <w:rPr>
+          <w:b/>
+          <w:bCs/>
+          <w:sz w:val="36"/>
+          <w:szCs w:val="36"/>
+        </w:rPr>
+      </w:pPr>
+    </w:p>
+    <w:p>
+      <w:pPr>
+        <w:rPr>
+          <w:b/>
+          <w:bCs/>
+          <w:sz w:val="36"/>
+          <w:szCs w:val="36"/>
+          <w:highlight w:val="green"/>
+        </w:rPr>
+      </w:pPr>
+      <w:r>
+        <w:rPr>
+          <w:b/>
+          <w:bCs/>
+          <w:sz w:val="36"/>
+          <w:szCs w:val="36"/>
+          <w:highlight w:val="green"/>
+        </w:rPr>
         <w:t xml:space="preserve">=&gt; Recursive Implementation: </w:t>
       </w:r>
     </w:p>
@@ -2038,26 +2261,16 @@
         <w:rPr>
           <w:b/>
           <w:bCs/>
-          <w:sz w:val="24"/>
-          <w:szCs w:val="24"/>
-        </w:rPr>
-      </w:pPr>
-    </w:p>
-    <w:p>
-      <w:pPr>
-        <w:rPr>
-          <w:b/>
-          <w:bCs/>
-          <w:sz w:val="24"/>
-          <w:szCs w:val="24"/>
+          <w:sz w:val="36"/>
+          <w:szCs w:val="36"/>
         </w:rPr>
       </w:pPr>
       <w:r>
         <w:drawing>
           <wp:inline distT="0" distB="0" distL="114300" distR="114300">
-            <wp:extent cx="5269230" cy="5530850"/>
-            <wp:effectExtent l="0" t="0" r="3810" b="1270"/>
-            <wp:docPr id="4" name="Picture 3"/>
+            <wp:extent cx="3714115" cy="8412480"/>
+            <wp:effectExtent l="0" t="0" r="4445" b="0"/>
+            <wp:docPr id="4" name="Picture 5"/>
             <wp:cNvGraphicFramePr>
               <a:graphicFrameLocks xmlns:a="http://schemas.openxmlformats.org/drawingml/2006/main" noChangeAspect="1"/>
             </wp:cNvGraphicFramePr>
@@ -2065,13 +2278,13 @@
               <a:graphicData uri="http://schemas.openxmlformats.org/drawingml/2006/picture">
                 <pic:pic xmlns:pic="http://schemas.openxmlformats.org/drawingml/2006/picture">
                   <pic:nvPicPr>
-                    <pic:cNvPr id="4" name="Picture 3"/>
+                    <pic:cNvPr id="4" name="Picture 5"/>
                     <pic:cNvPicPr>
                       <a:picLocks noChangeAspect="1"/>
                     </pic:cNvPicPr>
                   </pic:nvPicPr>
                   <pic:blipFill>
-                    <a:blip r:embed="rId5"/>
+                    <a:blip r:embed="rId6"/>
                     <a:stretch>
                       <a:fillRect/>
                     </a:stretch>
@@ -2079,7 +2292,7 @@
                   <pic:spPr>
                     <a:xfrm>
                       <a:off x="0" y="0"/>
-                      <a:ext cx="5269230" cy="5530850"/>
+                      <a:ext cx="3714115" cy="8412480"/>
                     </a:xfrm>
                     <a:prstGeom prst="rect">
                       <a:avLst/>
@@ -2103,6 +2316,7 @@
           <w:bCs/>
           <w:sz w:val="36"/>
           <w:szCs w:val="36"/>
+          <w:highlight w:val="green"/>
         </w:rPr>
       </w:pPr>
       <w:r>
@@ -2111,6 +2325,7 @@
           <w:bCs/>
           <w:sz w:val="36"/>
           <w:szCs w:val="36"/>
+          <w:highlight w:val="green"/>
         </w:rPr>
         <w:t>=&gt; Recursive Analysis &amp; complexity (steps):</w:t>
       </w:r>
@@ -2127,346 +2342,29 @@
     </w:p>
     <w:p>
       <w:pPr>
-        <w:ind w:left="2880" w:firstLine="720"/>
-        <w:rPr>
-          <w:b/>
-          <w:bCs/>
-          <w:sz w:val="24"/>
-          <w:szCs w:val="24"/>
-        </w:rPr>
-      </w:pPr>
-    </w:p>
-    <w:p>
-      <w:pPr>
-        <w:ind w:left="2880" w:firstLine="720"/>
-        <w:rPr>
-          <w:b/>
-          <w:bCs/>
-          <w:sz w:val="24"/>
-          <w:szCs w:val="24"/>
-        </w:rPr>
-      </w:pPr>
-    </w:p>
-    <w:p>
-      <w:pPr>
-        <w:ind w:left="2880" w:firstLine="720"/>
-        <w:rPr>
-          <w:b/>
-          <w:bCs/>
-          <w:sz w:val="24"/>
-          <w:szCs w:val="24"/>
-        </w:rPr>
-      </w:pPr>
-    </w:p>
-    <w:p>
-      <w:pPr>
-        <w:ind w:left="2880" w:firstLine="720"/>
-        <w:rPr>
-          <w:b/>
-          <w:bCs/>
-          <w:sz w:val="24"/>
-          <w:szCs w:val="24"/>
-        </w:rPr>
-      </w:pPr>
-    </w:p>
-    <w:p>
-      <w:pPr>
-        <w:ind w:left="2880" w:firstLine="720"/>
-        <w:rPr>
-          <w:b/>
-          <w:bCs/>
-          <w:sz w:val="24"/>
-          <w:szCs w:val="24"/>
-        </w:rPr>
-      </w:pPr>
-    </w:p>
-    <w:p>
-      <w:pPr>
-        <w:ind w:left="2880" w:firstLine="720"/>
-        <w:rPr>
-          <w:b/>
-          <w:bCs/>
-          <w:sz w:val="24"/>
-          <w:szCs w:val="24"/>
-        </w:rPr>
-      </w:pPr>
-    </w:p>
-    <w:p>
-      <w:pPr>
-        <w:ind w:left="2880" w:firstLine="720"/>
-        <w:rPr>
-          <w:b/>
-          <w:bCs/>
-          <w:sz w:val="24"/>
-          <w:szCs w:val="24"/>
-        </w:rPr>
-      </w:pPr>
-    </w:p>
-    <w:p>
-      <w:pPr>
-        <w:ind w:left="2880" w:firstLine="720"/>
-        <w:rPr>
-          <w:b/>
-          <w:bCs/>
-          <w:sz w:val="24"/>
-          <w:szCs w:val="24"/>
-        </w:rPr>
-      </w:pPr>
-    </w:p>
-    <w:p>
-      <w:pPr>
-        <w:ind w:left="2880" w:firstLine="720"/>
-        <w:rPr>
-          <w:b/>
-          <w:bCs/>
-          <w:sz w:val="24"/>
-          <w:szCs w:val="24"/>
-        </w:rPr>
-      </w:pPr>
-    </w:p>
-    <w:p>
-      <w:pPr>
-        <w:ind w:left="2880" w:firstLine="720"/>
-        <w:rPr>
-          <w:b/>
-          <w:bCs/>
-          <w:sz w:val="24"/>
-          <w:szCs w:val="24"/>
-        </w:rPr>
-      </w:pPr>
-    </w:p>
-    <w:p>
-      <w:pPr>
-        <w:ind w:left="2880" w:firstLine="720"/>
-        <w:rPr>
-          <w:b/>
-          <w:bCs/>
-          <w:sz w:val="24"/>
-          <w:szCs w:val="24"/>
-        </w:rPr>
-      </w:pPr>
-    </w:p>
-    <w:p>
-      <w:pPr>
-        <w:ind w:left="2880" w:firstLine="720"/>
-        <w:rPr>
-          <w:b/>
-          <w:bCs/>
-          <w:sz w:val="24"/>
-          <w:szCs w:val="24"/>
-        </w:rPr>
-      </w:pPr>
-    </w:p>
-    <w:p>
-      <w:pPr>
-        <w:ind w:left="2880" w:firstLine="720"/>
-        <w:rPr>
-          <w:b/>
-          <w:bCs/>
-          <w:sz w:val="24"/>
-          <w:szCs w:val="24"/>
-        </w:rPr>
-      </w:pPr>
-    </w:p>
-    <w:p>
-      <w:pPr>
-        <w:ind w:left="2880" w:firstLine="720"/>
-        <w:rPr>
-          <w:b/>
-          <w:bCs/>
-          <w:sz w:val="24"/>
-          <w:szCs w:val="24"/>
-        </w:rPr>
-      </w:pPr>
-    </w:p>
-    <w:p>
-      <w:pPr>
-        <w:ind w:left="2880" w:firstLine="720"/>
-        <w:rPr>
-          <w:b/>
-          <w:bCs/>
-          <w:sz w:val="24"/>
-          <w:szCs w:val="24"/>
-        </w:rPr>
-      </w:pPr>
-    </w:p>
-    <w:p>
-      <w:pPr>
-        <w:ind w:left="2880" w:firstLine="720"/>
-        <w:rPr>
-          <w:b/>
-          <w:bCs/>
-          <w:sz w:val="24"/>
-          <w:szCs w:val="24"/>
-        </w:rPr>
-      </w:pPr>
-    </w:p>
-    <w:p>
-      <w:pPr>
-        <w:ind w:left="2880" w:firstLine="720"/>
-        <w:rPr>
-          <w:b/>
-          <w:bCs/>
-          <w:sz w:val="24"/>
-          <w:szCs w:val="24"/>
-        </w:rPr>
-      </w:pPr>
-    </w:p>
-    <w:p>
-      <w:pPr>
-        <w:ind w:left="2880" w:firstLine="720"/>
-        <w:rPr>
-          <w:b/>
-          <w:bCs/>
-          <w:sz w:val="24"/>
-          <w:szCs w:val="24"/>
-        </w:rPr>
-      </w:pPr>
-    </w:p>
-    <w:p>
-      <w:pPr>
-        <w:ind w:left="2880" w:firstLine="720"/>
-        <w:rPr>
-          <w:b/>
-          <w:bCs/>
-          <w:sz w:val="24"/>
-          <w:szCs w:val="24"/>
-        </w:rPr>
-      </w:pPr>
-    </w:p>
-    <w:p>
-      <w:pPr>
-        <w:ind w:left="2880" w:firstLine="720"/>
-        <w:rPr>
-          <w:b/>
-          <w:bCs/>
-          <w:sz w:val="24"/>
-          <w:szCs w:val="24"/>
-        </w:rPr>
-      </w:pPr>
-    </w:p>
-    <w:p>
-      <w:pPr>
-        <w:ind w:left="2880" w:firstLine="720"/>
-        <w:rPr>
-          <w:b/>
-          <w:bCs/>
-          <w:sz w:val="24"/>
-          <w:szCs w:val="24"/>
-        </w:rPr>
-      </w:pPr>
-    </w:p>
-    <w:p>
-      <w:pPr>
-        <w:ind w:left="2880" w:firstLine="720"/>
-        <w:rPr>
-          <w:b/>
-          <w:bCs/>
-          <w:sz w:val="24"/>
-          <w:szCs w:val="24"/>
-        </w:rPr>
-      </w:pPr>
-    </w:p>
-    <w:p>
-      <w:pPr>
-        <w:ind w:left="2880" w:firstLine="720"/>
-        <w:rPr>
-          <w:b/>
-          <w:bCs/>
-          <w:sz w:val="24"/>
-          <w:szCs w:val="24"/>
-        </w:rPr>
-      </w:pPr>
-    </w:p>
-    <w:p>
-      <w:pPr>
-        <w:ind w:left="2880" w:firstLine="720"/>
-        <w:rPr>
-          <w:b/>
-          <w:bCs/>
-          <w:sz w:val="24"/>
-          <w:szCs w:val="24"/>
-        </w:rPr>
-      </w:pPr>
-    </w:p>
-    <w:p>
-      <w:pPr>
-        <w:ind w:left="2880" w:firstLine="720"/>
-        <w:rPr>
-          <w:b/>
-          <w:bCs/>
-          <w:sz w:val="24"/>
-          <w:szCs w:val="24"/>
-        </w:rPr>
-      </w:pPr>
-    </w:p>
-    <w:p>
-      <w:pPr>
-        <w:pBdr>
-          <w:bottom w:val="double" w:color="auto" w:sz="4" w:space="0"/>
-        </w:pBdr>
-        <w:rPr>
-          <w:b/>
-          <w:bCs/>
-          <w:sz w:val="36"/>
-          <w:szCs w:val="36"/>
-        </w:rPr>
-      </w:pPr>
-    </w:p>
-    <w:p>
-      <w:pPr>
-        <w:rPr>
-          <w:b/>
-          <w:bCs/>
-          <w:sz w:val="36"/>
-          <w:szCs w:val="36"/>
-        </w:rPr>
-      </w:pPr>
-    </w:p>
-    <w:p>
-      <w:pPr>
-        <w:rPr>
-          <w:b/>
-          <w:bCs/>
-          <w:sz w:val="36"/>
-          <w:szCs w:val="36"/>
-        </w:rPr>
-      </w:pPr>
-      <w:r>
-        <w:rPr>
-          <w:b/>
-          <w:bCs/>
-          <w:sz w:val="36"/>
-          <w:szCs w:val="36"/>
-        </w:rPr>
-        <w:t xml:space="preserve">=&gt; Comparison&amp;Coplexity_Table : </w:t>
-      </w:r>
-    </w:p>
-    <w:p>
-      <w:pPr>
-        <w:rPr>
-          <w:b/>
-          <w:bCs/>
-          <w:sz w:val="36"/>
-          <w:szCs w:val="36"/>
-        </w:rPr>
-      </w:pPr>
-    </w:p>
-    <w:p>
-      <w:pPr>
-        <w:rPr>
-          <w:b/>
-          <w:bCs/>
-          <w:sz w:val="36"/>
-          <w:szCs w:val="36"/>
-        </w:rPr>
-      </w:pPr>
-      <w:r>
+        <w:rPr>
+          <w:rFonts w:hint="cs" w:cstheme="minorBidi"/>
+          <w:b/>
+          <w:bCs/>
+          <w:sz w:val="24"/>
+          <w:szCs w:val="24"/>
+          <w:lang w:bidi="ar-EG"/>
+        </w:rPr>
+      </w:pPr>
+      <w:r>
+        <w:rPr>
+          <w:rFonts w:hint="cs" w:cstheme="minorBidi"/>
+          <w:b/>
+          <w:bCs/>
+          <w:sz w:val="24"/>
+          <w:szCs w:val="24"/>
+          <w:lang w:bidi="ar-EG"/>
+        </w:rPr>
         <w:drawing>
           <wp:inline distT="0" distB="0" distL="114300" distR="114300">
-            <wp:extent cx="6130925" cy="2260600"/>
-            <wp:effectExtent l="0" t="0" r="10795" b="10160"/>
-            <wp:docPr id="1" name="Picture 1"/>
+            <wp:extent cx="5268595" cy="6449695"/>
+            <wp:effectExtent l="0" t="0" r="4445" b="12065"/>
+            <wp:docPr id="7" name="Picture 7" descr="WhatsApp Image 2026-05-13 at 11.06.37 PM"/>
             <wp:cNvGraphicFramePr>
               <a:graphicFrameLocks xmlns:a="http://schemas.openxmlformats.org/drawingml/2006/main" noChangeAspect="1"/>
             </wp:cNvGraphicFramePr>
@@ -2474,156 +2372,7 @@
               <a:graphicData uri="http://schemas.openxmlformats.org/drawingml/2006/picture">
                 <pic:pic xmlns:pic="http://schemas.openxmlformats.org/drawingml/2006/picture">
                   <pic:nvPicPr>
-                    <pic:cNvPr id="1" name="Picture 1"/>
-                    <pic:cNvPicPr>
-                      <a:picLocks noChangeAspect="1"/>
-                    </pic:cNvPicPr>
-                  </pic:nvPicPr>
-                  <pic:blipFill>
-                    <a:blip r:embed="rId6"/>
-                    <a:stretch>
-                      <a:fillRect/>
-                    </a:stretch>
-                  </pic:blipFill>
-                  <pic:spPr>
-                    <a:xfrm>
-                      <a:off x="0" y="0"/>
-                      <a:ext cx="6130925" cy="2260600"/>
-                    </a:xfrm>
-                    <a:prstGeom prst="rect">
-                      <a:avLst/>
-                    </a:prstGeom>
-                    <a:noFill/>
-                    <a:ln>
-                      <a:noFill/>
-                    </a:ln>
-                  </pic:spPr>
-                </pic:pic>
-              </a:graphicData>
-            </a:graphic>
-          </wp:inline>
-        </w:drawing>
-      </w:r>
-    </w:p>
-    <w:p>
-      <w:pPr>
-        <w:rPr>
-          <w:b/>
-          <w:bCs/>
-          <w:sz w:val="36"/>
-          <w:szCs w:val="36"/>
-        </w:rPr>
-      </w:pPr>
-    </w:p>
-    <w:p>
-      <w:pPr>
-        <w:rPr>
-          <w:b/>
-          <w:bCs/>
-          <w:sz w:val="36"/>
-          <w:szCs w:val="36"/>
-        </w:rPr>
-      </w:pPr>
-      <w:r>
-        <w:rPr>
-          <w:b/>
-          <w:bCs/>
-          <w:sz w:val="36"/>
-          <w:szCs w:val="36"/>
-        </w:rPr>
-        <w:t xml:space="preserve">=&gt; Examples : </w:t>
-      </w:r>
-    </w:p>
-    <w:p>
-      <w:pPr>
-        <w:rPr>
-          <w:b/>
-          <w:bCs/>
-          <w:sz w:val="36"/>
-          <w:szCs w:val="36"/>
-        </w:rPr>
-      </w:pPr>
-    </w:p>
-    <w:p>
-      <w:pPr>
-        <w:rPr>
-          <w:b/>
-          <w:bCs/>
-          <w:sz w:val="36"/>
-          <w:szCs w:val="36"/>
-        </w:rPr>
-      </w:pPr>
-      <w:r>
-        <w:rPr>
-          <w:b/>
-          <w:bCs/>
-          <w:sz w:val="36"/>
-          <w:szCs w:val="36"/>
-        </w:rPr>
-        <w:t xml:space="preserve">Example 1: </w:t>
-      </w:r>
-    </w:p>
-    <w:p>
-      <w:pPr>
-        <w:rPr>
-          <w:b/>
-          <w:bCs/>
-          <w:sz w:val="36"/>
-          <w:szCs w:val="36"/>
-        </w:rPr>
-      </w:pPr>
-      <w:r>
-        <w:rPr>
-          <w:b/>
-          <w:bCs/>
-          <w:sz w:val="36"/>
-          <w:szCs w:val="36"/>
-        </w:rPr>
-        <w:t xml:space="preserve">Input: nums = [10 , 2 , 5 ,1 , 8 , 20] </w:t>
-      </w:r>
-    </w:p>
-    <w:p>
-      <w:pPr>
-        <w:rPr>
-          <w:b/>
-          <w:bCs/>
-          <w:sz w:val="36"/>
-          <w:szCs w:val="36"/>
-        </w:rPr>
-      </w:pPr>
-      <w:r>
-        <w:rPr>
-          <w:b/>
-          <w:bCs/>
-          <w:sz w:val="36"/>
-          <w:szCs w:val="36"/>
-        </w:rPr>
-        <w:t>Output: 1</w:t>
-      </w:r>
-    </w:p>
-    <w:p>
-      <w:pPr>
-        <w:rPr>
-          <w:b/>
-          <w:bCs/>
-          <w:sz w:val="36"/>
-          <w:szCs w:val="36"/>
-        </w:rPr>
-      </w:pPr>
-      <w:r>
-        <w:drawing>
-          <wp:inline distT="0" distB="0" distL="114300" distR="114300">
-            <wp:extent cx="5272405" cy="6142990"/>
-            <wp:effectExtent l="0" t="0" r="635" b="13970"/>
-            <wp:docPr id="5" name="Picture 4"/>
-            <wp:cNvGraphicFramePr>
-              <a:graphicFrameLocks xmlns:a="http://schemas.openxmlformats.org/drawingml/2006/main" noChangeAspect="1"/>
-            </wp:cNvGraphicFramePr>
-            <a:graphic xmlns:a="http://schemas.openxmlformats.org/drawingml/2006/main">
-              <a:graphicData uri="http://schemas.openxmlformats.org/drawingml/2006/picture">
-                <pic:pic xmlns:pic="http://schemas.openxmlformats.org/drawingml/2006/picture">
-                  <pic:nvPicPr>
-                    <pic:cNvPr id="5" name="Picture 4"/>
+                    <pic:cNvPr id="7" name="Picture 7" descr="WhatsApp Image 2026-05-13 at 11.06.37 PM"/>
                     <pic:cNvPicPr>
                       <a:picLocks noChangeAspect="1"/>
                     </pic:cNvPicPr>
@@ -2637,15 +2386,11 @@
                   <pic:spPr>
                     <a:xfrm>
                       <a:off x="0" y="0"/>
-                      <a:ext cx="5272405" cy="6142990"/>
+                      <a:ext cx="5268595" cy="6449695"/>
                     </a:xfrm>
                     <a:prstGeom prst="rect">
                       <a:avLst/>
                     </a:prstGeom>
-                    <a:noFill/>
-                    <a:ln>
-                      <a:noFill/>
-                    </a:ln>
                   </pic:spPr>
                 </pic:pic>
               </a:graphicData>
@@ -2656,6 +2401,96 @@
     </w:p>
     <w:p>
       <w:pPr>
+        <w:ind w:left="2880" w:firstLine="720"/>
+        <w:rPr>
+          <w:b/>
+          <w:bCs/>
+          <w:sz w:val="24"/>
+          <w:szCs w:val="24"/>
+        </w:rPr>
+      </w:pPr>
+    </w:p>
+    <w:p>
+      <w:pPr>
+        <w:rPr>
+          <w:b/>
+          <w:bCs/>
+          <w:sz w:val="24"/>
+          <w:szCs w:val="24"/>
+        </w:rPr>
+      </w:pPr>
+    </w:p>
+    <w:p>
+      <w:pPr>
+        <w:ind w:left="2880" w:firstLine="720"/>
+        <w:rPr>
+          <w:b/>
+          <w:bCs/>
+          <w:sz w:val="24"/>
+          <w:szCs w:val="24"/>
+        </w:rPr>
+      </w:pPr>
+    </w:p>
+    <w:p>
+      <w:pPr>
+        <w:ind w:left="2880" w:firstLine="720"/>
+        <w:rPr>
+          <w:b/>
+          <w:bCs/>
+          <w:sz w:val="24"/>
+          <w:szCs w:val="24"/>
+        </w:rPr>
+      </w:pPr>
+    </w:p>
+    <w:p>
+      <w:pPr>
+        <w:ind w:left="2880" w:firstLine="720"/>
+        <w:rPr>
+          <w:b/>
+          <w:bCs/>
+          <w:sz w:val="24"/>
+          <w:szCs w:val="24"/>
+        </w:rPr>
+      </w:pPr>
+    </w:p>
+    <w:p>
+      <w:pPr>
+        <w:ind w:left="2880" w:firstLine="720"/>
+        <w:rPr>
+          <w:b/>
+          <w:bCs/>
+          <w:sz w:val="24"/>
+          <w:szCs w:val="24"/>
+        </w:rPr>
+      </w:pPr>
+    </w:p>
+    <w:p>
+      <w:pPr>
+        <w:ind w:left="2880" w:firstLine="720"/>
+        <w:rPr>
+          <w:b/>
+          <w:bCs/>
+          <w:sz w:val="24"/>
+          <w:szCs w:val="24"/>
+        </w:rPr>
+      </w:pPr>
+    </w:p>
+    <w:p>
+      <w:pPr>
+        <w:ind w:left="2880" w:firstLine="720"/>
+        <w:rPr>
+          <w:b/>
+          <w:bCs/>
+          <w:sz w:val="24"/>
+          <w:szCs w:val="24"/>
+        </w:rPr>
+      </w:pPr>
+    </w:p>
+    <w:p>
+      <w:pPr>
+        <w:pBdr>
+          <w:bottom w:val="double" w:color="auto" w:sz="4" w:space="0"/>
+        </w:pBdr>
         <w:rPr>
           <w:b/>
           <w:bCs/>
@@ -2666,6 +2501,9 @@
     </w:p>
     <w:p>
       <w:pPr>
+        <w:pBdr>
+          <w:bottom w:val="double" w:color="auto" w:sz="4" w:space="0"/>
+        </w:pBdr>
         <w:rPr>
           <w:b/>
           <w:bCs/>
@@ -2673,6 +2511,8 @@
           <w:szCs w:val="36"/>
         </w:rPr>
       </w:pPr>
+      <w:bookmarkStart w:id="1" w:name="_GoBack"/>
+      <w:bookmarkEnd w:id="1"/>
     </w:p>
     <w:p>
       <w:pPr>
@@ -2691,27 +2531,29 @@
           <w:bCs/>
           <w:sz w:val="36"/>
           <w:szCs w:val="36"/>
-        </w:rPr>
-      </w:pPr>
-    </w:p>
-    <w:p>
-      <w:pPr>
+          <w:highlight w:val="cyan"/>
+        </w:rPr>
+      </w:pPr>
+      <w:r>
         <w:rPr>
           <w:b/>
           <w:bCs/>
           <w:sz w:val="36"/>
           <w:szCs w:val="36"/>
-        </w:rPr>
-      </w:pPr>
-      <w:r>
+          <w:highlight w:val="cyan"/>
+        </w:rPr>
+        <w:t xml:space="preserve">=&gt; Comparison&amp;Coplexity_Table : </w:t>
+      </w:r>
+    </w:p>
+    <w:p>
+      <w:pPr>
         <w:rPr>
           <w:b/>
           <w:bCs/>
           <w:sz w:val="36"/>
           <w:szCs w:val="36"/>
         </w:rPr>
-        <w:t xml:space="preserve">Example 2: </w:t>
-      </w:r>
+      </w:pPr>
     </w:p>
     <w:p>
       <w:pPr>
@@ -2723,49 +2565,11 @@
         </w:rPr>
       </w:pPr>
       <w:r>
-        <w:rPr>
-          <w:b/>
-          <w:bCs/>
-          <w:sz w:val="36"/>
-          <w:szCs w:val="36"/>
-        </w:rPr>
-        <w:t xml:space="preserve">Input: nums = [10 , 50 , 1] </w:t>
-      </w:r>
-    </w:p>
-    <w:p>
-      <w:pPr>
-        <w:rPr>
-          <w:b/>
-          <w:bCs/>
-          <w:sz w:val="36"/>
-          <w:szCs w:val="36"/>
-        </w:rPr>
-      </w:pPr>
-      <w:r>
-        <w:rPr>
-          <w:b/>
-          <w:bCs/>
-          <w:sz w:val="36"/>
-          <w:szCs w:val="36"/>
-        </w:rPr>
-        <w:t>Output: 0</w:t>
-      </w:r>
-    </w:p>
-    <w:p>
-      <w:pPr>
-        <w:rPr>
-          <w:b/>
-          <w:bCs/>
-          <w:sz w:val="36"/>
-          <w:szCs w:val="36"/>
-        </w:rPr>
-      </w:pPr>
-      <w:r>
         <w:drawing>
           <wp:inline distT="0" distB="0" distL="114300" distR="114300">
-            <wp:extent cx="5271770" cy="5650230"/>
-            <wp:effectExtent l="0" t="0" r="1270" b="3810"/>
-            <wp:docPr id="6" name="Picture 5"/>
+            <wp:extent cx="6203950" cy="2501900"/>
+            <wp:effectExtent l="0" t="0" r="13970" b="12700"/>
+            <wp:docPr id="5" name="Picture 6"/>
             <wp:cNvGraphicFramePr>
               <a:graphicFrameLocks xmlns:a="http://schemas.openxmlformats.org/drawingml/2006/main" noChangeAspect="1"/>
             </wp:cNvGraphicFramePr>
@@ -2773,7 +2577,7 @@
               <a:graphicData uri="http://schemas.openxmlformats.org/drawingml/2006/picture">
                 <pic:pic xmlns:pic="http://schemas.openxmlformats.org/drawingml/2006/picture">
                   <pic:nvPicPr>
-                    <pic:cNvPr id="6" name="Picture 5"/>
+                    <pic:cNvPr id="5" name="Picture 6"/>
                     <pic:cNvPicPr>
                       <a:picLocks noChangeAspect="1"/>
                     </pic:cNvPicPr>
@@ -2787,7 +2591,7 @@
                   <pic:spPr>
                     <a:xfrm>
                       <a:off x="0" y="0"/>
-                      <a:ext cx="5271770" cy="5650230"/>
+                      <a:ext cx="6203950" cy="2501900"/>
                     </a:xfrm>
                     <a:prstGeom prst="rect">
                       <a:avLst/>
@@ -3140,6 +2944,7 @@
   <w:style w:type="character" w:customStyle="1" w:styleId="7">
     <w:name w:val="citation-165"/>
     <w:basedOn w:val="2"/>
+    <w:qFormat/>
     <w:uiPriority w:val="0"/>
   </w:style>
   <w:style w:type="character" w:customStyle="1" w:styleId="8">
